--- a/docs/content/regression/regression_lecture.docx
+++ b/docs/content/regression/regression_lecture.docx
@@ -31,7 +31,7 @@
         <w:pStyle w:val="Date"/>
       </w:pPr>
       <w:r>
-        <w:t xml:space="preserve">2026-09-04</w:t>
+        <w:t xml:space="preserve">2026-09-08</w:t>
       </w:r>
     </w:p>
     <w:bookmarkStart w:id="12" w:name="where-we-left-off-lectures-07-0910"/>

--- a/docs/content/regression/regression_lecture.docx
+++ b/docs/content/regression/regression_lecture.docx
@@ -31,7 +31,7 @@
         <w:pStyle w:val="Date"/>
       </w:pPr>
       <w:r>
-        <w:t xml:space="preserve">2026-09-08</w:t>
+        <w:t xml:space="preserve">2026-09-10</w:t>
       </w:r>
     </w:p>
     <w:bookmarkStart w:id="12" w:name="where-we-left-off-lectures-07-0910"/>

--- a/docs/content/regression/regression_lecture.docx
+++ b/docs/content/regression/regression_lecture.docx
@@ -31,7 +31,7 @@
         <w:pStyle w:val="Date"/>
       </w:pPr>
       <w:r>
-        <w:t xml:space="preserve">2026-09-10</w:t>
+        <w:t xml:space="preserve">2026-09-14</w:t>
       </w:r>
     </w:p>
     <w:bookmarkStart w:id="12" w:name="where-we-left-off-lectures-07-0910"/>

--- a/docs/content/regression/regression_lecture.docx
+++ b/docs/content/regression/regression_lecture.docx
@@ -15401,7 +15401,6 @@
         <w:bottom w:color="FF0000" w:space="1" w:sz="8" w:val="single"/>
         <w:right w:color="FF0000" w:space="4" w:sz="8" w:val="single"/>
       </w:pBdr>
-      <w:shd w:color="auto" w:fill="auto" w:val="pct15"/>
       <w:spacing w:after="120" w:before="120"/>
       <w:ind w:left="432" w:right="432"/>
     </w:pPr>
@@ -15422,7 +15421,6 @@
         <w:bottom w:color="auto" w:space="1" w:sz="8" w:val="single"/>
         <w:right w:color="auto" w:space="4" w:sz="8" w:val="single"/>
       </w:pBdr>
-      <w:shd w:color="auto" w:fill="auto" w:val="pct15"/>
       <w:spacing w:after="240" w:before="240"/>
       <w:ind w:left="432" w:right="432"/>
     </w:pPr>
@@ -15437,7 +15435,6 @@
     <w:qFormat/>
     <w:rsid w:val="00771E03"/>
     <w:pPr>
-      <w:shd w:color="auto" w:fill="auto" w:val="pct15"/>
       <w:spacing w:after="240" w:before="240"/>
       <w:ind w:left="432" w:right="432"/>
     </w:pPr>

--- a/docs/content/regression/regression_lecture.docx
+++ b/docs/content/regression/regression_lecture.docx
@@ -31,7 +31,7 @@
         <w:pStyle w:val="Date"/>
       </w:pPr>
       <w:r>
-        <w:t xml:space="preserve">2026-09-14</w:t>
+        <w:t xml:space="preserve">2026-09-21</w:t>
       </w:r>
     </w:p>
     <w:bookmarkStart w:id="12" w:name="where-we-left-off-lectures-07-0910"/>

--- a/docs/content/regression/regression_lecture.docx
+++ b/docs/content/regression/regression_lecture.docx
@@ -31,7 +31,7 @@
         <w:pStyle w:val="Date"/>
       </w:pPr>
       <w:r>
-        <w:t xml:space="preserve">2026-09-21</w:t>
+        <w:t xml:space="preserve">2026-09-22</w:t>
       </w:r>
     </w:p>
     <w:bookmarkStart w:id="12" w:name="where-we-left-off-lectures-07-0910"/>

--- a/docs/content/regression/regression_lecture.docx
+++ b/docs/content/regression/regression_lecture.docx
@@ -31,7 +31,7 @@
         <w:pStyle w:val="Date"/>
       </w:pPr>
       <w:r>
-        <w:t xml:space="preserve">2026-09-22</w:t>
+        <w:t xml:space="preserve">2026-09-23</w:t>
       </w:r>
     </w:p>
     <w:bookmarkStart w:id="12" w:name="where-we-left-off-lectures-07-0910"/>

--- a/docs/content/regression/regression_lecture.docx
+++ b/docs/content/regression/regression_lecture.docx
@@ -15484,6 +15484,252 @@
       <w:spacing w:after="100"/>
     </w:pPr>
   </w:style>
+  <w:style w:styleId="BodyText" w:type="paragraph">
+    <w:name w:val="Body Text"/>
+    <w:basedOn w:val="Normal"/>
+    <w:link w:val="BodyTextChar"/>
+    <w:qFormat/>
+    <w:pPr>
+      <w:spacing w:after="180" w:before="180"/>
+    </w:pPr>
+  </w:style>
+  <w:style w:customStyle="1" w:styleId="FirstParagraph" w:type="paragraph">
+    <w:name w:val="First Paragraph"/>
+    <w:basedOn w:val="BodyText"/>
+    <w:next w:val="BodyText"/>
+    <w:qFormat/>
+  </w:style>
+  <w:style w:customStyle="1" w:styleId="Compact" w:type="paragraph">
+    <w:name w:val="Compact"/>
+    <w:basedOn w:val="BodyText"/>
+    <w:qFormat/>
+    <w:pPr>
+      <w:spacing w:after="36" w:before="36"/>
+    </w:pPr>
+  </w:style>
+  <w:style w:customStyle="1" w:styleId="Author" w:type="paragraph">
+    <w:name w:val="Author"/>
+    <w:basedOn w:val="Title"/>
+    <w:next w:val="BodyText"/>
+    <w:qFormat/>
+    <w:pPr>
+      <w:keepNext/>
+      <w:keepLines/>
+    </w:pPr>
+    <w:rPr>
+      <w:sz w:val="24"/>
+      <w:szCs w:val="24"/>
+    </w:rPr>
+  </w:style>
+  <w:style w:styleId="Date" w:type="paragraph">
+    <w:name w:val="Date"/>
+    <w:basedOn w:val="Title"/>
+    <w:next w:val="BodyText"/>
+    <w:qFormat/>
+    <w:pPr>
+      <w:keepNext/>
+      <w:keepLines/>
+    </w:pPr>
+    <w:rPr>
+      <w:sz w:val="24"/>
+      <w:szCs w:val="24"/>
+    </w:rPr>
+  </w:style>
+  <w:style w:customStyle="1" w:styleId="AbstractTitle" w:type="paragraph">
+    <w:name w:val="Abstract Title"/>
+    <w:basedOn w:val="Normal"/>
+    <w:next w:val="Abstract"/>
+    <w:qFormat/>
+    <w:pPr>
+      <w:keepNext/>
+      <w:keepLines/>
+      <w:spacing w:after="0" w:before="300"/>
+      <w:jc w:val="center"/>
+    </w:pPr>
+    <w:rPr>
+      <w:b/>
+      <w:sz w:val="20"/>
+      <w:szCs w:val="20"/>
+    </w:rPr>
+  </w:style>
+  <w:style w:customStyle="1" w:styleId="Abstract" w:type="paragraph">
+    <w:name w:val="Abstract"/>
+    <w:basedOn w:val="Normal"/>
+    <w:next w:val="BodyText"/>
+    <w:qFormat/>
+    <w:pPr>
+      <w:keepNext/>
+      <w:keepLines/>
+      <w:spacing w:after="300" w:before="100"/>
+    </w:pPr>
+    <w:rPr>
+      <w:sz w:val="20"/>
+      <w:szCs w:val="20"/>
+    </w:rPr>
+  </w:style>
+  <w:style w:styleId="Bibliography" w:type="paragraph">
+    <w:name w:val="Bibliography"/>
+    <w:basedOn w:val="Normal"/>
+    <w:next w:val="Bibliography"/>
+    <w:qFormat/>
+    <w:pPr/>
+    <w:rPr/>
+  </w:style>
+  <w:style w:styleId="BlockText" w:type="paragraph">
+    <w:name w:val="Block Text"/>
+    <w:basedOn w:val="BodyText"/>
+    <w:next w:val="BodyText"/>
+    <w:uiPriority w:val="9"/>
+    <w:unhideWhenUsed/>
+    <w:qFormat/>
+    <w:pPr>
+      <w:spacing w:after="100" w:before="100"/>
+      <w:ind w:firstLine="0" w:left="480" w:right="480"/>
+    </w:pPr>
+  </w:style>
+  <w:style w:styleId="FootnoteText" w:type="paragraph">
+    <w:name w:val="Footnote Text"/>
+    <w:basedOn w:val="Normal"/>
+    <w:next w:val="FootnoteText"/>
+    <w:uiPriority w:val="9"/>
+    <w:unhideWhenUsed/>
+    <w:qFormat/>
+  </w:style>
+  <w:style w:styleId="FootnoteBlockText" w:type="paragraph">
+    <w:name w:val="Footnote Block Text"/>
+    <w:basedOn w:val="FootnoteText"/>
+    <w:next w:val="FootnoteText"/>
+    <w:uiPriority w:val="9"/>
+    <w:unhideWhenUsed/>
+    <w:qFormat/>
+    <w:pPr>
+      <w:spacing w:after="100" w:before="100"/>
+      <w:ind w:firstLine="0" w:left="480" w:right="480"/>
+    </w:pPr>
+  </w:style>
+  <w:style w:styleId="Table" w:type="table">
+    <w:name w:val="Table"/>
+    <w:basedOn w:val="TableNormal"/>
+    <w:semiHidden/>
+    <w:unhideWhenUsed/>
+    <w:qFormat/>
+    <w:tblPr>
+      <w:tblInd w:type="dxa" w:w="0"/>
+      <w:tblCellMar>
+        <w:top w:type="dxa" w:w="0"/>
+        <w:left w:type="dxa" w:w="108"/>
+        <w:bottom w:type="dxa" w:w="0"/>
+        <w:right w:type="dxa" w:w="108"/>
+      </w:tblCellMar>
+    </w:tblPr>
+    <w:tblStylePr w:type="firstRow">
+      <w:tcPr>
+        <w:tcBorders>
+          <w:bottom w:val="single"/>
+        </w:tcBorders>
+        <w:vAlign w:val="bottom"/>
+      </w:tcPr>
+    </w:tblStylePr>
+  </w:style>
+  <w:style w:customStyle="1" w:styleId="DefinitionTerm" w:type="paragraph">
+    <w:name w:val="Definition Term"/>
+    <w:basedOn w:val="Normal"/>
+    <w:next w:val="Definition"/>
+    <w:pPr>
+      <w:keepNext/>
+      <w:keepLines/>
+      <w:spacing w:after="0"/>
+    </w:pPr>
+    <w:rPr>
+      <w:b/>
+    </w:rPr>
+  </w:style>
+  <w:style w:customStyle="1" w:styleId="Definition" w:type="paragraph">
+    <w:name w:val="Definition"/>
+    <w:basedOn w:val="Normal"/>
+  </w:style>
+  <w:style w:styleId="Caption" w:type="paragraph">
+    <w:name w:val="Caption"/>
+    <w:basedOn w:val="Normal"/>
+    <w:link w:val="BodyTextChar"/>
+    <w:pPr>
+      <w:spacing w:after="120" w:before="0"/>
+    </w:pPr>
+    <w:rPr>
+      <w:i/>
+    </w:rPr>
+  </w:style>
+  <w:style w:customStyle="1" w:styleId="TableCaption" w:type="paragraph">
+    <w:name w:val="Table Caption"/>
+    <w:basedOn w:val="Caption"/>
+    <w:pPr>
+      <w:keepNext/>
+    </w:pPr>
+  </w:style>
+  <w:style w:customStyle="1" w:styleId="ImageCaption" w:type="paragraph">
+    <w:name w:val="Image Caption"/>
+    <w:basedOn w:val="Caption"/>
+  </w:style>
+  <w:style w:customStyle="1" w:styleId="Figure" w:type="paragraph">
+    <w:name w:val="Figure"/>
+    <w:basedOn w:val="Normal"/>
+  </w:style>
+  <w:style w:customStyle="1" w:styleId="CaptionedFigure" w:type="paragraph">
+    <w:name w:val="Captioned Figure"/>
+    <w:basedOn w:val="Figure"/>
+    <w:pPr>
+      <w:keepNext/>
+    </w:pPr>
+  </w:style>
+  <w:style w:customStyle="1" w:styleId="BodyTextChar" w:type="character">
+    <w:name w:val="Body Text Char"/>
+    <w:basedOn w:val="DefaultParagraphFont"/>
+    <w:link w:val="BodyText"/>
+  </w:style>
+  <w:style w:customStyle="1" w:styleId="VerbatimChar" w:type="character">
+    <w:name w:val="Verbatim Char"/>
+    <w:basedOn w:val="BodyTextChar"/>
+    <w:rPr>
+      <w:rFonts w:ascii="Consolas" w:hAnsi="Consolas"/>
+      <w:sz w:val="22"/>
+    </w:rPr>
+  </w:style>
+  <w:style w:customStyle="1" w:styleId="SectionNumber" w:type="character">
+    <w:name w:val="Section Number"/>
+    <w:basedOn w:val="BodyTextChar"/>
+  </w:style>
+  <w:style w:styleId="FootnoteReference" w:type="character">
+    <w:name w:val="Footnote Reference"/>
+    <w:basedOn w:val="BodyTextChar"/>
+    <w:rPr>
+      <w:vertAlign w:val="superscript"/>
+    </w:rPr>
+  </w:style>
+  <w:style w:styleId="Hyperlink" w:type="character">
+    <w:name w:val="Hyperlink"/>
+    <w:basedOn w:val="BodyTextChar"/>
+    <w:rPr>
+      <w:color w:themeColor="accent1" w:val="4F81BD"/>
+    </w:rPr>
+  </w:style>
+  <w:style w:styleId="TOCHeading" w:type="paragraph">
+    <w:name w:val="TOC Heading"/>
+    <w:basedOn w:val="Heading1"/>
+    <w:next w:val="BodyText"/>
+    <w:uiPriority w:val="39"/>
+    <w:unhideWhenUsed/>
+    <w:qFormat/>
+    <w:pPr>
+      <w:spacing w:before="240" w:line="259" w:lineRule="auto"/>
+      <w:outlineLvl w:val="9"/>
+    </w:pPr>
+    <w:rPr>
+      <w:rFonts w:asciiTheme="majorHAnsi" w:cstheme="majorBidi" w:eastAsiaTheme="majorEastAsia" w:hAnsiTheme="majorHAnsi"/>
+      <w:b w:val="0"/>
+      <w:bCs w:val="0"/>
+      <w:color w:themeColor="accent1" w:themeShade="BF" w:val="365F91"/>
+    </w:rPr>
+  </w:style>
   <w:style w:type="character" w:customStyle="1" w:styleId="KeywordTok">
     <w:name w:val="KeywordTok"/>
     <w:basedOn w:val="VerbatimChar"/>

--- a/docs/content/regression/regression_lecture.docx
+++ b/docs/content/regression/regression_lecture.docx
@@ -14035,7 +14035,7 @@
     <w:bookmarkEnd w:id="79"/>
     <w:sectPr>
       <w:pgSz w:h="15840" w:w="12240"/>
-      <w:pgMar w:bottom="1440" w:footer="720" w:gutter="0" w:header="720" w:left="1440" w:right="1440" w:top="1440"/>
+      <w:pgMar w:bottom="720" w:footer="432" w:gutter="0" w:header="432" w:left="720" w:right="1008" w:top="720"/>
       <w:cols w:space="720"/>
       <w:docGrid w:linePitch="360"/>
     </w:sectPr>
@@ -14483,7 +14483,11 @@
         <w14:ligatures w14:val="standardContextual"/>
       </w:rPr>
     </w:rPrDefault>
-    <w:pPrDefault/>
+    <w:pPrDefault>
+      <w:pPr>
+        <w:spacing w:after="0" w:before="0" w:line="240" w:lineRule="auto"/>
+      </w:pPr>
+    </w:pPrDefault>
   </w:docDefaults>
   <w:latentStyles w:count="376" w:defLockedState="0" w:defQFormat="0" w:defSemiHidden="0" w:defUIPriority="99" w:defUnhideWhenUsed="0">
     <w:lsdException w:name="Normal" w:qFormat="1" w:uiPriority="0"/>
@@ -15283,7 +15287,7 @@
     <w:qFormat/>
     <w:rsid w:val="00AF5CF1"/>
     <w:pPr>
-      <w:spacing w:after="160" w:before="160"/>
+      <w:spacing w:after="0" w:before="0"/>
       <w:jc w:val="center"/>
     </w:pPr>
     <w:rPr>
@@ -15401,7 +15405,7 @@
         <w:bottom w:color="FF0000" w:space="1" w:sz="8" w:val="single"/>
         <w:right w:color="FF0000" w:space="4" w:sz="8" w:val="single"/>
       </w:pBdr>
-      <w:spacing w:after="120" w:before="120"/>
+      <w:spacing w:after="40" w:before="40"/>
       <w:ind w:left="432" w:right="432"/>
     </w:pPr>
     <w:rPr>
@@ -15421,7 +15425,7 @@
         <w:bottom w:color="auto" w:space="1" w:sz="8" w:val="single"/>
         <w:right w:color="auto" w:space="4" w:sz="8" w:val="single"/>
       </w:pBdr>
-      <w:spacing w:after="240" w:before="240"/>
+      <w:spacing w:after="40" w:before="40"/>
       <w:ind w:left="432" w:right="432"/>
     </w:pPr>
     <w:rPr>
@@ -15435,7 +15439,7 @@
     <w:qFormat/>
     <w:rsid w:val="00771E03"/>
     <w:pPr>
-      <w:spacing w:after="240" w:before="240"/>
+      <w:spacing w:after="40" w:before="40"/>
       <w:ind w:left="432" w:right="432"/>
     </w:pPr>
     <w:rPr>
@@ -15481,7 +15485,7 @@
     <w:unhideWhenUsed/>
     <w:rsid w:val="00322D32"/>
     <w:pPr>
-      <w:spacing w:after="100"/>
+      <w:spacing w:after="0" w:before="0"/>
     </w:pPr>
   </w:style>
   <w:style w:styleId="BodyText" w:type="paragraph">
@@ -15490,7 +15494,7 @@
     <w:link w:val="BodyTextChar"/>
     <w:qFormat/>
     <w:pPr>
-      <w:spacing w:after="180" w:before="180"/>
+      <w:spacing w:after="0" w:before="0"/>
     </w:pPr>
   </w:style>
   <w:style w:customStyle="1" w:styleId="FirstParagraph" w:type="paragraph">
@@ -15498,13 +15502,16 @@
     <w:basedOn w:val="BodyText"/>
     <w:next w:val="BodyText"/>
     <w:qFormat/>
+    <w:pPr>
+      <w:spacing w:after="0" w:before="0"/>
+    </w:pPr>
   </w:style>
   <w:style w:customStyle="1" w:styleId="Compact" w:type="paragraph">
     <w:name w:val="Compact"/>
     <w:basedOn w:val="BodyText"/>
     <w:qFormat/>
     <w:pPr>
-      <w:spacing w:after="36" w:before="36"/>
+      <w:spacing w:after="0" w:before="0"/>
     </w:pPr>
   </w:style>
   <w:style w:customStyle="1" w:styleId="Author" w:type="paragraph">
@@ -15583,7 +15590,7 @@
     <w:unhideWhenUsed/>
     <w:qFormat/>
     <w:pPr>
-      <w:spacing w:after="100" w:before="100"/>
+      <w:spacing w:after="0" w:before="0"/>
       <w:ind w:firstLine="0" w:left="480" w:right="480"/>
     </w:pPr>
   </w:style>
@@ -15653,7 +15660,7 @@
     <w:basedOn w:val="Normal"/>
     <w:link w:val="BodyTextChar"/>
     <w:pPr>
-      <w:spacing w:after="120" w:before="0"/>
+      <w:spacing w:after="0" w:before="0"/>
     </w:pPr>
     <w:rPr>
       <w:i/>
@@ -15663,21 +15670,29 @@
     <w:name w:val="Table Caption"/>
     <w:basedOn w:val="Caption"/>
     <w:pPr>
+      <w:spacing w:after="0" w:before="0"/>
       <w:keepNext/>
     </w:pPr>
   </w:style>
   <w:style w:customStyle="1" w:styleId="ImageCaption" w:type="paragraph">
     <w:name w:val="Image Caption"/>
     <w:basedOn w:val="Caption"/>
+    <w:pPr>
+      <w:spacing w:after="0" w:before="0"/>
+    </w:pPr>
   </w:style>
   <w:style w:customStyle="1" w:styleId="Figure" w:type="paragraph">
     <w:name w:val="Figure"/>
     <w:basedOn w:val="Normal"/>
+    <w:pPr>
+      <w:spacing w:after="0" w:before="0"/>
+    </w:pPr>
   </w:style>
   <w:style w:customStyle="1" w:styleId="CaptionedFigure" w:type="paragraph">
     <w:name w:val="Captioned Figure"/>
     <w:basedOn w:val="Figure"/>
     <w:pPr>
+      <w:spacing w:after="0" w:before="0"/>
       <w:keepNext/>
     </w:pPr>
   </w:style>
@@ -15690,8 +15705,8 @@
     <w:name w:val="Verbatim Char"/>
     <w:basedOn w:val="BodyTextChar"/>
     <w:rPr>
-      <w:rFonts w:ascii="Consolas" w:hAnsi="Consolas"/>
-      <w:sz w:val="22"/>
+      <w:rFonts w:ascii="Courier New" w:cs="Courier New" w:hAnsi="Courier New"/>
+      <w:sz w:val="20"/>
     </w:rPr>
   </w:style>
   <w:style w:customStyle="1" w:styleId="SectionNumber" w:type="character">

--- a/docs/content/regression/regression_lecture.docx
+++ b/docs/content/regression/regression_lecture.docx
@@ -11943,7 +11943,16 @@
         <w:rPr>
           <w:rStyle w:val="NormalTok"/>
         </w:rPr>
-        <w:t xml:space="preserve"> new_masses, </w:t>
+        <w:t xml:space="preserve"> new_masses,</w:t>
+      </w:r>
+      <w:r>
+        <w:br/>
+      </w:r>
+      <w:r>
+        <w:rPr>
+          <w:rStyle w:val="NormalTok"/>
+        </w:rPr>
+        <w:t xml:space="preserve">        </w:t>
       </w:r>
       <w:r>
         <w:rPr>
@@ -12073,7 +12082,16 @@
         <w:rPr>
           <w:rStyle w:val="NormalTok"/>
         </w:rPr>
-        <w:t xml:space="preserve"> new_masses, </w:t>
+        <w:t xml:space="preserve"> new_masses,</w:t>
+      </w:r>
+      <w:r>
+        <w:br/>
+      </w:r>
+      <w:r>
+        <w:rPr>
+          <w:rStyle w:val="NormalTok"/>
+        </w:rPr>
+        <w:t xml:space="preserve">        </w:t>
       </w:r>
       <w:r>
         <w:rPr>
@@ -13061,7 +13079,16 @@
         <w:rPr>
           <w:rStyle w:val="NormalTok"/>
         </w:rPr>
-        <w:t xml:space="preserve">, </w:t>
+        <w:t xml:space="preserve">,</w:t>
+      </w:r>
+      <w:r>
+        <w:br/>
+      </w:r>
+      <w:r>
+        <w:rPr>
+          <w:rStyle w:val="NormalTok"/>
+        </w:rPr>
+        <w:t xml:space="preserve">    </w:t>
       </w:r>
       <w:r>
         <w:rPr>

--- a/docs/content/regression/regression_lecture.docx
+++ b/docs/content/regression/regression_lecture.docx
@@ -31,7 +31,7 @@
         <w:pStyle w:val="Date"/>
       </w:pPr>
       <w:r>
-        <w:t xml:space="preserve">2026-09-23</w:t>
+        <w:t xml:space="preserve">2026-09-24</w:t>
       </w:r>
     </w:p>
     <w:bookmarkStart w:id="12" w:name="where-we-left-off-lectures-07-0910"/>

--- a/docs/content/regression/regression_lecture.docx
+++ b/docs/content/regression/regression_lecture.docx
@@ -31,7 +31,7 @@
         <w:pStyle w:val="Date"/>
       </w:pPr>
       <w:r>
-        <w:t xml:space="preserve">2026-09-24</w:t>
+        <w:t xml:space="preserve">2026-09-29</w:t>
       </w:r>
     </w:p>
     <w:bookmarkStart w:id="12" w:name="where-we-left-off-lectures-07-0910"/>

--- a/docs/content/regression/regression_lecture.docx
+++ b/docs/content/regression/regression_lecture.docx
@@ -31,7 +31,7 @@
         <w:pStyle w:val="Date"/>
       </w:pPr>
       <w:r>
-        <w:t xml:space="preserve">2026-09-29</w:t>
+        <w:t xml:space="preserve">2026-10-01</w:t>
       </w:r>
     </w:p>
     <w:bookmarkStart w:id="12" w:name="where-we-left-off-lectures-07-0910"/>

--- a/docs/content/regression/regression_lecture.docx
+++ b/docs/content/regression/regression_lecture.docx
@@ -31,7 +31,7 @@
         <w:pStyle w:val="Date"/>
       </w:pPr>
       <w:r>
-        <w:t xml:space="preserve">2026-10-05</w:t>
+        <w:t xml:space="preserve">2026-10-08</w:t>
       </w:r>
     </w:p>
     <w:bookmarkStart w:id="12" w:name="where-we-left-off-lectures-0910"/>
@@ -241,7 +241,7 @@
                     <a:graphicData uri="http://schemas.openxmlformats.org/drawingml/2006/picture">
                       <pic:pic>
                         <pic:nvPicPr>
-                          <pic:cNvPr descr="/opt/quarto/share/formats/docx/note.png" id="11" name="Picture"/>
+                          <pic:cNvPr descr="/Applications/Positron.app/Contents/Resources/app/quarto/share/formats/docx/note.png" id="11" name="Picture"/>
                           <pic:cNvPicPr>
                             <a:picLocks noChangeArrowheads="1" noChangeAspect="1"/>
                           </pic:cNvPicPr>
@@ -1138,14 +1138,13 @@
     <w:tbl>
       <w:tblPr>
         <w:tblStyle w:val="Table"/>
-        <w:tblW w:type="pct" w:w="5000"/>
-        <w:tblLayout w:type="fixed"/>
+        <w:tblW w:type="auto" w:w="0"/>
         <w:tblLook w:firstRow="1" w:lastRow="0" w:firstColumn="0" w:lastColumn="0" w:noHBand="0" w:noVBand="0" w:val="0020"/>
       </w:tblPr>
       <w:tblGrid>
-        <w:gridCol w:w="2376"/>
-        <w:gridCol w:w="3168"/>
-        <w:gridCol w:w="2376"/>
+        <w:gridCol w:w="2640"/>
+        <w:gridCol w:w="2640"/>
+        <w:gridCol w:w="2640"/>
       </w:tblGrid>
       <w:tr>
         <w:trPr>
@@ -1327,13 +1326,12 @@
     <w:tbl>
       <w:tblPr>
         <w:tblStyle w:val="Table"/>
-        <w:tblW w:type="pct" w:w="5000"/>
-        <w:tblLayout w:type="fixed"/>
+        <w:tblW w:type="auto" w:w="0"/>
         <w:tblLook w:firstRow="1" w:lastRow="0" w:firstColumn="0" w:lastColumn="0" w:noHBand="0" w:noVBand="0" w:val="0020"/>
       </w:tblPr>
       <w:tblGrid>
-        <w:gridCol w:w="2772"/>
-        <w:gridCol w:w="5148"/>
+        <w:gridCol w:w="3960"/>
+        <w:gridCol w:w="3960"/>
       </w:tblGrid>
       <w:tr>
         <w:trPr>
@@ -1937,13 +1935,12 @@
     <w:tbl>
       <w:tblPr>
         <w:tblStyle w:val="Table"/>
-        <w:tblW w:type="pct" w:w="5000"/>
-        <w:tblLayout w:type="fixed"/>
+        <w:tblW w:type="auto" w:w="0"/>
         <w:tblLook w:firstRow="1" w:lastRow="0" w:firstColumn="0" w:lastColumn="0" w:noHBand="0" w:noVBand="0" w:val="0020"/>
       </w:tblPr>
       <w:tblGrid>
-        <w:gridCol w:w="4356"/>
-        <w:gridCol w:w="3564"/>
+        <w:gridCol w:w="3960"/>
+        <w:gridCol w:w="3960"/>
       </w:tblGrid>
       <w:tr>
         <w:trPr>
@@ -2245,14 +2242,13 @@
     <w:tbl>
       <w:tblPr>
         <w:tblStyle w:val="Table"/>
-        <w:tblW w:type="pct" w:w="5000"/>
-        <w:tblLayout w:type="fixed"/>
+        <w:tblW w:type="auto" w:w="0"/>
         <w:tblLook w:firstRow="1" w:lastRow="0" w:firstColumn="0" w:lastColumn="0" w:noHBand="0" w:noVBand="0" w:val="0020"/>
       </w:tblPr>
       <w:tblGrid>
-        <w:gridCol w:w="1425"/>
-        <w:gridCol w:w="2138"/>
-        <w:gridCol w:w="4356"/>
+        <w:gridCol w:w="2640"/>
+        <w:gridCol w:w="2640"/>
+        <w:gridCol w:w="2640"/>
       </w:tblGrid>
       <w:tr>
         <w:trPr>
@@ -2971,13 +2967,12 @@
     <w:tbl>
       <w:tblPr>
         <w:tblStyle w:val="Table"/>
-        <w:tblW w:type="pct" w:w="5000"/>
-        <w:tblLayout w:type="fixed"/>
+        <w:tblW w:type="auto" w:w="0"/>
         <w:tblLook w:firstRow="1" w:lastRow="0" w:firstColumn="0" w:lastColumn="0" w:noHBand="0" w:noVBand="0" w:val="0020"/>
       </w:tblPr>
       <w:tblGrid>
-        <w:gridCol w:w="1980"/>
-        <w:gridCol w:w="5940"/>
+        <w:gridCol w:w="3960"/>
+        <w:gridCol w:w="3960"/>
       </w:tblGrid>
       <w:tr>
         <w:trPr>
@@ -3189,8 +3184,8 @@
         <w:tblLook w:firstRow="1" w:lastRow="0" w:firstColumn="0" w:lastColumn="0" w:noHBand="0" w:noVBand="0" w:val="0020"/>
       </w:tblPr>
       <w:tblGrid>
-        <w:gridCol w:w="2376"/>
-        <w:gridCol w:w="5544"/>
+        <w:gridCol w:w="2750"/>
+        <w:gridCol w:w="5170"/>
       </w:tblGrid>
       <w:tr>
         <w:trPr>
@@ -3378,7 +3373,7 @@
                     <a:graphicData uri="http://schemas.openxmlformats.org/drawingml/2006/picture">
                       <pic:pic>
                         <pic:nvPicPr>
-                          <pic:cNvPr descr="/opt/quarto/share/formats/docx/important.png" id="32" name="Picture"/>
+                          <pic:cNvPr descr="/Applications/Positron.app/Contents/Resources/app/quarto/share/formats/docx/important.png" id="32" name="Picture"/>
                           <pic:cNvPicPr>
                             <a:picLocks noChangeArrowheads="1" noChangeAspect="1"/>
                           </pic:cNvPicPr>
@@ -3568,9 +3563,9 @@
         <w:tblLook w:firstRow="1" w:lastRow="0" w:firstColumn="0" w:lastColumn="0" w:noHBand="0" w:noVBand="0" w:val="0020"/>
       </w:tblPr>
       <w:tblGrid>
-        <w:gridCol w:w="633"/>
-        <w:gridCol w:w="3326"/>
-        <w:gridCol w:w="3960"/>
+        <w:gridCol w:w="1980"/>
+        <w:gridCol w:w="3190"/>
+        <w:gridCol w:w="2750"/>
       </w:tblGrid>
       <w:tr>
         <w:trPr>
@@ -3870,7 +3865,7 @@
                     <a:graphicData uri="http://schemas.openxmlformats.org/drawingml/2006/picture">
                       <pic:pic>
                         <pic:nvPicPr>
-                          <pic:cNvPr descr="/opt/quarto/share/formats/docx/important.png" id="35" name="Picture"/>
+                          <pic:cNvPr descr="/Applications/Positron.app/Contents/Resources/app/quarto/share/formats/docx/important.png" id="35" name="Picture"/>
                           <pic:cNvPicPr>
                             <a:picLocks noChangeArrowheads="1" noChangeAspect="1"/>
                           </pic:cNvPicPr>
@@ -4142,7 +4137,7 @@
         <w:rPr>
           <w:rStyle w:val="NormalTok"/>
         </w:rPr>
-        <w:t xml:space="preserve">(readxl)    </w:t>
+        <w:t xml:space="preserve">(readxl) </w:t>
       </w:r>
       <w:r>
         <w:rPr>
@@ -4184,7 +4179,7 @@
         <w:rPr>
           <w:rStyle w:val="NormalTok"/>
         </w:rPr>
-        <w:t xml:space="preserve">(janitor)   </w:t>
+        <w:t xml:space="preserve">(janitor) </w:t>
       </w:r>
       <w:r>
         <w:rPr>
@@ -4465,7 +4460,13 @@
         <w:rPr>
           <w:rStyle w:val="AttributeTok"/>
         </w:rPr>
-        <w:t xml:space="preserve">method=</w:t>
+        <w:t xml:space="preserve">method =</w:t>
+      </w:r>
+      <w:r>
+        <w:rPr>
+          <w:rStyle w:val="NormalTok"/>
+        </w:rPr>
+        <w:t xml:space="preserve"> </w:t>
       </w:r>
       <w:r>
         <w:rPr>
@@ -4698,7 +4699,7 @@
                     <a:graphicData uri="http://schemas.openxmlformats.org/drawingml/2006/picture">
                       <pic:pic>
                         <pic:nvPicPr>
-                          <pic:cNvPr descr="/opt/quarto/share/formats/docx/note.png" id="43" name="Picture"/>
+                          <pic:cNvPr descr="/Applications/Positron.app/Contents/Resources/app/quarto/share/formats/docx/note.png" id="43" name="Picture"/>
                           <pic:cNvPicPr>
                             <a:picLocks noChangeArrowheads="1" noChangeAspect="1"/>
                           </pic:cNvPicPr>
@@ -4840,16 +4841,7 @@
         <w:rPr>
           <w:rStyle w:val="NormalTok"/>
         </w:rPr>
-        <w:t xml:space="preserve"> mass_g,</w:t>
-      </w:r>
-      <w:r>
-        <w:br/>
-      </w:r>
-      <w:r>
-        <w:rPr>
-          <w:rStyle w:val="NormalTok"/>
-        </w:rPr>
-        <w:t xml:space="preserve">                     </w:t>
+        <w:t xml:space="preserve"> mass_g, </w:t>
       </w:r>
       <w:r>
         <w:rPr>
@@ -5156,7 +5148,7 @@
                     <a:graphicData uri="http://schemas.openxmlformats.org/drawingml/2006/picture">
                       <pic:pic>
                         <pic:nvPicPr>
-                          <pic:cNvPr descr="/opt/quarto/share/formats/docx/warning.png" id="47" name="Picture"/>
+                          <pic:cNvPr descr="/Applications/Positron.app/Contents/Resources/app/quarto/share/formats/docx/warning.png" id="47" name="Picture"/>
                           <pic:cNvPicPr>
                             <a:picLocks noChangeArrowheads="1" noChangeAspect="1"/>
                           </pic:cNvPicPr>
@@ -5982,13 +5974,12 @@
     <w:tbl>
       <w:tblPr>
         <w:tblStyle w:val="Table"/>
-        <w:tblW w:type="pct" w:w="5000"/>
-        <w:tblLayout w:type="fixed"/>
+        <w:tblW w:type="auto" w:w="0"/>
         <w:tblLook w:firstRow="1" w:lastRow="0" w:firstColumn="0" w:lastColumn="0" w:noHBand="0" w:noVBand="0" w:val="0020"/>
       </w:tblPr>
       <w:tblGrid>
-        <w:gridCol w:w="2772"/>
-        <w:gridCol w:w="5148"/>
+        <w:gridCol w:w="3960"/>
+        <w:gridCol w:w="3960"/>
       </w:tblGrid>
       <w:tr>
         <w:trPr>
@@ -6385,7 +6376,7 @@
                     <a:graphicData uri="http://schemas.openxmlformats.org/drawingml/2006/picture">
                       <pic:pic>
                         <pic:nvPicPr>
-                          <pic:cNvPr descr="/opt/quarto/share/formats/docx/tip.png" id="53" name="Picture"/>
+                          <pic:cNvPr descr="/Applications/Positron.app/Contents/Resources/app/quarto/share/formats/docx/tip.png" id="53" name="Picture"/>
                           <pic:cNvPicPr>
                             <a:picLocks noChangeArrowheads="1" noChangeAspect="1"/>
                           </pic:cNvPicPr>
@@ -6573,7 +6564,7 @@
                     <a:graphicData uri="http://schemas.openxmlformats.org/drawingml/2006/picture">
                       <pic:pic>
                         <pic:nvPicPr>
-                          <pic:cNvPr descr="/opt/quarto/share/formats/docx/note.png" id="55" name="Picture"/>
+                          <pic:cNvPr descr="/Applications/Positron.app/Contents/Resources/app/quarto/share/formats/docx/note.png" id="55" name="Picture"/>
                           <pic:cNvPicPr>
                             <a:picLocks noChangeArrowheads="1" noChangeAspect="1"/>
                           </pic:cNvPicPr>
@@ -7056,7 +7047,7 @@
                     <a:graphicData uri="http://schemas.openxmlformats.org/drawingml/2006/picture">
                       <pic:pic>
                         <pic:nvPicPr>
-                          <pic:cNvPr descr="/opt/quarto/share/formats/docx/important.png" id="58" name="Picture"/>
+                          <pic:cNvPr descr="/Applications/Positron.app/Contents/Resources/app/quarto/share/formats/docx/important.png" id="58" name="Picture"/>
                           <pic:cNvPicPr>
                             <a:picLocks noChangeArrowheads="1" noChangeAspect="1"/>
                           </pic:cNvPicPr>
@@ -7690,7 +7681,7 @@
                     <a:graphicData uri="http://schemas.openxmlformats.org/drawingml/2006/picture">
                       <pic:pic>
                         <pic:nvPicPr>
-                          <pic:cNvPr descr="/opt/quarto/share/formats/docx/note.png" id="66" name="Picture"/>
+                          <pic:cNvPr descr="/Applications/Positron.app/Contents/Resources/app/quarto/share/formats/docx/note.png" id="66" name="Picture"/>
                           <pic:cNvPicPr>
                             <a:picLocks noChangeArrowheads="1" noChangeAspect="1"/>
                           </pic:cNvPicPr>
@@ -8250,7 +8241,7 @@
                     <a:graphicData uri="http://schemas.openxmlformats.org/drawingml/2006/picture">
                       <pic:pic>
                         <pic:nvPicPr>
-                          <pic:cNvPr descr="/opt/quarto/share/formats/docx/tip.png" id="72" name="Picture"/>
+                          <pic:cNvPr descr="/Applications/Positron.app/Contents/Resources/app/quarto/share/formats/docx/tip.png" id="72" name="Picture"/>
                           <pic:cNvPicPr>
                             <a:picLocks noChangeArrowheads="1" noChangeAspect="1"/>
                           </pic:cNvPicPr>
@@ -8526,14 +8517,13 @@
     <w:tbl>
       <w:tblPr>
         <w:tblStyle w:val="Table"/>
-        <w:tblW w:type="pct" w:w="5000"/>
-        <w:tblLayout w:type="fixed"/>
+        <w:tblW w:type="auto" w:w="0"/>
         <w:tblLook w:firstRow="1" w:lastRow="0" w:firstColumn="0" w:lastColumn="0" w:noHBand="0" w:noVBand="0" w:val="0020"/>
       </w:tblPr>
       <w:tblGrid>
-        <w:gridCol w:w="950"/>
-        <w:gridCol w:w="3009"/>
-        <w:gridCol w:w="3960"/>
+        <w:gridCol w:w="2640"/>
+        <w:gridCol w:w="2640"/>
+        <w:gridCol w:w="2640"/>
       </w:tblGrid>
       <w:tr>
         <w:trPr>
@@ -9215,7 +9205,7 @@
                     <a:graphicData uri="http://schemas.openxmlformats.org/drawingml/2006/picture">
                       <pic:pic>
                         <pic:nvPicPr>
-                          <pic:cNvPr descr="/opt/quarto/share/formats/docx/important.png" id="79" name="Picture"/>
+                          <pic:cNvPr descr="/Applications/Positron.app/Contents/Resources/app/quarto/share/formats/docx/important.png" id="79" name="Picture"/>
                           <pic:cNvPicPr>
                             <a:picLocks noChangeArrowheads="1" noChangeAspect="1"/>
                           </pic:cNvPicPr>
@@ -9690,7 +9680,7 @@
                     <a:graphicData uri="http://schemas.openxmlformats.org/drawingml/2006/picture">
                       <pic:pic>
                         <pic:nvPicPr>
-                          <pic:cNvPr descr="/opt/quarto/share/formats/docx/warning.png" id="82" name="Picture"/>
+                          <pic:cNvPr descr="/Applications/Positron.app/Contents/Resources/app/quarto/share/formats/docx/warning.png" id="82" name="Picture"/>
                           <pic:cNvPicPr>
                             <a:picLocks noChangeArrowheads="1" noChangeAspect="1"/>
                           </pic:cNvPicPr>
@@ -10016,16 +10006,7 @@
         <w:rPr>
           <w:rStyle w:val="NormalTok"/>
         </w:rPr>
-        <w:t xml:space="preserve">(paper_lm_model,</w:t>
-      </w:r>
-      <w:r>
-        <w:br/>
-      </w:r>
-      <w:r>
-        <w:rPr>
-          <w:rStyle w:val="NormalTok"/>
-        </w:rPr>
-        <w:t xml:space="preserve">        </w:t>
+        <w:t xml:space="preserve">(paper_lm_model, </w:t>
       </w:r>
       <w:r>
         <w:rPr>
@@ -10037,16 +10018,7 @@
         <w:rPr>
           <w:rStyle w:val="NormalTok"/>
         </w:rPr>
-        <w:t xml:space="preserve"> two_tracings,</w:t>
-      </w:r>
-      <w:r>
-        <w:br/>
-      </w:r>
-      <w:r>
-        <w:rPr>
-          <w:rStyle w:val="NormalTok"/>
-        </w:rPr>
-        <w:t xml:space="preserve">        </w:t>
+        <w:t xml:space="preserve"> two_tracings, </w:t>
       </w:r>
       <w:r>
         <w:rPr>
@@ -10230,8 +10202,8 @@
         <w:tblLook w:firstRow="1" w:lastRow="0" w:firstColumn="0" w:lastColumn="0" w:noHBand="0" w:noVBand="0" w:val="0020"/>
       </w:tblPr>
       <w:tblGrid>
-        <w:gridCol w:w="1980"/>
-        <w:gridCol w:w="3960"/>
+        <w:gridCol w:w="2310"/>
+        <w:gridCol w:w="3630"/>
         <w:gridCol w:w="1980"/>
       </w:tblGrid>
       <w:tr>
@@ -10564,31 +10536,91 @@
         <w:t xml:space="preserve">(</w:t>
       </w:r>
       <w:r>
+        <w:br/>
+      </w:r>
+      <w:r>
+        <w:rPr>
+          <w:rStyle w:val="NormalTok"/>
+        </w:rPr>
+        <w:t xml:space="preserve">    </w:t>
+      </w:r>
+      <w:r>
         <w:rPr>
           <w:rStyle w:val="AttributeTok"/>
         </w:rPr>
         <w:t xml:space="preserve">leaf_area_cm2 =</w:t>
       </w:r>
       <w:r>
+        <w:rPr>
+          <w:rStyle w:val="NormalTok"/>
+        </w:rPr>
+        <w:t xml:space="preserve"> </w:t>
+      </w:r>
+      <w:r>
+        <w:rPr>
+          <w:rStyle w:val="FunctionTok"/>
+        </w:rPr>
+        <w:t xml:space="preserve">predict</w:t>
+      </w:r>
+      <w:r>
+        <w:rPr>
+          <w:rStyle w:val="NormalTok"/>
+        </w:rPr>
+        <w:t xml:space="preserve">(</w:t>
+      </w:r>
+      <w:r>
         <w:br/>
       </w:r>
       <w:r>
         <w:rPr>
           <w:rStyle w:val="NormalTok"/>
         </w:rPr>
-        <w:t xml:space="preserve">           </w:t>
+        <w:t xml:space="preserve">      paper_lm_model,</w:t>
+      </w:r>
+      <w:r>
+        <w:br/>
+      </w:r>
+      <w:r>
+        <w:rPr>
+          <w:rStyle w:val="NormalTok"/>
+        </w:rPr>
+        <w:t xml:space="preserve">      </w:t>
+      </w:r>
+      <w:r>
+        <w:rPr>
+          <w:rStyle w:val="AttributeTok"/>
+        </w:rPr>
+        <w:t xml:space="preserve">newdata =</w:t>
+      </w:r>
+      <w:r>
+        <w:rPr>
+          <w:rStyle w:val="NormalTok"/>
+        </w:rPr>
+        <w:t xml:space="preserve"> </w:t>
       </w:r>
       <w:r>
         <w:rPr>
           <w:rStyle w:val="FunctionTok"/>
         </w:rPr>
-        <w:t xml:space="preserve">predict</w:t>
-      </w:r>
-      <w:r>
-        <w:rPr>
-          <w:rStyle w:val="NormalTok"/>
-        </w:rPr>
-        <w:t xml:space="preserve">(paper_lm_model,</w:t>
+        <w:t xml:space="preserve">tibble</w:t>
+      </w:r>
+      <w:r>
+        <w:rPr>
+          <w:rStyle w:val="NormalTok"/>
+        </w:rPr>
+        <w:t xml:space="preserve">(</w:t>
+      </w:r>
+      <w:r>
+        <w:rPr>
+          <w:rStyle w:val="AttributeTok"/>
+        </w:rPr>
+        <w:t xml:space="preserve">mass_g =</w:t>
+      </w:r>
+      <w:r>
+        <w:rPr>
+          <w:rStyle w:val="NormalTok"/>
+        </w:rPr>
+        <w:t xml:space="preserve"> paper_mass_g)</w:t>
       </w:r>
       <w:r>
         <w:br/>
@@ -10597,43 +10629,16 @@
         <w:rPr>
           <w:rStyle w:val="NormalTok"/>
         </w:rPr>
-        <w:t xml:space="preserve">                   </w:t>
-      </w:r>
-      <w:r>
-        <w:rPr>
-          <w:rStyle w:val="AttributeTok"/>
-        </w:rPr>
-        <w:t xml:space="preserve">newdata =</w:t>
-      </w:r>
-      <w:r>
-        <w:rPr>
-          <w:rStyle w:val="NormalTok"/>
-        </w:rPr>
-        <w:t xml:space="preserve"> </w:t>
-      </w:r>
-      <w:r>
-        <w:rPr>
-          <w:rStyle w:val="FunctionTok"/>
-        </w:rPr>
-        <w:t xml:space="preserve">tibble</w:t>
-      </w:r>
-      <w:r>
-        <w:rPr>
-          <w:rStyle w:val="NormalTok"/>
-        </w:rPr>
-        <w:t xml:space="preserve">(</w:t>
-      </w:r>
-      <w:r>
-        <w:rPr>
-          <w:rStyle w:val="AttributeTok"/>
-        </w:rPr>
-        <w:t xml:space="preserve">mass_g =</w:t>
-      </w:r>
-      <w:r>
-        <w:rPr>
-          <w:rStyle w:val="NormalTok"/>
-        </w:rPr>
-        <w:t xml:space="preserve"> paper_mass_g)))</w:t>
+        <w:t xml:space="preserve">    )</w:t>
+      </w:r>
+      <w:r>
+        <w:br/>
+      </w:r>
+      <w:r>
+        <w:rPr>
+          <w:rStyle w:val="NormalTok"/>
+        </w:rPr>
+        <w:t xml:space="preserve">  )</w:t>
       </w:r>
       <w:r>
         <w:br/>
@@ -10950,7 +10955,7 @@
                     <a:graphicData uri="http://schemas.openxmlformats.org/drawingml/2006/picture">
                       <pic:pic>
                         <pic:nvPicPr>
-                          <pic:cNvPr descr="/opt/quarto/share/formats/docx/note.png" id="86" name="Picture"/>
+                          <pic:cNvPr descr="/Applications/Positron.app/Contents/Resources/app/quarto/share/formats/docx/note.png" id="86" name="Picture"/>
                           <pic:cNvPicPr>
                             <a:picLocks noChangeArrowheads="1" noChangeAspect="1"/>
                           </pic:cNvPicPr>
@@ -11630,7 +11635,7 @@
                     <a:graphicData uri="http://schemas.openxmlformats.org/drawingml/2006/picture">
                       <pic:pic>
                         <pic:nvPicPr>
-                          <pic:cNvPr descr="/opt/quarto/share/formats/docx/note.png" id="92" name="Picture"/>
+                          <pic:cNvPr descr="/Applications/Positron.app/Contents/Resources/app/quarto/share/formats/docx/note.png" id="92" name="Picture"/>
                           <pic:cNvPicPr>
                             <a:picLocks noChangeArrowheads="1" noChangeAspect="1"/>
                           </pic:cNvPicPr>
@@ -11830,13 +11835,12 @@
     <w:tbl>
       <w:tblPr>
         <w:tblStyle w:val="Table"/>
-        <w:tblW w:type="pct" w:w="5000"/>
-        <w:tblLayout w:type="fixed"/>
+        <w:tblW w:type="auto" w:w="0"/>
         <w:tblLook w:firstRow="1" w:lastRow="0" w:firstColumn="0" w:lastColumn="0" w:noHBand="0" w:noVBand="0" w:val="0020"/>
       </w:tblPr>
       <w:tblGrid>
-        <w:gridCol w:w="3009"/>
-        <w:gridCol w:w="4910"/>
+        <w:gridCol w:w="3960"/>
+        <w:gridCol w:w="3960"/>
       </w:tblGrid>
       <w:tr>
         <w:trPr>

--- a/docs/content/regression/regression_lecture.docx
+++ b/docs/content/regression/regression_lecture.docx
@@ -630,16 +630,7 @@
         <w:t xml:space="preserve"> </w:t>
       </w:r>
       <w:r>
-        <w:rPr>
-          <w:rStyle w:val="VerbatimChar"/>
-        </w:rPr>
-        <w:t xml:space="preserve">predict()</w:t>
-      </w:r>
-      <w:r>
-        <w:t xml:space="preserve"> </w:t>
-      </w:r>
-      <w:r>
-        <w:t xml:space="preserve">to turn a tracing mass into a leaf area</w:t>
+        <w:t xml:space="preserve">the slope to turn a tracing mass into a leaf area</w:t>
       </w:r>
     </w:p>
     <w:p>
@@ -752,16 +743,22 @@
         </w:numPr>
       </w:pPr>
       <w:r>
+        <w:t xml:space="preserve">reading</w:t>
+      </w:r>
+      <w:r>
+        <w:t xml:space="preserve"> </w:t>
+      </w:r>
+      <w:r>
         <w:rPr>
           <w:rStyle w:val="VerbatimChar"/>
         </w:rPr>
-        <w:t xml:space="preserve">predict()</w:t>
-      </w:r>
-      <w:r>
-        <w:t xml:space="preserve"> </w:t>
-      </w:r>
-      <w:r>
-        <w:t xml:space="preserve">— make predictions</w:t>
+        <w:t xml:space="preserve">7.660e-03</w:t>
+      </w:r>
+      <w:r>
+        <w:t xml:space="preserve"> </w:t>
+      </w:r>
+      <w:r>
+        <w:t xml:space="preserve">as 0.007660</w:t>
       </w:r>
     </w:p>
     <w:p>
@@ -4095,13 +4092,13 @@
           <w:b/>
           <w:bCs/>
         </w:rPr>
-        <w:t xml:space="preserve">🛑 After this chunk: Activity Parts 1–4</w:t>
-      </w:r>
-      <w:r>
-        <w:t xml:space="preserve"> </w:t>
-      </w:r>
-      <w:r>
-        <w:t xml:space="preserve">(load, plot, fit, read the summary).</w:t>
+        <w:t xml:space="preserve">🛑 After this chunk: Activity Parts 1–3</w:t>
+      </w:r>
+      <w:r>
+        <w:t xml:space="preserve"> </w:t>
+      </w:r>
+      <w:r>
+        <w:t xml:space="preserve">(the study, load, plot, fit, read the summary).</w:t>
       </w:r>
     </w:p>
     <w:bookmarkEnd w:id="37"/>
@@ -4316,7 +4313,7 @@
         <w:rPr>
           <w:rStyle w:val="CommentTok"/>
         </w:rPr>
-        <w:t xml:space="preserve"># Scatter plot of area against mass --------------------</w:t>
+        <w:t xml:space="preserve"># Scatter plot of mass against known area --------------</w:t>
       </w:r>
       <w:r>
         <w:br/>
@@ -4388,7 +4385,7 @@
         <w:rPr>
           <w:rStyle w:val="NormalTok"/>
         </w:rPr>
-        <w:t xml:space="preserve"> mass_g, </w:t>
+        <w:t xml:space="preserve"> area_cm2, </w:t>
       </w:r>
       <w:r>
         <w:rPr>
@@ -4400,7 +4397,7 @@
         <w:rPr>
           <w:rStyle w:val="NormalTok"/>
         </w:rPr>
-        <w:t xml:space="preserve"> area_cm2)) </w:t>
+        <w:t xml:space="preserve"> mass_g)) </w:t>
       </w:r>
       <w:r>
         <w:rPr>
@@ -4561,7 +4558,39 @@
         <w:t xml:space="preserve"> </w:t>
       </w:r>
       <w:r>
-        <w:t xml:space="preserve">puts the explanatory variable on x and the response on y, and</w:t>
+        <w:t xml:space="preserve">puts the variable you</w:t>
+      </w:r>
+      <w:r>
+        <w:t xml:space="preserve"> </w:t>
+      </w:r>
+      <w:r>
+        <w:rPr>
+          <w:b/>
+          <w:bCs/>
+        </w:rPr>
+        <w:t xml:space="preserve">set</w:t>
+      </w:r>
+      <w:r>
+        <w:t xml:space="preserve"> </w:t>
+      </w:r>
+      <w:r>
+        <w:t xml:space="preserve">on x and the one you</w:t>
+      </w:r>
+      <w:r>
+        <w:t xml:space="preserve"> </w:t>
+      </w:r>
+      <w:r>
+        <w:rPr>
+          <w:b/>
+          <w:bCs/>
+        </w:rPr>
+        <w:t xml:space="preserve">measured</w:t>
+      </w:r>
+      <w:r>
+        <w:t xml:space="preserve"> </w:t>
+      </w:r>
+      <w:r>
+        <w:t xml:space="preserve">on y, and</w:t>
       </w:r>
       <w:r>
         <w:t xml:space="preserve"> </w:t>
@@ -4805,7 +4834,7 @@
         <w:rPr>
           <w:rStyle w:val="NormalTok"/>
         </w:rPr>
-        <w:t xml:space="preserve">paper_lm_model </w:t>
+        <w:t xml:space="preserve">paper_model </w:t>
       </w:r>
       <w:r>
         <w:rPr>
@@ -4829,7 +4858,7 @@
         <w:rPr>
           <w:rStyle w:val="NormalTok"/>
         </w:rPr>
-        <w:t xml:space="preserve">(area_cm2 </w:t>
+        <w:t xml:space="preserve">(mass_g </w:t>
       </w:r>
       <w:r>
         <w:rPr>
@@ -4841,7 +4870,7 @@
         <w:rPr>
           <w:rStyle w:val="NormalTok"/>
         </w:rPr>
-        <w:t xml:space="preserve"> mass_g, </w:t>
+        <w:t xml:space="preserve"> area_cm2, </w:t>
       </w:r>
       <w:r>
         <w:rPr>
@@ -5087,7 +5116,7 @@
         <w:rPr>
           <w:rStyle w:val="VerbatimChar"/>
         </w:rPr>
-        <w:t xml:space="preserve">area_cm2 ~ mass_g</w:t>
+        <w:t xml:space="preserve">mass_g ~ area_cm2</w:t>
       </w:r>
       <w:r>
         <w:t xml:space="preserve"> </w:t>
@@ -5099,7 +5128,7 @@
         <w:t xml:space="preserve"> </w:t>
       </w:r>
       <w:r>
-        <w:t xml:space="preserve">“area is predicted by mass.”</w:t>
+        <w:t xml:space="preserve">“mass is predicted by area.”</w:t>
       </w:r>
     </w:p>
     <w:tbl>
@@ -5215,7 +5244,61 @@
                 <w:b/>
                 <w:bCs/>
               </w:rPr>
-              <w:t xml:space="preserve">⚠️ Get the order wrong and R will still answer.</w:t>
+              <w:t xml:space="preserve">⚠️ Which way round?</w:t>
+            </w:r>
+            <w:r>
+              <w:t xml:space="preserve"> </w:t>
+            </w:r>
+            <w:r>
+              <w:t xml:space="preserve">We</w:t>
+            </w:r>
+            <w:r>
+              <w:t xml:space="preserve"> </w:t>
+            </w:r>
+            <w:r>
+              <w:rPr>
+                <w:b/>
+                <w:bCs/>
+              </w:rPr>
+              <w:t xml:space="preserve">cut</w:t>
+            </w:r>
+            <w:r>
+              <w:t xml:space="preserve"> </w:t>
+            </w:r>
+            <w:r>
+              <w:t xml:space="preserve">the areas and</w:t>
+            </w:r>
+            <w:r>
+              <w:t xml:space="preserve"> </w:t>
+            </w:r>
+            <w:r>
+              <w:rPr>
+                <w:b/>
+                <w:bCs/>
+              </w:rPr>
+              <w:t xml:space="preserve">measured</w:t>
+            </w:r>
+            <w:r>
+              <w:t xml:space="preserve"> </w:t>
+            </w:r>
+            <w:r>
+              <w:t xml:space="preserve">the masses, so</w:t>
+            </w:r>
+            <w:r>
+              <w:t xml:space="preserve"> </w:t>
+            </w:r>
+            <w:r>
+              <w:rPr>
+                <w:b/>
+                <w:bCs/>
+              </w:rPr>
+              <w:t xml:space="preserve">mass</w:t>
+            </w:r>
+            <w:r>
+              <w:t xml:space="preserve"> </w:t>
+            </w:r>
+            <w:r>
+              <w:t xml:space="preserve">is the response.</w:t>
             </w:r>
             <w:r>
               <w:t xml:space="preserve"> </w:t>
@@ -5224,13 +5307,13 @@
               <w:rPr>
                 <w:rStyle w:val="VerbatimChar"/>
               </w:rPr>
-              <w:t xml:space="preserve">lm(mass_g ~ area_cm2)</w:t>
+              <w:t xml:space="preserve">lm(area_cm2 ~ mass_g)</w:t>
             </w:r>
             <w:r>
               <w:t xml:space="preserve"> </w:t>
             </w:r>
             <w:r>
-              <w:t xml:space="preserve">runs fine — it just fits the question you didn’t ask.</w:t>
+              <w:t xml:space="preserve">runs fine too — it just asks R to treat ten areas we chose on purpose as if they were the noisy measurement.</w:t>
             </w:r>
           </w:p>
           <w:p/>
@@ -5279,7 +5362,7 @@
         <w:rPr>
           <w:rStyle w:val="NormalTok"/>
         </w:rPr>
-        <w:t xml:space="preserve">(paper_lm_model)</w:t>
+        <w:t xml:space="preserve">(paper_model)</w:t>
       </w:r>
     </w:p>
     <w:p>
@@ -5302,7 +5385,7 @@
         <w:rPr>
           <w:rStyle w:val="VerbatimChar"/>
         </w:rPr>
-        <w:t xml:space="preserve">lm(formula = area_cm2 ~ mass_g, data = paper_df)</w:t>
+        <w:t xml:space="preserve">lm(formula = mass_g ~ area_cm2, data = paper_df)</w:t>
       </w:r>
       <w:r>
         <w:br/>
@@ -5323,7 +5406,7 @@
         <w:rPr>
           <w:rStyle w:val="VerbatimChar"/>
         </w:rPr>
-        <w:t xml:space="preserve">    Min      1Q  Median      3Q     Max </w:t>
+        <w:t xml:space="preserve">      Min        1Q    Median        3Q       Max </w:t>
       </w:r>
       <w:r>
         <w:br/>
@@ -5332,7 +5415,7 @@
         <w:rPr>
           <w:rStyle w:val="VerbatimChar"/>
         </w:rPr>
-        <w:t xml:space="preserve">-7.2774 -0.3059 -0.1221  0.2264  8.7592 </w:t>
+        <w:t xml:space="preserve">-0.066548 -0.001774  0.000907  0.002267  0.056127 </w:t>
       </w:r>
       <w:r>
         <w:br/>
@@ -5353,7 +5436,7 @@
         <w:rPr>
           <w:rStyle w:val="VerbatimChar"/>
         </w:rPr>
-        <w:t xml:space="preserve">            Estimate Std. Error t value Pr(&gt;|t|)    </w:t>
+        <w:t xml:space="preserve">              Estimate Std. Error t value Pr(&gt;|t|)    </w:t>
       </w:r>
       <w:r>
         <w:br/>
@@ -5362,7 +5445,7 @@
         <w:rPr>
           <w:rStyle w:val="VerbatimChar"/>
         </w:rPr>
-        <w:t xml:space="preserve">(Intercept)   0.2792     0.1812   1.541    0.126    </w:t>
+        <w:t xml:space="preserve">(Intercept) -2.058e-03  1.389e-03  -1.481    0.141    </w:t>
       </w:r>
       <w:r>
         <w:br/>
@@ -5371,7 +5454,7 @@
         <w:rPr>
           <w:rStyle w:val="VerbatimChar"/>
         </w:rPr>
-        <w:t xml:space="preserve">mass_g      130.5234     0.1473 885.964   &lt;2e-16 ***</w:t>
+        <w:t xml:space="preserve">area_cm2     7.660e-03  8.646e-06 885.964   &lt;2e-16 ***</w:t>
       </w:r>
       <w:r>
         <w:br/>
@@ -5401,7 +5484,7 @@
         <w:rPr>
           <w:rStyle w:val="VerbatimChar"/>
         </w:rPr>
-        <w:t xml:space="preserve">Residual standard error: 1.764 on 116 degrees of freedom</w:t>
+        <w:t xml:space="preserve">Residual standard error: 0.01351 on 116 degrees of freedom</w:t>
       </w:r>
       <w:r>
         <w:br/>
@@ -5477,7 +5560,7 @@
         <w:rPr>
           <w:rStyle w:val="VerbatimChar"/>
         </w:rPr>
-        <w:t xml:space="preserve">mass_g</w:t>
+        <w:t xml:space="preserve">area_cm2</w:t>
       </w:r>
       <w:r>
         <w:t xml:space="preserve"> </w:t>
@@ -5590,7 +5673,7 @@
         <w:rPr>
           <w:rStyle w:val="VerbatimChar"/>
         </w:rPr>
-        <w:t xml:space="preserve">mass_g</w:t>
+        <w:t xml:space="preserve">area_cm2</w:t>
       </w:r>
       <w:r>
         <w:t xml:space="preserve"> </w:t>
@@ -5649,7 +5732,7 @@
       </w:r>
     </w:p>
     <w:bookmarkEnd w:id="49"/>
-    <w:bookmarkStart w:id="50" w:name="reading-it-1.-the-coefficients-table"/>
+    <w:bookmarkStart w:id="55" w:name="reading-it-1.-the-coefficients-table"/>
     <w:p>
       <w:pPr>
         <w:pStyle w:val="Heading1"/>
@@ -5675,7 +5758,7 @@
         <w:rPr>
           <w:rStyle w:val="VerbatimChar"/>
         </w:rPr>
-        <w:t xml:space="preserve">            Estimate Std. Error t value Pr(&gt;|t|)</w:t>
+        <w:t xml:space="preserve">              Estimate Std. Error t value Pr(&gt;|t|)</w:t>
       </w:r>
       <w:r>
         <w:br/>
@@ -5684,7 +5767,7 @@
         <w:rPr>
           <w:rStyle w:val="VerbatimChar"/>
         </w:rPr>
-        <w:t xml:space="preserve">(Intercept)   0.2792     0.1812   1.541    0.126</w:t>
+        <w:t xml:space="preserve">(Intercept) -2.058e-03  1.389e-03  -1.481    0.141</w:t>
       </w:r>
       <w:r>
         <w:br/>
@@ -5693,7 +5776,7 @@
         <w:rPr>
           <w:rStyle w:val="VerbatimChar"/>
         </w:rPr>
-        <w:t xml:space="preserve">mass_g      130.5234     0.1473 885.964   &lt;2e-16</w:t>
+        <w:t xml:space="preserve">area_cm2     7.660e-03  8.646e-06 885.964   &lt;2e-16</w:t>
       </w:r>
     </w:p>
     <w:p>
@@ -5765,7 +5848,7 @@
           <w:b/>
           <w:bCs/>
         </w:rPr>
-        <w:t xml:space="preserve">0.28</w:t>
+        <w:t xml:space="preserve">-0.002058</w:t>
       </w:r>
       <w:r>
         <w:t xml:space="preserve"> </w:t>
@@ -5796,7 +5879,7 @@
         <w:rPr>
           <w:rStyle w:val="VerbatimChar"/>
         </w:rPr>
-        <w:t xml:space="preserve">mass_g</w:t>
+        <w:t xml:space="preserve">area_cm2</w:t>
       </w:r>
       <w:r>
         <w:t xml:space="preserve"> </w:t>
@@ -5812,7 +5895,7 @@
           <w:b/>
           <w:bCs/>
         </w:rPr>
-        <w:t xml:space="preserve">130.52</w:t>
+        <w:t xml:space="preserve">0.007660</w:t>
       </w:r>
       <w:r>
         <w:t xml:space="preserve"> </w:t>
@@ -5839,495 +5922,32 @@
         <w:pStyle w:val="FirstParagraph"/>
       </w:pPr>
       <w:r>
-        <w:t xml:space="preserve">So the fitted line is:</w:t>
-      </w:r>
-    </w:p>
-    <w:p>
-      <w:pPr>
-        <w:pStyle w:val="BodyText"/>
-      </w:pPr>
-      <m:oMathPara>
-        <m:oMathParaPr>
-          <m:jc m:val="center"/>
-        </m:oMathParaPr>
-        <m:oMath>
-          <m:acc>
-            <m:accPr>
-              <m:chr m:val="̂"/>
-            </m:accPr>
-            <m:e>
-              <m:r>
-                <m:rPr>
-                  <m:nor/>
-                  <m:sty m:val="p"/>
-                </m:rPr>
-                <m:t>area</m:t>
-              </m:r>
-            </m:e>
-          </m:acc>
-          <m:r>
-            <m:rPr>
-              <m:sty m:val="p"/>
-            </m:rPr>
-            <m:t>=</m:t>
-          </m:r>
-          <m:r>
-            <m:t>0.28</m:t>
-          </m:r>
-          <m:r>
-            <m:rPr>
-              <m:sty m:val="p"/>
-            </m:rPr>
-            <m:t>+</m:t>
-          </m:r>
-          <m:r>
-            <m:t>130.52</m:t>
-          </m:r>
-          <m:r>
-            <m:rPr>
-              <m:sty m:val="p"/>
-            </m:rPr>
-            <m:t>×</m:t>
-          </m:r>
-          <m:r>
-            <m:rPr>
-              <m:nor/>
-              <m:sty m:val="p"/>
-            </m:rPr>
-            <m:t>mass</m:t>
-          </m:r>
-        </m:oMath>
-      </m:oMathPara>
-    </w:p>
-    <w:p>
-      <w:pPr>
-        <w:pStyle w:val="FirstParagraph"/>
-      </w:pPr>
-      <w:r>
-        <w:rPr>
-          <w:b/>
-          <w:bCs/>
-        </w:rPr>
-        <w:t xml:space="preserve">Say the slope out loud, with units:</w:t>
-      </w:r>
-    </w:p>
-    <w:p>
-      <w:pPr>
-        <w:pStyle w:val="BlockText"/>
-      </w:pPr>
-      <w:r>
-        <w:t xml:space="preserve">Every extra</w:t>
-      </w:r>
-      <w:r>
-        <w:t xml:space="preserve"> </w:t>
-      </w:r>
-      <w:r>
-        <w:rPr>
-          <w:b/>
-          <w:bCs/>
-        </w:rPr>
-        <w:t xml:space="preserve">1 gram</w:t>
-      </w:r>
-      <w:r>
-        <w:t xml:space="preserve"> </w:t>
-      </w:r>
-      <w:r>
-        <w:t xml:space="preserve">of this paper is another</w:t>
-      </w:r>
-      <w:r>
-        <w:t xml:space="preserve"> </w:t>
-      </w:r>
-      <w:r>
-        <w:rPr>
-          <w:b/>
-          <w:bCs/>
-        </w:rPr>
-        <w:t xml:space="preserve">130.5 cm²</w:t>
-      </w:r>
-      <w:r>
-        <w:t xml:space="preserve"> </w:t>
-      </w:r>
-      <w:r>
-        <w:t xml:space="preserve">of area.</w:t>
-      </w:r>
-    </w:p>
-    <w:p>
-      <w:pPr>
-        <w:pStyle w:val="FirstParagraph"/>
-      </w:pPr>
-      <w:r>
-        <w:t xml:space="preserve">That is the conversion factor we came for.</w:t>
-      </w:r>
-    </w:p>
-    <w:p>
-      <w:pPr>
-        <w:pStyle w:val="BodyText"/>
-      </w:pPr>
-      <w:r>
-        <w:rPr>
-          <w:b/>
-          <w:bCs/>
-        </w:rPr>
-        <w:t xml:space="preserve">The other three columns, in one line each:</w:t>
-      </w:r>
-    </w:p>
-    <w:tbl>
-      <w:tblPr>
-        <w:tblStyle w:val="Table"/>
-        <w:tblW w:type="auto" w:w="0"/>
-        <w:tblLook w:firstRow="1" w:lastRow="0" w:firstColumn="0" w:lastColumn="0" w:noHBand="0" w:noVBand="0" w:val="0020"/>
-      </w:tblPr>
-      <w:tblGrid>
-        <w:gridCol w:w="3960"/>
-        <w:gridCol w:w="3960"/>
-      </w:tblGrid>
-      <w:tr>
-        <w:trPr>
-          <w:tblHeader w:val="on"/>
-        </w:trPr>
-        <w:tc>
-          <w:tcPr/>
-          <w:p>
-            <w:pPr>
-              <w:pStyle w:val="Compact"/>
-            </w:pPr>
-            <w:r>
-              <w:t xml:space="preserve">Column</w:t>
-            </w:r>
-          </w:p>
-        </w:tc>
-        <w:tc>
-          <w:tcPr/>
-          <w:p>
-            <w:pPr>
-              <w:pStyle w:val="Compact"/>
-            </w:pPr>
-            <w:r>
-              <w:t xml:space="preserve">What it is</w:t>
-            </w:r>
-          </w:p>
-        </w:tc>
-      </w:tr>
-      <w:tr>
-        <w:tc>
-          <w:tcPr/>
-          <w:p>
-            <w:pPr>
-              <w:pStyle w:val="Compact"/>
-            </w:pPr>
-            <w:r>
-              <w:rPr>
-                <w:rStyle w:val="VerbatimChar"/>
-              </w:rPr>
-              <w:t xml:space="preserve">Std. Error</w:t>
-            </w:r>
-          </w:p>
-        </w:tc>
-        <w:tc>
-          <w:tcPr/>
-          <w:p>
-            <w:pPr>
-              <w:pStyle w:val="Compact"/>
-            </w:pPr>
-            <w:r>
-              <w:t xml:space="preserve">how uncertain that estimate is</w:t>
-            </w:r>
-          </w:p>
-        </w:tc>
-      </w:tr>
-      <w:tr>
-        <w:tc>
-          <w:tcPr/>
-          <w:p>
-            <w:pPr>
-              <w:pStyle w:val="Compact"/>
-            </w:pPr>
-            <w:r>
-              <w:rPr>
-                <w:rStyle w:val="VerbatimChar"/>
-              </w:rPr>
-              <w:t xml:space="preserve">t value</w:t>
-            </w:r>
-          </w:p>
-        </w:tc>
-        <w:tc>
-          <w:tcPr/>
-          <w:p>
-            <w:pPr>
-              <w:pStyle w:val="Compact"/>
-            </w:pPr>
-            <w:r>
-              <w:t xml:space="preserve">Estimate ÷ Std. Error</w:t>
-            </w:r>
-          </w:p>
-        </w:tc>
-      </w:tr>
-      <w:tr>
-        <w:tc>
-          <w:tcPr/>
-          <w:p>
-            <w:pPr>
-              <w:pStyle w:val="Compact"/>
-            </w:pPr>
-            <w:r>
-              <w:rPr>
-                <w:rStyle w:val="VerbatimChar"/>
-              </w:rPr>
-              <w:t xml:space="preserve">Pr(&gt;|t|)</w:t>
-            </w:r>
-          </w:p>
-        </w:tc>
-        <w:tc>
-          <w:tcPr/>
-          <w:p>
-            <w:pPr>
-              <w:pStyle w:val="Compact"/>
-            </w:pPr>
-            <w:r>
-              <w:t xml:space="preserve">the</w:t>
-            </w:r>
-            <w:r>
-              <w:t xml:space="preserve"> </w:t>
-            </w:r>
-            <w:r>
-              <w:rPr>
-                <w:b/>
-                <w:bCs/>
-                <w:i/>
-                <w:iCs/>
-              </w:rPr>
-              <w:t xml:space="preserve">p</w:t>
-            </w:r>
-            <w:r>
-              <w:rPr>
-                <w:b/>
-                <w:bCs/>
-              </w:rPr>
-              <w:t xml:space="preserve">-value</w:t>
-            </w:r>
-            <w:r>
-              <w:t xml:space="preserve"> </w:t>
-            </w:r>
-            <w:r>
-              <w:t xml:space="preserve">for that row</w:t>
-            </w:r>
-          </w:p>
-        </w:tc>
-      </w:tr>
-    </w:tbl>
-    <w:p>
-      <w:pPr>
-        <w:pStyle w:val="BodyText"/>
-      </w:pPr>
-      <w:r>
-        <w:t xml:space="preserve">📖 W&amp;S §17.3 p. 551</w:t>
-      </w:r>
-    </w:p>
-    <w:bookmarkEnd w:id="50"/>
-    <w:bookmarkStart w:id="56" w:name="reading-it-2.-the-two-p-values"/>
-    <w:p>
-      <w:pPr>
-        <w:pStyle w:val="Heading1"/>
-      </w:pPr>
-      <w:r>
-        <w:t xml:space="preserve">Reading It — 2. The Two</w:t>
-      </w:r>
-      <w:r>
-        <w:t xml:space="preserve"> </w:t>
-      </w:r>
-      <w:r>
-        <w:rPr>
-          <w:i/>
-          <w:iCs/>
-        </w:rPr>
-        <w:t xml:space="preserve">p</w:t>
-      </w:r>
-      <w:r>
-        <w:t xml:space="preserve">-Values</w:t>
-      </w:r>
-    </w:p>
-    <w:p>
-      <w:pPr>
-        <w:pStyle w:val="SourceCode"/>
-      </w:pPr>
-      <w:r>
         <w:rPr>
           <w:rStyle w:val="VerbatimChar"/>
-        </w:rPr>
-        <w:t xml:space="preserve">(Intercept)   0.2792   ...   0.126</w:t>
-      </w:r>
-      <w:r>
-        <w:br/>
-      </w:r>
-      <w:r>
-        <w:rPr>
-          <w:rStyle w:val="VerbatimChar"/>
-        </w:rPr>
-        <w:t xml:space="preserve">mass_g      130.5234   ...  &lt;2e-16</w:t>
-      </w:r>
-    </w:p>
-    <w:p>
-      <w:pPr>
-        <w:pStyle w:val="FirstParagraph"/>
-      </w:pPr>
-      <w:r>
-        <w:rPr>
-          <w:b/>
-          <w:bCs/>
-        </w:rPr>
-        <w:t xml:space="preserve">The slope row is the one that matters.</w:t>
-      </w:r>
-      <w:r>
-        <w:t xml:space="preserve"> </w:t>
-      </w:r>
-      <w:r>
-        <w:rPr>
-          <w:rStyle w:val="VerbatimChar"/>
-        </w:rPr>
-        <w:t xml:space="preserve">Pr(&gt;|t|)</w:t>
-      </w:r>
-      <w:r>
-        <w:t xml:space="preserve"> </w:t>
-      </w:r>
-      <w:r>
-        <w:t xml:space="preserve">for</w:t>
-      </w:r>
-      <w:r>
-        <w:t xml:space="preserve"> </w:t>
-      </w:r>
-      <w:r>
-        <w:rPr>
-          <w:rStyle w:val="VerbatimChar"/>
-        </w:rPr>
-        <w:t xml:space="preserve">mass_g</w:t>
-      </w:r>
-      <w:r>
-        <w:t xml:space="preserve"> </w:t>
-      </w:r>
-      <w:r>
-        <w:t xml:space="preserve">is</w:t>
-      </w:r>
-      <w:r>
-        <w:t xml:space="preserve"> </w:t>
-      </w:r>
-      <w:r>
-        <w:rPr>
-          <w:rStyle w:val="VerbatimChar"/>
-        </w:rPr>
-        <w:t xml:space="preserve">&lt;2e-16</w:t>
-      </w:r>
-      <w:r>
-        <w:t xml:space="preserve"> </w:t>
-      </w:r>
-      <w:r>
-        <w:t xml:space="preserve">— R’s way of writing</w:t>
-      </w:r>
-      <w:r>
-        <w:t xml:space="preserve"> </w:t>
-      </w:r>
-      <w:r>
-        <w:t xml:space="preserve">“smaller than I can print.”</w:t>
-      </w:r>
-    </w:p>
-    <w:p>
-      <w:pPr>
-        <w:pStyle w:val="Compact"/>
-        <w:numPr>
-          <w:ilvl w:val="0"/>
-          <w:numId w:val="1019"/>
-        </w:numPr>
-      </w:pPr>
-      <w:r>
-        <w:rPr>
-          <w:b/>
-          <w:bCs/>
-        </w:rPr>
-        <w:t xml:space="preserve">H₀:</w:t>
-      </w:r>
-      <w:r>
-        <w:t xml:space="preserve"> </w:t>
-      </w:r>
-      <w:r>
-        <w:t xml:space="preserve">the slope is 0 → mass tells you nothing about area</w:t>
-      </w:r>
-    </w:p>
-    <w:p>
-      <w:pPr>
-        <w:pStyle w:val="Compact"/>
-        <w:numPr>
-          <w:ilvl w:val="0"/>
-          <w:numId w:val="1019"/>
-        </w:numPr>
-      </w:pPr>
-      <w:r>
-        <w:rPr>
-          <w:i/>
-          <w:iCs/>
-        </w:rPr>
-        <w:t xml:space="preserve">p</w:t>
-      </w:r>
-      <w:r>
-        <w:t xml:space="preserve"> </w:t>
-      </w:r>
-      <w:r>
-        <w:t xml:space="preserve">&lt; 0.001 →</w:t>
-      </w:r>
-      <w:r>
-        <w:t xml:space="preserve"> </w:t>
-      </w:r>
-      <w:r>
-        <w:rPr>
-          <w:b/>
-          <w:bCs/>
-        </w:rPr>
-        <w:t xml:space="preserve">reject H₀</w:t>
-      </w:r>
-      <w:r>
-        <w:t xml:space="preserve">. Mass predicts area.</w:t>
-      </w:r>
-    </w:p>
-    <w:p>
-      <w:pPr>
-        <w:pStyle w:val="FirstParagraph"/>
-      </w:pPr>
-      <w:r>
-        <w:rPr>
-          <w:b/>
-          <w:bCs/>
-        </w:rPr>
-        <w:t xml:space="preserve">The intercept row:</w:t>
-      </w:r>
-      <w:r>
-        <w:t xml:space="preserve"> </w:t>
-      </w:r>
-      <w:r>
-        <w:rPr>
-          <w:i/>
-          <w:iCs/>
-        </w:rPr>
-        <w:t xml:space="preserve">p</w:t>
-      </w:r>
-      <w:r>
-        <w:t xml:space="preserve"> </w:t>
-      </w:r>
-      <w:r>
-        <w:t xml:space="preserve">= 0.126, so the intercept is</w:t>
-      </w:r>
-      <w:r>
-        <w:t xml:space="preserve"> </w:t>
-      </w:r>
-      <w:r>
-        <w:rPr>
-          <w:b/>
-          <w:bCs/>
-        </w:rPr>
-        <w:t xml:space="preserve">not</w:t>
-      </w:r>
-      <w:r>
-        <w:t xml:space="preserve"> </w:t>
-      </w:r>
-      <w:r>
-        <w:t xml:space="preserve">distinguishable from 0 — exactly what physics says it should be. A piece of paper with no mass has no area.</w:t>
+          <w:b/>
+          <w:bCs/>
+        </w:rPr>
+        <w:t xml:space="preserve">7.660e-03</w:t>
+      </w:r>
+      <w:r>
+        <w:rPr>
+          <w:b/>
+          <w:bCs/>
+        </w:rPr>
+        <w:t xml:space="preserve"> </w:t>
+      </w:r>
+      <w:r>
+        <w:rPr>
+          <w:b/>
+          <w:bCs/>
+        </w:rPr>
+        <w:t xml:space="preserve">means 7.660 × 10⁻³</w:t>
+      </w:r>
+      <w:r>
+        <w:t xml:space="preserve"> </w:t>
+      </w:r>
+      <w:r>
+        <w:t xml:space="preserve">— move the decimal point three places left.</w:t>
       </w:r>
     </w:p>
     <w:tbl>
@@ -6371,18 +5991,18 @@
                 <wp:inline>
                   <wp:extent cx="152400" cy="152400"/>
                   <wp:effectExtent b="0" l="0" r="0" t="0"/>
-                  <wp:docPr descr="" title="" id="52" name="Picture"/>
+                  <wp:docPr descr="" title="" id="51" name="Picture"/>
                   <a:graphic>
                     <a:graphicData uri="http://schemas.openxmlformats.org/drawingml/2006/picture">
                       <pic:pic>
                         <pic:nvPicPr>
-                          <pic:cNvPr descr="/Applications/Positron.app/Contents/Resources/app/quarto/share/formats/docx/tip.png" id="53" name="Picture"/>
+                          <pic:cNvPr descr="/Applications/Positron.app/Contents/Resources/app/quarto/share/formats/docx/tip.png" id="52" name="Picture"/>
                           <pic:cNvPicPr>
                             <a:picLocks noChangeArrowheads="1" noChangeAspect="1"/>
                           </pic:cNvPicPr>
                         </pic:nvPicPr>
                         <pic:blipFill>
-                          <a:blip r:embed="rId51"/>
+                          <a:blip r:embed="rId50"/>
                           <a:stretch>
                             <a:fillRect/>
                           </a:stretch>
@@ -6436,61 +6056,40 @@
               <w:pStyle w:val="BodyText"/>
             </w:pPr>
             <w:pPr>
-              <w:spacing w:before="16"/>
-            </w:pPr>
+              <w:spacing w:before="16" w:after="16"/>
+            </w:pPr>
+            <w:r>
+              <w:t xml:space="preserve">Prefer plain decimals?</w:t>
+            </w:r>
+            <w:r>
+              <w:t xml:space="preserve"> </w:t>
+            </w:r>
             <w:r>
               <w:rPr>
-                <w:b/>
-                <w:bCs/>
+                <w:rStyle w:val="VerbatimChar"/>
               </w:rPr>
-              <w:t xml:space="preserve">Which</w:t>
+              <w:t xml:space="preserve">options(scipen = 999)</w:t>
+            </w:r>
+            <w:r>
+              <w:t xml:space="preserve"> </w:t>
+            </w:r>
+            <w:r>
+              <w:t xml:space="preserve">turns scientific notation off and</w:t>
+            </w:r>
+            <w:r>
+              <w:t xml:space="preserve"> </w:t>
             </w:r>
             <w:r>
               <w:rPr>
-                <w:b/>
-                <w:bCs/>
+                <w:rStyle w:val="VerbatimChar"/>
               </w:rPr>
+              <w:t xml:space="preserve">options(scipen = 0)</w:t>
+            </w:r>
+            <w:r>
               <w:t xml:space="preserve"> </w:t>
             </w:r>
             <w:r>
-              <w:rPr>
-                <w:b/>
-                <w:bCs/>
-                <w:i/>
-                <w:iCs/>
-              </w:rPr>
-              <w:t xml:space="preserve">p</w:t>
-            </w:r>
-            <w:r>
-              <w:rPr>
-                <w:b/>
-                <w:bCs/>
-              </w:rPr>
-              <w:t xml:space="preserve">-value do I report?</w:t>
-            </w:r>
-          </w:p>
-          <w:p>
-            <w:pPr>
-              <w:pStyle w:val="BodyText"/>
-            </w:pPr>
-            <w:pPr>
-              <w:spacing w:after="16"/>
-            </w:pPr>
-            <w:r>
-              <w:t xml:space="preserve">The</w:t>
-            </w:r>
-            <w:r>
-              <w:t xml:space="preserve"> </w:t>
-            </w:r>
-            <w:r>
-              <w:rPr>
-                <w:b/>
-                <w:bCs/>
-              </w:rPr>
-              <w:t xml:space="preserve">slope’s</w:t>
-            </w:r>
-            <w:r>
-              <w:t xml:space="preserve">. That is the biological question. Nobody reports the intercept’s</w:t>
+              <w:t xml:space="preserve">turns it back on. We leave it on — with it off,</w:t>
             </w:r>
             <w:r>
               <w:t xml:space="preserve"> </w:t>
@@ -6503,7 +6102,22 @@
               <w:t xml:space="preserve">p</w:t>
             </w:r>
             <w:r>
-              <w:t xml:space="preserve">-value unless zero means something special.</w:t>
+              <w:t xml:space="preserve"> </w:t>
+            </w:r>
+            <w:r>
+              <w:t xml:space="preserve">prints as</w:t>
+            </w:r>
+            <w:r>
+              <w:t xml:space="preserve"> </w:t>
+            </w:r>
+            <w:r>
+              <w:rPr>
+                <w:rStyle w:val="VerbatimChar"/>
+              </w:rPr>
+              <w:t xml:space="preserve">&lt;0.0000000000000002</w:t>
+            </w:r>
+            <w:r>
+              <w:t xml:space="preserve">.</w:t>
             </w:r>
           </w:p>
           <w:p/>
@@ -6515,7 +6129,119 @@
         <w:pStyle w:val="BodyText"/>
       </w:pPr>
       <w:r>
-        <w:t xml:space="preserve"> </w:t>
+        <w:t xml:space="preserve">So the fitted line is:</w:t>
+      </w:r>
+    </w:p>
+    <w:p>
+      <w:pPr>
+        <w:pStyle w:val="BodyText"/>
+      </w:pPr>
+      <m:oMathPara>
+        <m:oMathParaPr>
+          <m:jc m:val="center"/>
+        </m:oMathParaPr>
+        <m:oMath>
+          <m:acc>
+            <m:accPr>
+              <m:chr m:val="̂"/>
+            </m:accPr>
+            <m:e>
+              <m:r>
+                <m:rPr>
+                  <m:nor/>
+                  <m:sty m:val="p"/>
+                </m:rPr>
+                <m:t>mass</m:t>
+              </m:r>
+            </m:e>
+          </m:acc>
+          <m:r>
+            <m:rPr>
+              <m:sty m:val="p"/>
+            </m:rPr>
+            <m:t>=</m:t>
+          </m:r>
+          <m:r>
+            <m:rPr>
+              <m:sty m:val="p"/>
+            </m:rPr>
+            <m:t>−</m:t>
+          </m:r>
+          <m:r>
+            <m:t>0.0021</m:t>
+          </m:r>
+          <m:r>
+            <m:rPr>
+              <m:sty m:val="p"/>
+            </m:rPr>
+            <m:t>+</m:t>
+          </m:r>
+          <m:r>
+            <m:t>0.00766</m:t>
+          </m:r>
+          <m:r>
+            <m:rPr>
+              <m:sty m:val="p"/>
+            </m:rPr>
+            <m:t>×</m:t>
+          </m:r>
+          <m:r>
+            <m:rPr>
+              <m:nor/>
+              <m:sty m:val="p"/>
+            </m:rPr>
+            <m:t>area</m:t>
+          </m:r>
+        </m:oMath>
+      </m:oMathPara>
+    </w:p>
+    <w:p>
+      <w:pPr>
+        <w:pStyle w:val="FirstParagraph"/>
+      </w:pPr>
+      <w:r>
+        <w:rPr>
+          <w:b/>
+          <w:bCs/>
+        </w:rPr>
+        <w:t xml:space="preserve">Say the slope out loud, with units:</w:t>
+      </w:r>
+    </w:p>
+    <w:p>
+      <w:pPr>
+        <w:pStyle w:val="BlockText"/>
+      </w:pPr>
+      <w:r>
+        <w:t xml:space="preserve">Every extra</w:t>
+      </w:r>
+      <w:r>
+        <w:t xml:space="preserve"> </w:t>
+      </w:r>
+      <w:r>
+        <w:rPr>
+          <w:b/>
+          <w:bCs/>
+        </w:rPr>
+        <w:t xml:space="preserve">1 cm²</w:t>
+      </w:r>
+      <w:r>
+        <w:t xml:space="preserve"> </w:t>
+      </w:r>
+      <w:r>
+        <w:t xml:space="preserve">of this paper weighs another</w:t>
+      </w:r>
+      <w:r>
+        <w:t xml:space="preserve"> </w:t>
+      </w:r>
+      <w:r>
+        <w:rPr>
+          <w:b/>
+          <w:bCs/>
+        </w:rPr>
+        <w:t xml:space="preserve">0.00766 g</w:t>
+      </w:r>
+      <w:r>
+        <w:t xml:space="preserve">.</w:t>
       </w:r>
     </w:p>
     <w:tbl>
@@ -6548,7 +6274,7 @@
           </w:tcPr>
           <w:p>
             <w:pPr>
-              <w:pStyle w:val="BodyText"/>
+              <w:pStyle w:val="FirstParagraph"/>
             </w:pPr>
             <w:pPr>
               <w:spacing w:before="0" w:after="0"/>
@@ -6559,12 +6285,12 @@
                 <wp:inline>
                   <wp:extent cx="152400" cy="152400"/>
                   <wp:effectExtent b="0" l="0" r="0" t="0"/>
-                  <wp:docPr descr="" title="" id="54" name="Picture"/>
+                  <wp:docPr descr="" title="" id="53" name="Picture"/>
                   <a:graphic>
                     <a:graphicData uri="http://schemas.openxmlformats.org/drawingml/2006/picture">
                       <pic:pic>
                         <pic:nvPicPr>
-                          <pic:cNvPr descr="/Applications/Positron.app/Contents/Resources/app/quarto/share/formats/docx/note.png" id="55" name="Picture"/>
+                          <pic:cNvPr descr="/Applications/Positron.app/Contents/Resources/app/quarto/share/formats/docx/note.png" id="54" name="Picture"/>
                           <pic:cNvPicPr>
                             <a:picLocks noChangeArrowheads="1" noChangeAspect="1"/>
                           </pic:cNvPicPr>
@@ -6631,13 +6357,160 @@
                 <w:b/>
                 <w:bCs/>
               </w:rPr>
-              <w:t xml:space="preserve">Never write</w:t>
+              <w:t xml:space="preserve">×10,000 → 76.6 g/m²</w:t>
+            </w:r>
+            <w:r>
+              <w:t xml:space="preserve"> </w:t>
+            </w:r>
+            <w:r>
+              <w:t xml:space="preserve">— the paper’s</w:t>
+            </w:r>
+            <w:r>
+              <w:t xml:space="preserve"> </w:t>
             </w:r>
             <w:r>
               <w:rPr>
                 <w:b/>
                 <w:bCs/>
               </w:rPr>
+              <w:t xml:space="preserve">grammage</w:t>
+            </w:r>
+            <w:r>
+              <w:t xml:space="preserve">, the number on the side of the ream. Copy paper is sold at 75–80 g/m², so the slope is a property you can go and check.</w:t>
+            </w:r>
+          </w:p>
+          <w:p/>
+        </w:tc>
+      </w:tr>
+    </w:tbl>
+    <w:p>
+      <w:pPr>
+        <w:pStyle w:val="BodyText"/>
+      </w:pPr>
+      <w:r>
+        <w:rPr>
+          <w:b/>
+          <w:bCs/>
+        </w:rPr>
+        <w:t xml:space="preserve">The other three columns, in one line each:</w:t>
+      </w:r>
+    </w:p>
+    <w:tbl>
+      <w:tblPr>
+        <w:tblStyle w:val="Table"/>
+        <w:tblW w:type="auto" w:w="0"/>
+        <w:tblLook w:firstRow="1" w:lastRow="0" w:firstColumn="0" w:lastColumn="0" w:noHBand="0" w:noVBand="0" w:val="0020"/>
+      </w:tblPr>
+      <w:tblGrid>
+        <w:gridCol w:w="3960"/>
+        <w:gridCol w:w="3960"/>
+      </w:tblGrid>
+      <w:tr>
+        <w:trPr>
+          <w:tblHeader w:val="on"/>
+        </w:trPr>
+        <w:tc>
+          <w:tcPr/>
+          <w:p>
+            <w:pPr>
+              <w:pStyle w:val="Compact"/>
+            </w:pPr>
+            <w:r>
+              <w:t xml:space="preserve">Column</w:t>
+            </w:r>
+          </w:p>
+        </w:tc>
+        <w:tc>
+          <w:tcPr/>
+          <w:p>
+            <w:pPr>
+              <w:pStyle w:val="Compact"/>
+            </w:pPr>
+            <w:r>
+              <w:t xml:space="preserve">What it is</w:t>
+            </w:r>
+          </w:p>
+        </w:tc>
+      </w:tr>
+      <w:tr>
+        <w:tc>
+          <w:tcPr/>
+          <w:p>
+            <w:pPr>
+              <w:pStyle w:val="Compact"/>
+            </w:pPr>
+            <w:r>
+              <w:rPr>
+                <w:rStyle w:val="VerbatimChar"/>
+              </w:rPr>
+              <w:t xml:space="preserve">Std. Error</w:t>
+            </w:r>
+          </w:p>
+        </w:tc>
+        <w:tc>
+          <w:tcPr/>
+          <w:p>
+            <w:pPr>
+              <w:pStyle w:val="Compact"/>
+            </w:pPr>
+            <w:r>
+              <w:t xml:space="preserve">how uncertain that estimate is</w:t>
+            </w:r>
+          </w:p>
+        </w:tc>
+      </w:tr>
+      <w:tr>
+        <w:tc>
+          <w:tcPr/>
+          <w:p>
+            <w:pPr>
+              <w:pStyle w:val="Compact"/>
+            </w:pPr>
+            <w:r>
+              <w:rPr>
+                <w:rStyle w:val="VerbatimChar"/>
+              </w:rPr>
+              <w:t xml:space="preserve">t value</w:t>
+            </w:r>
+          </w:p>
+        </w:tc>
+        <w:tc>
+          <w:tcPr/>
+          <w:p>
+            <w:pPr>
+              <w:pStyle w:val="Compact"/>
+            </w:pPr>
+            <w:r>
+              <w:t xml:space="preserve">Estimate ÷ Std. Error</w:t>
+            </w:r>
+          </w:p>
+        </w:tc>
+      </w:tr>
+      <w:tr>
+        <w:tc>
+          <w:tcPr/>
+          <w:p>
+            <w:pPr>
+              <w:pStyle w:val="Compact"/>
+            </w:pPr>
+            <w:r>
+              <w:rPr>
+                <w:rStyle w:val="VerbatimChar"/>
+              </w:rPr>
+              <w:t xml:space="preserve">Pr(&gt;|t|)</w:t>
+            </w:r>
+          </w:p>
+        </w:tc>
+        <w:tc>
+          <w:tcPr/>
+          <w:p>
+            <w:pPr>
+              <w:pStyle w:val="Compact"/>
+            </w:pPr>
+            <w:r>
+              <w:t xml:space="preserve">the</w:t>
+            </w:r>
+            <w:r>
               <w:t xml:space="preserve"> </w:t>
             </w:r>
             <w:r>
@@ -6654,34 +6527,353 @@
                 <w:b/>
                 <w:bCs/>
               </w:rPr>
+              <w:t xml:space="preserve">-value</w:t>
+            </w:r>
+            <w:r>
               <w:t xml:space="preserve"> </w:t>
             </w:r>
+            <w:r>
+              <w:t xml:space="preserve">for that row</w:t>
+            </w:r>
+          </w:p>
+        </w:tc>
+      </w:tr>
+    </w:tbl>
+    <w:p>
+      <w:pPr>
+        <w:pStyle w:val="BodyText"/>
+      </w:pPr>
+      <w:r>
+        <w:t xml:space="preserve">📖 W&amp;S §17.3 p. 551</w:t>
+      </w:r>
+    </w:p>
+    <w:bookmarkEnd w:id="55"/>
+    <w:bookmarkStart w:id="60" w:name="reading-it-2.-the-two-p-values"/>
+    <w:p>
+      <w:pPr>
+        <w:pStyle w:val="Heading1"/>
+      </w:pPr>
+      <w:r>
+        <w:t xml:space="preserve">Reading It — 2. The Two</w:t>
+      </w:r>
+      <w:r>
+        <w:t xml:space="preserve"> </w:t>
+      </w:r>
+      <w:r>
+        <w:rPr>
+          <w:i/>
+          <w:iCs/>
+        </w:rPr>
+        <w:t xml:space="preserve">p</w:t>
+      </w:r>
+      <w:r>
+        <w:t xml:space="preserve">-Values</w:t>
+      </w:r>
+    </w:p>
+    <w:p>
+      <w:pPr>
+        <w:pStyle w:val="SourceCode"/>
+      </w:pPr>
+      <w:r>
+        <w:rPr>
+          <w:rStyle w:val="VerbatimChar"/>
+        </w:rPr>
+        <w:t xml:space="preserve">(Intercept) -2.058e-03  ...   0.141</w:t>
+      </w:r>
+      <w:r>
+        <w:br/>
+      </w:r>
+      <w:r>
+        <w:rPr>
+          <w:rStyle w:val="VerbatimChar"/>
+        </w:rPr>
+        <w:t xml:space="preserve">area_cm2     7.660e-03  ...  &lt;2e-16</w:t>
+      </w:r>
+    </w:p>
+    <w:p>
+      <w:pPr>
+        <w:pStyle w:val="FirstParagraph"/>
+      </w:pPr>
+      <w:r>
+        <w:rPr>
+          <w:b/>
+          <w:bCs/>
+        </w:rPr>
+        <w:t xml:space="preserve">The slope row is the one that matters.</w:t>
+      </w:r>
+      <w:r>
+        <w:t xml:space="preserve"> </w:t>
+      </w:r>
+      <w:r>
+        <w:rPr>
+          <w:rStyle w:val="VerbatimChar"/>
+        </w:rPr>
+        <w:t xml:space="preserve">Pr(&gt;|t|)</w:t>
+      </w:r>
+      <w:r>
+        <w:t xml:space="preserve"> </w:t>
+      </w:r>
+      <w:r>
+        <w:t xml:space="preserve">for</w:t>
+      </w:r>
+      <w:r>
+        <w:t xml:space="preserve"> </w:t>
+      </w:r>
+      <w:r>
+        <w:rPr>
+          <w:rStyle w:val="VerbatimChar"/>
+        </w:rPr>
+        <w:t xml:space="preserve">area_cm2</w:t>
+      </w:r>
+      <w:r>
+        <w:t xml:space="preserve"> </w:t>
+      </w:r>
+      <w:r>
+        <w:t xml:space="preserve">is</w:t>
+      </w:r>
+      <w:r>
+        <w:t xml:space="preserve"> </w:t>
+      </w:r>
+      <w:r>
+        <w:rPr>
+          <w:rStyle w:val="VerbatimChar"/>
+        </w:rPr>
+        <w:t xml:space="preserve">&lt;2e-16</w:t>
+      </w:r>
+      <w:r>
+        <w:t xml:space="preserve"> </w:t>
+      </w:r>
+      <w:r>
+        <w:t xml:space="preserve">— R’s way of writing</w:t>
+      </w:r>
+      <w:r>
+        <w:t xml:space="preserve"> </w:t>
+      </w:r>
+      <w:r>
+        <w:t xml:space="preserve">“smaller than I can print.”</w:t>
+      </w:r>
+    </w:p>
+    <w:p>
+      <w:pPr>
+        <w:pStyle w:val="Compact"/>
+        <w:numPr>
+          <w:ilvl w:val="0"/>
+          <w:numId w:val="1019"/>
+        </w:numPr>
+      </w:pPr>
+      <w:r>
+        <w:rPr>
+          <w:b/>
+          <w:bCs/>
+        </w:rPr>
+        <w:t xml:space="preserve">H₀:</w:t>
+      </w:r>
+      <w:r>
+        <w:t xml:space="preserve"> </w:t>
+      </w:r>
+      <w:r>
+        <w:t xml:space="preserve">the slope is 0 → area tells you nothing about mass</w:t>
+      </w:r>
+    </w:p>
+    <w:p>
+      <w:pPr>
+        <w:pStyle w:val="Compact"/>
+        <w:numPr>
+          <w:ilvl w:val="0"/>
+          <w:numId w:val="1019"/>
+        </w:numPr>
+      </w:pPr>
+      <w:r>
+        <w:rPr>
+          <w:i/>
+          <w:iCs/>
+        </w:rPr>
+        <w:t xml:space="preserve">p</w:t>
+      </w:r>
+      <w:r>
+        <w:t xml:space="preserve"> </w:t>
+      </w:r>
+      <w:r>
+        <w:t xml:space="preserve">&lt; 0.001 →</w:t>
+      </w:r>
+      <w:r>
+        <w:t xml:space="preserve"> </w:t>
+      </w:r>
+      <w:r>
+        <w:rPr>
+          <w:b/>
+          <w:bCs/>
+        </w:rPr>
+        <w:t xml:space="preserve">reject H₀</w:t>
+      </w:r>
+      <w:r>
+        <w:t xml:space="preserve">. Area predicts mass.</w:t>
+      </w:r>
+    </w:p>
+    <w:p>
+      <w:pPr>
+        <w:pStyle w:val="FirstParagraph"/>
+      </w:pPr>
+      <w:r>
+        <w:rPr>
+          <w:b/>
+          <w:bCs/>
+        </w:rPr>
+        <w:t xml:space="preserve">The intercept row:</w:t>
+      </w:r>
+      <w:r>
+        <w:t xml:space="preserve"> </w:t>
+      </w:r>
+      <w:r>
+        <w:rPr>
+          <w:i/>
+          <w:iCs/>
+        </w:rPr>
+        <w:t xml:space="preserve">p</w:t>
+      </w:r>
+      <w:r>
+        <w:t xml:space="preserve"> </w:t>
+      </w:r>
+      <w:r>
+        <w:t xml:space="preserve">= 0.141, so the intercept is</w:t>
+      </w:r>
+      <w:r>
+        <w:t xml:space="preserve"> </w:t>
+      </w:r>
+      <w:r>
+        <w:rPr>
+          <w:b/>
+          <w:bCs/>
+        </w:rPr>
+        <w:t xml:space="preserve">not</w:t>
+      </w:r>
+      <w:r>
+        <w:t xml:space="preserve"> </w:t>
+      </w:r>
+      <w:r>
+        <w:t xml:space="preserve">distinguishable from 0 — exactly what physics says it should be. A piece of paper with no area has no mass.</w:t>
+      </w:r>
+    </w:p>
+    <w:tbl>
+      <w:tblPr>
+        <w:tblStyle w:val="Table"/>
+        <w:tblLook w:firstRow="0" w:lastRow="0" w:firstColumn="0" w:lastColumn="0" w:noHBand="0" w:noVBand="0" w:val="0000"/>
+        <w:tblBorders>
+          <w:top w:val="single" w:sz="4" w:space="0" w:color="00A047"/>
+          <w:left w:val="single" w:sz="24" w:space="0" w:color="00A047"/>
+          <w:bottom w:val="single" w:sz="4" w:space="0" w:color="00A047"/>
+          <w:right w:val="single" w:sz="4" w:space="0" w:color="00A047"/>
+        </w:tblBorders>
+        <w:tblCellMar>
+          <w:left w:w="144" w:type="dxa"/>
+          <w:right w:w="144" w:type="dxa"/>
+        </w:tblCellMar>
+        <w:tblLook w:firstRow="0" w:lastRow="0" w:firstColumn="0" w:lastColumn="0" w:noHBand="0" w:noVBand="0" w:val="0000"/>
+      </w:tblPr>
+      <w:tr>
+        <w:trPr>
+          <w:cantSplit/>
+        </w:trPr>
+        <w:tc>
+          <w:tcPr>
+            <w:shd w:color="auto" w:fill="ccf1e3" w:val="clear"/>
+            <w:tcMar>
+              <w:top w:w="92" w:type="dxa"/>
+              <w:bottom w:w="92" w:type="dxa"/>
+            </w:tcMar>
+          </w:tcPr>
+          <w:p>
+            <w:pPr>
+              <w:pStyle w:val="BodyText"/>
+            </w:pPr>
+            <w:pPr>
+              <w:spacing w:before="0" w:after="0"/>
+              <w:textAlignment w:val="center"/>
+            </w:pPr>
+            <w:r>
+              <w:drawing>
+                <wp:inline>
+                  <wp:extent cx="152400" cy="152400"/>
+                  <wp:effectExtent b="0" l="0" r="0" t="0"/>
+                  <wp:docPr descr="" title="" id="56" name="Picture"/>
+                  <a:graphic>
+                    <a:graphicData uri="http://schemas.openxmlformats.org/drawingml/2006/picture">
+                      <pic:pic>
+                        <pic:nvPicPr>
+                          <pic:cNvPr descr="/Applications/Positron.app/Contents/Resources/app/quarto/share/formats/docx/tip.png" id="57" name="Picture"/>
+                          <pic:cNvPicPr>
+                            <a:picLocks noChangeArrowheads="1" noChangeAspect="1"/>
+                          </pic:cNvPicPr>
+                        </pic:nvPicPr>
+                        <pic:blipFill>
+                          <a:blip r:embed="rId50"/>
+                          <a:stretch>
+                            <a:fillRect/>
+                          </a:stretch>
+                        </pic:blipFill>
+                        <pic:spPr bwMode="auto">
+                          <a:xfrm>
+                            <a:off x="0" y="0"/>
+                            <a:ext cx="152400" cy="152400"/>
+                          </a:xfrm>
+                          <a:prstGeom prst="rect">
+                            <a:avLst/>
+                          </a:prstGeom>
+                          <a:noFill/>
+                          <a:ln w="9525">
+                            <a:noFill/>
+                            <a:headEnd/>
+                            <a:tailEnd/>
+                          </a:ln>
+                        </pic:spPr>
+                      </pic:pic>
+                    </a:graphicData>
+                  </a:graphic>
+                </wp:inline>
+              </w:drawing>
+            </w:r>
+            <w:r>
+              <w:t xml:space="preserve"> </w:t>
+            </w:r>
+            <w:r>
+              <w:t xml:space="preserve"> </w:t>
+            </w:r>
+            <w:r>
+              <w:t xml:space="preserve">Tip</w:t>
+            </w:r>
+          </w:p>
+        </w:tc>
+      </w:tr>
+      <w:tr>
+        <w:trPr>
+          <w:cantSplit/>
+        </w:trPr>
+        <w:tc>
+          <w:tcPr>
+            <w:tcMar>
+              <w:top w:w="108" w:type="dxa"/>
+              <w:bottom w:w="108" w:type="dxa"/>
+            </w:tcMar>
+          </w:tcPr>
+          <w:p>
+            <w:pPr>
+              <w:pStyle w:val="BodyText"/>
+            </w:pPr>
+            <w:pPr>
+              <w:spacing w:before="16"/>
+            </w:pPr>
             <w:r>
               <w:rPr>
                 <w:b/>
                 <w:bCs/>
               </w:rPr>
-              <w:t xml:space="preserve">= 0.</w:t>
-            </w:r>
-            <w:r>
-              <w:t xml:space="preserve"> </w:t>
-            </w:r>
-            <w:r>
-              <w:t xml:space="preserve">When R prints</w:t>
-            </w:r>
-            <w:r>
-              <w:t xml:space="preserve"> </w:t>
+              <w:t xml:space="preserve">Which</w:t>
             </w:r>
             <w:r>
               <w:rPr>
-                <w:rStyle w:val="VerbatimChar"/>
+                <w:b/>
+                <w:bCs/>
               </w:rPr>
-              <w:t xml:space="preserve">&lt;2e-16</w:t>
-            </w:r>
-            <w:r>
-              <w:t xml:space="preserve">, you write</w:t>
-            </w:r>
-            <w:r>
               <w:t xml:space="preserve"> </w:t>
             </w:r>
             <w:r>
@@ -6694,6 +6886,238 @@
               <w:t xml:space="preserve">p</w:t>
             </w:r>
             <w:r>
+              <w:rPr>
+                <w:b/>
+                <w:bCs/>
+              </w:rPr>
+              <w:t xml:space="preserve">-value do I report?</w:t>
+            </w:r>
+          </w:p>
+          <w:p>
+            <w:pPr>
+              <w:pStyle w:val="BodyText"/>
+            </w:pPr>
+            <w:pPr>
+              <w:spacing w:after="16"/>
+            </w:pPr>
+            <w:r>
+              <w:t xml:space="preserve">The</w:t>
+            </w:r>
+            <w:r>
+              <w:t xml:space="preserve"> </w:t>
+            </w:r>
+            <w:r>
+              <w:rPr>
+                <w:b/>
+                <w:bCs/>
+              </w:rPr>
+              <w:t xml:space="preserve">slope’s</w:t>
+            </w:r>
+            <w:r>
+              <w:t xml:space="preserve">. That is the biological question. Nobody reports the intercept’s</w:t>
+            </w:r>
+            <w:r>
+              <w:t xml:space="preserve"> </w:t>
+            </w:r>
+            <w:r>
+              <w:rPr>
+                <w:i/>
+                <w:iCs/>
+              </w:rPr>
+              <w:t xml:space="preserve">p</w:t>
+            </w:r>
+            <w:r>
+              <w:t xml:space="preserve">-value unless zero means something special.</w:t>
+            </w:r>
+          </w:p>
+          <w:p/>
+        </w:tc>
+      </w:tr>
+    </w:tbl>
+    <w:p>
+      <w:pPr>
+        <w:pStyle w:val="BodyText"/>
+      </w:pPr>
+      <w:r>
+        <w:t xml:space="preserve"> </w:t>
+      </w:r>
+    </w:p>
+    <w:tbl>
+      <w:tblPr>
+        <w:tblStyle w:val="Table"/>
+        <w:tblLook w:firstRow="0" w:lastRow="0" w:firstColumn="0" w:lastColumn="0" w:noHBand="0" w:noVBand="0" w:val="0000"/>
+        <w:tblBorders>
+          <w:top w:val="single" w:sz="4" w:space="0" w:color="0758E5"/>
+          <w:left w:val="single" w:sz="24" w:space="0" w:color="0758E5"/>
+          <w:bottom w:val="single" w:sz="4" w:space="0" w:color="0758E5"/>
+          <w:right w:val="single" w:sz="4" w:space="0" w:color="0758E5"/>
+        </w:tblBorders>
+        <w:tblCellMar>
+          <w:left w:w="144" w:type="dxa"/>
+          <w:right w:w="144" w:type="dxa"/>
+        </w:tblCellMar>
+        <w:tblLook w:firstRow="0" w:lastRow="0" w:firstColumn="0" w:lastColumn="0" w:noHBand="0" w:noVBand="0" w:val="0000"/>
+      </w:tblPr>
+      <w:tr>
+        <w:trPr>
+          <w:cantSplit/>
+        </w:trPr>
+        <w:tc>
+          <w:tcPr>
+            <w:shd w:color="auto" w:fill="dae6fb" w:val="clear"/>
+            <w:tcMar>
+              <w:top w:w="92" w:type="dxa"/>
+              <w:bottom w:w="92" w:type="dxa"/>
+            </w:tcMar>
+          </w:tcPr>
+          <w:p>
+            <w:pPr>
+              <w:pStyle w:val="BodyText"/>
+            </w:pPr>
+            <w:pPr>
+              <w:spacing w:before="0" w:after="0"/>
+              <w:textAlignment w:val="center"/>
+            </w:pPr>
+            <w:r>
+              <w:drawing>
+                <wp:inline>
+                  <wp:extent cx="152400" cy="152400"/>
+                  <wp:effectExtent b="0" l="0" r="0" t="0"/>
+                  <wp:docPr descr="" title="" id="58" name="Picture"/>
+                  <a:graphic>
+                    <a:graphicData uri="http://schemas.openxmlformats.org/drawingml/2006/picture">
+                      <pic:pic>
+                        <pic:nvPicPr>
+                          <pic:cNvPr descr="/Applications/Positron.app/Contents/Resources/app/quarto/share/formats/docx/note.png" id="59" name="Picture"/>
+                          <pic:cNvPicPr>
+                            <a:picLocks noChangeArrowheads="1" noChangeAspect="1"/>
+                          </pic:cNvPicPr>
+                        </pic:nvPicPr>
+                        <pic:blipFill>
+                          <a:blip r:embed="rId9"/>
+                          <a:stretch>
+                            <a:fillRect/>
+                          </a:stretch>
+                        </pic:blipFill>
+                        <pic:spPr bwMode="auto">
+                          <a:xfrm>
+                            <a:off x="0" y="0"/>
+                            <a:ext cx="152400" cy="152400"/>
+                          </a:xfrm>
+                          <a:prstGeom prst="rect">
+                            <a:avLst/>
+                          </a:prstGeom>
+                          <a:noFill/>
+                          <a:ln w="9525">
+                            <a:noFill/>
+                            <a:headEnd/>
+                            <a:tailEnd/>
+                          </a:ln>
+                        </pic:spPr>
+                      </pic:pic>
+                    </a:graphicData>
+                  </a:graphic>
+                </wp:inline>
+              </w:drawing>
+            </w:r>
+            <w:r>
+              <w:t xml:space="preserve"> </w:t>
+            </w:r>
+            <w:r>
+              <w:t xml:space="preserve"> </w:t>
+            </w:r>
+            <w:r>
+              <w:t xml:space="preserve">Note</w:t>
+            </w:r>
+          </w:p>
+        </w:tc>
+      </w:tr>
+      <w:tr>
+        <w:trPr>
+          <w:cantSplit/>
+        </w:trPr>
+        <w:tc>
+          <w:tcPr>
+            <w:tcMar>
+              <w:top w:w="108" w:type="dxa"/>
+              <w:bottom w:w="108" w:type="dxa"/>
+            </w:tcMar>
+          </w:tcPr>
+          <w:p>
+            <w:pPr>
+              <w:pStyle w:val="BodyText"/>
+            </w:pPr>
+            <w:pPr>
+              <w:spacing w:before="16" w:after="16"/>
+            </w:pPr>
+            <w:r>
+              <w:rPr>
+                <w:b/>
+                <w:bCs/>
+              </w:rPr>
+              <w:t xml:space="preserve">Never write</w:t>
+            </w:r>
+            <w:r>
+              <w:rPr>
+                <w:b/>
+                <w:bCs/>
+              </w:rPr>
+              <w:t xml:space="preserve"> </w:t>
+            </w:r>
+            <w:r>
+              <w:rPr>
+                <w:b/>
+                <w:bCs/>
+                <w:i/>
+                <w:iCs/>
+              </w:rPr>
+              <w:t xml:space="preserve">p</w:t>
+            </w:r>
+            <w:r>
+              <w:rPr>
+                <w:b/>
+                <w:bCs/>
+              </w:rPr>
+              <w:t xml:space="preserve"> </w:t>
+            </w:r>
+            <w:r>
+              <w:rPr>
+                <w:b/>
+                <w:bCs/>
+              </w:rPr>
+              <w:t xml:space="preserve">= 0.</w:t>
+            </w:r>
+            <w:r>
+              <w:t xml:space="preserve"> </w:t>
+            </w:r>
+            <w:r>
+              <w:t xml:space="preserve">When R prints</w:t>
+            </w:r>
+            <w:r>
+              <w:t xml:space="preserve"> </w:t>
+            </w:r>
+            <w:r>
+              <w:rPr>
+                <w:rStyle w:val="VerbatimChar"/>
+              </w:rPr>
+              <w:t xml:space="preserve">&lt;2e-16</w:t>
+            </w:r>
+            <w:r>
+              <w:t xml:space="preserve">, you write</w:t>
+            </w:r>
+            <w:r>
+              <w:t xml:space="preserve"> </w:t>
+            </w:r>
+            <w:r>
+              <w:rPr>
+                <w:b/>
+                <w:bCs/>
+                <w:i/>
+                <w:iCs/>
+              </w:rPr>
+              <w:t xml:space="preserve">p</w:t>
+            </w:r>
+            <w:r>
               <w:t xml:space="preserve"> </w:t>
             </w:r>
             <w:r>
@@ -6711,8 +7135,8 @@
         </w:tc>
       </w:tr>
     </w:tbl>
-    <w:bookmarkEnd w:id="56"/>
-    <w:bookmarkStart w:id="59" w:name="reading-it-3.-r²-and-the-bottom-line"/>
+    <w:bookmarkEnd w:id="60"/>
+    <w:bookmarkStart w:id="63" w:name="reading-it-3.-r²-and-the-bottom-line"/>
     <w:p>
       <w:pPr>
         <w:pStyle w:val="Heading1"/>
@@ -6729,7 +7153,7 @@
         <w:rPr>
           <w:rStyle w:val="VerbatimChar"/>
         </w:rPr>
-        <w:t xml:space="preserve">Residual standard error: 1.764 on 116 degrees of freedom</w:t>
+        <w:t xml:space="preserve">Residual standard error: 0.01351 on 116 degrees of freedom</w:t>
       </w:r>
       <w:r>
         <w:br/>
@@ -6769,7 +7193,7 @@
         <w:t xml:space="preserve"> </w:t>
       </w:r>
       <w:r>
-        <w:t xml:space="preserve">→ mass explains</w:t>
+        <w:t xml:space="preserve">→ area explains</w:t>
       </w:r>
       <w:r>
         <w:t xml:space="preserve"> </w:t>
@@ -6785,7 +7209,7 @@
         <w:t xml:space="preserve"> </w:t>
       </w:r>
       <w:r>
-        <w:t xml:space="preserve">of the variation in area. That is manufactured paper, not biology.</w:t>
+        <w:t xml:space="preserve">of the variation in mass. That is manufactured paper, not biology.</w:t>
       </w:r>
     </w:p>
     <w:p>
@@ -6865,13 +7289,13 @@
           <w:b/>
           <w:bCs/>
         </w:rPr>
-        <w:t xml:space="preserve">Residual standard error = 1.76 cm²</w:t>
-      </w:r>
-      <w:r>
-        <w:t xml:space="preserve"> </w:t>
-      </w:r>
-      <w:r>
-        <w:t xml:space="preserve">→ a typical miss is about 1.8 cm².</w:t>
+        <w:t xml:space="preserve">Residual standard error = 0.0135 g</w:t>
+      </w:r>
+      <w:r>
+        <w:t xml:space="preserve"> </w:t>
+      </w:r>
+      <w:r>
+        <w:t xml:space="preserve">→ a typical miss is about 13 mg.</w:t>
       </w:r>
     </w:p>
     <w:p>
@@ -7042,12 +7466,12 @@
                 <wp:inline>
                   <wp:extent cx="152400" cy="152400"/>
                   <wp:effectExtent b="0" l="0" r="0" t="0"/>
-                  <wp:docPr descr="" title="" id="57" name="Picture"/>
+                  <wp:docPr descr="" title="" id="61" name="Picture"/>
                   <a:graphic>
                     <a:graphicData uri="http://schemas.openxmlformats.org/drawingml/2006/picture">
                       <pic:pic>
                         <pic:nvPicPr>
-                          <pic:cNvPr descr="/Applications/Positron.app/Contents/Resources/app/quarto/share/formats/docx/important.png" id="58" name="Picture"/>
+                          <pic:cNvPr descr="/Applications/Positron.app/Contents/Resources/app/quarto/share/formats/docx/important.png" id="62" name="Picture"/>
                           <pic:cNvPicPr>
                             <a:picLocks noChangeArrowheads="1" noChangeAspect="1"/>
                           </pic:cNvPicPr>
@@ -7157,14 +7581,14 @@
         </w:tc>
       </w:tr>
     </w:tbl>
-    <w:bookmarkEnd w:id="59"/>
-    <w:bookmarkStart w:id="60" w:name="activity-11-parts-14-now"/>
+    <w:bookmarkEnd w:id="63"/>
+    <w:bookmarkStart w:id="64" w:name="activity-11-parts-13-now"/>
     <w:p>
       <w:pPr>
         <w:pStyle w:val="Heading1"/>
       </w:pPr>
       <w:r>
-        <w:t xml:space="preserve">→ ACTIVITY 11 Parts 1–4 now</w:t>
+        <w:t xml:space="preserve">→ ACTIVITY 11 Parts 1–3 now</w:t>
       </w:r>
     </w:p>
     <w:p>
@@ -7176,7 +7600,7 @@
           <w:b/>
           <w:bCs/>
         </w:rPr>
-        <w:t xml:space="preserve">🛑 Do Activity Parts 1–4 now</w:t>
+        <w:t xml:space="preserve">🛑 Do Activity Parts 1–3 now</w:t>
       </w:r>
     </w:p>
     <w:p>
@@ -7193,10 +7617,10 @@
         <w:rPr>
           <w:rStyle w:val="VerbatimChar"/>
         </w:rPr>
-        <w:t xml:space="preserve">lm(area_cm2 ~ mass_g)</w:t>
-      </w:r>
-      <w:r>
-        <w:t xml:space="preserve">, and pull the slope, the</w:t>
+        <w:t xml:space="preserve">lm(mass_g ~ area_cm2)</w:t>
+      </w:r>
+      <w:r>
+        <w:t xml:space="preserve">, and read the slope, the</w:t>
       </w:r>
       <w:r>
         <w:t xml:space="preserve"> </w:t>
@@ -7209,7 +7633,7 @@
         <w:t xml:space="preserve">p</w:t>
       </w:r>
       <w:r>
-        <w:t xml:space="preserve">-value, and R²</w:t>
+        <w:t xml:space="preserve">-value and R²</w:t>
       </w:r>
       <w:r>
         <w:t xml:space="preserve"> </w:t>
@@ -7222,14 +7646,11 @@
         <w:t xml:space="preserve">off the summary output</w:t>
       </w:r>
       <w:r>
-        <w:t xml:space="preserve"> </w:t>
-      </w:r>
-      <w:r>
-        <w:t xml:space="preserve">— writing them in your answer boxes.</w:t>
-      </w:r>
-    </w:p>
-    <w:bookmarkEnd w:id="60"/>
-    <w:bookmarkStart w:id="61" w:name="chunk-3-of-3-plot-it-check-it-use-it"/>
+        <w:t xml:space="preserve">.</w:t>
+      </w:r>
+    </w:p>
+    <w:bookmarkEnd w:id="64"/>
+    <w:bookmarkStart w:id="65" w:name="chunk-3-of-3-plot-it-check-it-use-it"/>
     <w:p>
       <w:pPr>
         <w:pStyle w:val="Heading1"/>
@@ -7265,22 +7686,20 @@
         <w:t xml:space="preserve">plot(model)</w:t>
       </w:r>
       <w:r>
-        <w:t xml:space="preserve">, using</w:t>
-      </w:r>
-      <w:r>
-        <w:t xml:space="preserve"> </w:t>
-      </w:r>
-      <w:r>
-        <w:rPr>
-          <w:rStyle w:val="VerbatimChar"/>
-        </w:rPr>
-        <w:t xml:space="preserve">predict()</w:t>
-      </w:r>
-      <w:r>
-        <w:t xml:space="preserve"> </w:t>
-      </w:r>
-      <w:r>
-        <w:t xml:space="preserve">on one tracing and then on a whole column, and writing the result up.</w:t>
+        <w:t xml:space="preserve">, converting the whole column of tracings, averaging away the pseudoreplication, and the paired</w:t>
+      </w:r>
+      <w:r>
+        <w:t xml:space="preserve"> </w:t>
+      </w:r>
+      <w:r>
+        <w:rPr>
+          <w:i/>
+          <w:iCs/>
+        </w:rPr>
+        <w:t xml:space="preserve">t</w:t>
+      </w:r>
+      <w:r>
+        <w:t xml:space="preserve">-tests.</w:t>
       </w:r>
     </w:p>
     <w:p>
@@ -7292,17 +7711,30 @@
           <w:b/>
           <w:bCs/>
         </w:rPr>
-        <w:t xml:space="preserve">🛑 After this chunk: Activity Parts 5–9</w:t>
-      </w:r>
-      <w:r>
-        <w:t xml:space="preserve"> </w:t>
-      </w:r>
-      <w:r>
-        <w:t xml:space="preserve">(plot the line, check the residuals, predict, report).</w:t>
-      </w:r>
-    </w:p>
-    <w:bookmarkEnd w:id="61"/>
-    <w:bookmarkStart w:id="67" w:name="draw-the-line"/>
+        <w:t xml:space="preserve">🛑 After this chunk: Activity Parts 4–7</w:t>
+      </w:r>
+      <w:r>
+        <w:t xml:space="preserve"> </w:t>
+      </w:r>
+      <w:r>
+        <w:t xml:space="preserve">(check the residuals, convert, average, paired</w:t>
+      </w:r>
+      <w:r>
+        <w:t xml:space="preserve"> </w:t>
+      </w:r>
+      <w:r>
+        <w:rPr>
+          <w:i/>
+          <w:iCs/>
+        </w:rPr>
+        <w:t xml:space="preserve">t</w:t>
+      </w:r>
+      <w:r>
+        <w:t xml:space="preserve">-tests).</w:t>
+      </w:r>
+    </w:p>
+    <w:bookmarkEnd w:id="65"/>
+    <w:bookmarkStart w:id="71" w:name="draw-the-line"/>
     <w:p>
       <w:pPr>
         <w:pStyle w:val="Heading1"/>
@@ -7391,7 +7823,7 @@
         <w:rPr>
           <w:rStyle w:val="NormalTok"/>
         </w:rPr>
-        <w:t xml:space="preserve"> mass_g, </w:t>
+        <w:t xml:space="preserve"> area_cm2, </w:t>
       </w:r>
       <w:r>
         <w:rPr>
@@ -7403,7 +7835,7 @@
         <w:rPr>
           <w:rStyle w:val="NormalTok"/>
         </w:rPr>
-        <w:t xml:space="preserve"> area_cm2)) </w:t>
+        <w:t xml:space="preserve"> mass_g)) </w:t>
       </w:r>
       <w:r>
         <w:rPr>
@@ -7502,18 +7934,18 @@
           <wp:inline>
             <wp:extent cx="2286000" cy="2286000"/>
             <wp:effectExtent b="0" l="0" r="0" t="0"/>
-            <wp:docPr descr="" title="" id="63" name="Picture"/>
+            <wp:docPr descr="" title="" id="67" name="Picture"/>
             <a:graphic>
               <a:graphicData uri="http://schemas.openxmlformats.org/drawingml/2006/picture">
                 <pic:pic>
                   <pic:nvPicPr>
-                    <pic:cNvPr descr="regression_lecture_files/figure-docx/calibration-plain-11-1.png" id="64" name="Picture"/>
+                    <pic:cNvPr descr="regression_lecture_files/figure-docx/calibration-plain-11-1.png" id="68" name="Picture"/>
                     <pic:cNvPicPr>
                       <a:picLocks noChangeArrowheads="1" noChangeAspect="1"/>
                     </pic:cNvPicPr>
                   </pic:nvPicPr>
                   <pic:blipFill>
-                    <a:blip r:embed="rId62"/>
+                    <a:blip r:embed="rId66"/>
                     <a:stretch>
                       <a:fillRect/>
                     </a:stretch>
@@ -7676,12 +8108,12 @@
                 <wp:inline>
                   <wp:extent cx="152400" cy="152400"/>
                   <wp:effectExtent b="0" l="0" r="0" t="0"/>
-                  <wp:docPr descr="" title="" id="65" name="Picture"/>
+                  <wp:docPr descr="" title="" id="69" name="Picture"/>
                   <a:graphic>
                     <a:graphicData uri="http://schemas.openxmlformats.org/drawingml/2006/picture">
                       <pic:pic>
                         <pic:nvPicPr>
-                          <pic:cNvPr descr="/Applications/Positron.app/Contents/Resources/app/quarto/share/formats/docx/note.png" id="66" name="Picture"/>
+                          <pic:cNvPr descr="/Applications/Positron.app/Contents/Resources/app/quarto/share/formats/docx/note.png" id="70" name="Picture"/>
                           <pic:cNvPicPr>
                             <a:picLocks noChangeArrowheads="1" noChangeAspect="1"/>
                           </pic:cNvPicPr>
@@ -7785,8 +8217,8 @@
         </w:tc>
       </w:tr>
     </w:tbl>
-    <w:bookmarkEnd w:id="67"/>
-    <w:bookmarkStart w:id="73" w:name="the-same-plot-dressed-up"/>
+    <w:bookmarkEnd w:id="71"/>
+    <w:bookmarkStart w:id="77" w:name="the-same-plot-dressed-up"/>
     <w:p>
       <w:pPr>
         <w:pStyle w:val="Heading1"/>
@@ -7875,7 +8307,7 @@
         <w:rPr>
           <w:rStyle w:val="NormalTok"/>
         </w:rPr>
-        <w:t xml:space="preserve"> mass_g, </w:t>
+        <w:t xml:space="preserve"> area_cm2, </w:t>
       </w:r>
       <w:r>
         <w:rPr>
@@ -7887,7 +8319,7 @@
         <w:rPr>
           <w:rStyle w:val="NormalTok"/>
         </w:rPr>
-        <w:t xml:space="preserve"> area_cm2)) </w:t>
+        <w:t xml:space="preserve"> mass_g)) </w:t>
       </w:r>
       <w:r>
         <w:rPr>
@@ -8010,40 +8442,40 @@
         <w:rPr>
           <w:rStyle w:val="StringTok"/>
         </w:rPr>
+        <w:t xml:space="preserve">"Paper area (cm²)"</w:t>
+      </w:r>
+      <w:r>
+        <w:rPr>
+          <w:rStyle w:val="NormalTok"/>
+        </w:rPr>
+        <w:t xml:space="preserve">,</w:t>
+      </w:r>
+      <w:r>
+        <w:br/>
+      </w:r>
+      <w:r>
+        <w:rPr>
+          <w:rStyle w:val="NormalTok"/>
+        </w:rPr>
+        <w:t xml:space="preserve">       </w:t>
+      </w:r>
+      <w:r>
+        <w:rPr>
+          <w:rStyle w:val="AttributeTok"/>
+        </w:rPr>
+        <w:t xml:space="preserve">y =</w:t>
+      </w:r>
+      <w:r>
+        <w:rPr>
+          <w:rStyle w:val="NormalTok"/>
+        </w:rPr>
+        <w:t xml:space="preserve"> </w:t>
+      </w:r>
+      <w:r>
+        <w:rPr>
+          <w:rStyle w:val="StringTok"/>
+        </w:rPr>
         <w:t xml:space="preserve">"Paper mass (g)"</w:t>
-      </w:r>
-      <w:r>
-        <w:rPr>
-          <w:rStyle w:val="NormalTok"/>
-        </w:rPr>
-        <w:t xml:space="preserve">,</w:t>
-      </w:r>
-      <w:r>
-        <w:br/>
-      </w:r>
-      <w:r>
-        <w:rPr>
-          <w:rStyle w:val="NormalTok"/>
-        </w:rPr>
-        <w:t xml:space="preserve">       </w:t>
-      </w:r>
-      <w:r>
-        <w:rPr>
-          <w:rStyle w:val="AttributeTok"/>
-        </w:rPr>
-        <w:t xml:space="preserve">y =</w:t>
-      </w:r>
-      <w:r>
-        <w:rPr>
-          <w:rStyle w:val="NormalTok"/>
-        </w:rPr>
-        <w:t xml:space="preserve"> </w:t>
-      </w:r>
-      <w:r>
-        <w:rPr>
-          <w:rStyle w:val="StringTok"/>
-        </w:rPr>
-        <w:t xml:space="preserve">"Paper area (cm²)"</w:t>
       </w:r>
       <w:r>
         <w:rPr>
@@ -8097,18 +8529,18 @@
           <wp:inline>
             <wp:extent cx="2286000" cy="2438400"/>
             <wp:effectExtent b="0" l="0" r="0" t="0"/>
-            <wp:docPr descr="" title="" id="69" name="Picture"/>
+            <wp:docPr descr="" title="" id="73" name="Picture"/>
             <a:graphic>
               <a:graphicData uri="http://schemas.openxmlformats.org/drawingml/2006/picture">
                 <pic:pic>
                   <pic:nvPicPr>
-                    <pic:cNvPr descr="regression_lecture_files/figure-docx/calibration-dressed-11-1.png" id="70" name="Picture"/>
+                    <pic:cNvPr descr="regression_lecture_files/figure-docx/calibration-dressed-11-1.png" id="74" name="Picture"/>
                     <pic:cNvPicPr>
                       <a:picLocks noChangeArrowheads="1" noChangeAspect="1"/>
                     </pic:cNvPicPr>
                   </pic:nvPicPr>
                   <pic:blipFill>
-                    <a:blip r:embed="rId68"/>
+                    <a:blip r:embed="rId72"/>
                     <a:stretch>
                       <a:fillRect/>
                     </a:stretch>
@@ -8236,18 +8668,18 @@
                 <wp:inline>
                   <wp:extent cx="152400" cy="152400"/>
                   <wp:effectExtent b="0" l="0" r="0" t="0"/>
-                  <wp:docPr descr="" title="" id="71" name="Picture"/>
+                  <wp:docPr descr="" title="" id="75" name="Picture"/>
                   <a:graphic>
                     <a:graphicData uri="http://schemas.openxmlformats.org/drawingml/2006/picture">
                       <pic:pic>
                         <pic:nvPicPr>
-                          <pic:cNvPr descr="/Applications/Positron.app/Contents/Resources/app/quarto/share/formats/docx/tip.png" id="72" name="Picture"/>
+                          <pic:cNvPr descr="/Applications/Positron.app/Contents/Resources/app/quarto/share/formats/docx/tip.png" id="76" name="Picture"/>
                           <pic:cNvPicPr>
                             <a:picLocks noChangeArrowheads="1" noChangeAspect="1"/>
                           </pic:cNvPicPr>
                         </pic:nvPicPr>
                         <pic:blipFill>
-                          <a:blip r:embed="rId51"/>
+                          <a:blip r:embed="rId50"/>
                           <a:stretch>
                             <a:fillRect/>
                           </a:stretch>
@@ -8336,8 +8768,8 @@
         </w:tc>
       </w:tr>
     </w:tbl>
-    <w:bookmarkEnd w:id="73"/>
-    <w:bookmarkStart w:id="77" w:name="check-the-residuals-plotmodel"/>
+    <w:bookmarkEnd w:id="77"/>
+    <w:bookmarkStart w:id="81" w:name="check-the-residuals-plotmodel"/>
     <w:p>
       <w:pPr>
         <w:pStyle w:val="Heading1"/>
@@ -8441,7 +8873,7 @@
         <w:rPr>
           <w:rStyle w:val="NormalTok"/>
         </w:rPr>
-        <w:t xml:space="preserve">(paper_lm_model)</w:t>
+        <w:t xml:space="preserve">(paper_model)</w:t>
       </w:r>
     </w:p>
     <w:p>
@@ -8453,18 +8885,18 @@
           <wp:inline>
             <wp:extent cx="2286000" cy="2078181"/>
             <wp:effectExtent b="0" l="0" r="0" t="0"/>
-            <wp:docPr descr="" title="" id="75" name="Picture"/>
+            <wp:docPr descr="" title="" id="79" name="Picture"/>
             <a:graphic>
               <a:graphicData uri="http://schemas.openxmlformats.org/drawingml/2006/picture">
                 <pic:pic>
                   <pic:nvPicPr>
-                    <pic:cNvPr descr="regression_lecture_files/figure-docx/diagnostic-plots-11-1.png" id="76" name="Picture"/>
+                    <pic:cNvPr descr="regression_lecture_files/figure-docx/diagnostic-plots-11-1.png" id="80" name="Picture"/>
                     <pic:cNvPicPr>
                       <a:picLocks noChangeArrowheads="1" noChangeAspect="1"/>
                     </pic:cNvPicPr>
                   </pic:nvPicPr>
                   <pic:blipFill>
-                    <a:blip r:embed="rId74"/>
+                    <a:blip r:embed="rId78"/>
                     <a:stretch>
                       <a:fillRect/>
                     </a:stretch>
@@ -8800,8 +9232,8 @@
         <w:t xml:space="preserve">the scatter grows as Y grows</w:t>
       </w:r>
     </w:p>
-    <w:bookmarkEnd w:id="77"/>
-    <w:bookmarkStart w:id="80" w:name="what-our-residual-plot-is-telling-us"/>
+    <w:bookmarkEnd w:id="81"/>
+    <w:bookmarkStart w:id="84" w:name="what-our-residual-plot-is-telling-us"/>
     <w:p>
       <w:pPr>
         <w:pStyle w:val="Heading1"/>
@@ -8923,7 +9355,7 @@
         <w:rPr>
           <w:rStyle w:val="NormalTok"/>
         </w:rPr>
-        <w:t xml:space="preserve">(paper_lm_model)) </w:t>
+        <w:t xml:space="preserve">(paper_model)) </w:t>
       </w:r>
       <w:r>
         <w:rPr>
@@ -9075,7 +9507,7 @@
         <w:rPr>
           <w:rStyle w:val="VerbatimChar"/>
         </w:rPr>
-        <w:t xml:space="preserve"> 1        1         0.35</w:t>
+        <w:t xml:space="preserve"> 1        1         0   </w:t>
       </w:r>
       <w:r>
         <w:br/>
@@ -9084,7 +9516,7 @@
         <w:rPr>
           <w:rStyle w:val="VerbatimChar"/>
         </w:rPr>
-        <w:t xml:space="preserve"> 2        4         0.59</w:t>
+        <w:t xml:space="preserve"> 2        4         0   </w:t>
       </w:r>
       <w:r>
         <w:br/>
@@ -9093,7 +9525,7 @@
         <w:rPr>
           <w:rStyle w:val="VerbatimChar"/>
         </w:rPr>
-        <w:t xml:space="preserve"> 3       16         0.65</w:t>
+        <w:t xml:space="preserve"> 3       16         0   </w:t>
       </w:r>
       <w:r>
         <w:br/>
@@ -9102,7 +9534,7 @@
         <w:rPr>
           <w:rStyle w:val="VerbatimChar"/>
         </w:rPr>
-        <w:t xml:space="preserve"> 4       36         0.96</w:t>
+        <w:t xml:space="preserve"> 4       36         0.01</w:t>
       </w:r>
       <w:r>
         <w:br/>
@@ -9111,7 +9543,7 @@
         <w:rPr>
           <w:rStyle w:val="VerbatimChar"/>
         </w:rPr>
-        <w:t xml:space="preserve"> 5       64         1.3 </w:t>
+        <w:t xml:space="preserve"> 5       64         0.01</w:t>
       </w:r>
       <w:r>
         <w:br/>
@@ -9120,7 +9552,7 @@
         <w:rPr>
           <w:rStyle w:val="VerbatimChar"/>
         </w:rPr>
-        <w:t xml:space="preserve"> 6      100         3.09</w:t>
+        <w:t xml:space="preserve"> 6      100         0.02</w:t>
       </w:r>
       <w:r>
         <w:br/>
@@ -9129,7 +9561,7 @@
         <w:rPr>
           <w:rStyle w:val="VerbatimChar"/>
         </w:rPr>
-        <w:t xml:space="preserve"> 7      225         2   </w:t>
+        <w:t xml:space="preserve"> 7      225         0.02</w:t>
       </w:r>
       <w:r>
         <w:br/>
@@ -9138,7 +9570,7 @@
         <w:rPr>
           <w:rStyle w:val="VerbatimChar"/>
         </w:rPr>
-        <w:t xml:space="preserve"> 8      400         7.28</w:t>
+        <w:t xml:space="preserve"> 8      400         0.06</w:t>
       </w:r>
       <w:r>
         <w:br/>
@@ -9147,7 +9579,7 @@
         <w:rPr>
           <w:rStyle w:val="VerbatimChar"/>
         </w:rPr>
-        <w:t xml:space="preserve"> 9      500         7.39</w:t>
+        <w:t xml:space="preserve"> 9      500         0.06</w:t>
       </w:r>
       <w:r>
         <w:br/>
@@ -9156,7 +9588,7 @@
         <w:rPr>
           <w:rStyle w:val="VerbatimChar"/>
         </w:rPr>
-        <w:t xml:space="preserve">10      567         8.76</w:t>
+        <w:t xml:space="preserve">10      567         0.07</w:t>
       </w:r>
     </w:p>
     <w:tbl>
@@ -9200,12 +9632,12 @@
                 <wp:inline>
                   <wp:extent cx="152400" cy="152400"/>
                   <wp:effectExtent b="0" l="0" r="0" t="0"/>
-                  <wp:docPr descr="" title="" id="78" name="Picture"/>
+                  <wp:docPr descr="" title="" id="82" name="Picture"/>
                   <a:graphic>
                     <a:graphicData uri="http://schemas.openxmlformats.org/drawingml/2006/picture">
                       <pic:pic>
                         <pic:nvPicPr>
-                          <pic:cNvPr descr="/Applications/Positron.app/Contents/Resources/app/quarto/share/formats/docx/important.png" id="79" name="Picture"/>
+                          <pic:cNvPr descr="/Applications/Positron.app/Contents/Resources/app/quarto/share/formats/docx/important.png" id="83" name="Picture"/>
                           <pic:cNvPicPr>
                             <a:picLocks noChangeArrowheads="1" noChangeAspect="1"/>
                           </pic:cNvPicPr>
@@ -9397,15 +9829,163 @@
         <w:t xml:space="preserve">topic. Knowing to look, and saying what you saw, is the undergraduate job.</w:t>
       </w:r>
     </w:p>
-    <w:bookmarkEnd w:id="80"/>
-    <w:bookmarkStart w:id="83" w:name="predict-one-tracing"/>
+    <w:bookmarkEnd w:id="84"/>
+    <w:bookmarkStart w:id="87" w:name="from-tracing-mass-to-leaf-area"/>
     <w:p>
       <w:pPr>
         <w:pStyle w:val="Heading1"/>
       </w:pPr>
       <w:r>
-        <w:t xml:space="preserve">Predict One Tracing</w:t>
-      </w:r>
+        <w:t xml:space="preserve">From Tracing Mass to Leaf Area</w:t>
+      </w:r>
+    </w:p>
+    <w:p>
+      <w:pPr>
+        <w:pStyle w:val="FirstParagraph"/>
+      </w:pPr>
+      <w:r>
+        <w:t xml:space="preserve">The model says</w:t>
+      </w:r>
+    </w:p>
+    <w:p>
+      <w:pPr>
+        <w:pStyle w:val="BodyText"/>
+      </w:pPr>
+      <m:oMathPara>
+        <m:oMathParaPr>
+          <m:jc m:val="center"/>
+        </m:oMathParaPr>
+        <m:oMath>
+          <m:r>
+            <m:rPr>
+              <m:nor/>
+              <m:sty m:val="p"/>
+            </m:rPr>
+            <m:t>mass</m:t>
+          </m:r>
+          <m:r>
+            <m:rPr>
+              <m:sty m:val="p"/>
+            </m:rPr>
+            <m:t>=</m:t>
+          </m:r>
+          <m:r>
+            <m:t>a</m:t>
+          </m:r>
+          <m:r>
+            <m:rPr>
+              <m:sty m:val="p"/>
+            </m:rPr>
+            <m:t>+</m:t>
+          </m:r>
+          <m:r>
+            <m:t>b</m:t>
+          </m:r>
+          <m:r>
+            <m:rPr>
+              <m:sty m:val="p"/>
+            </m:rPr>
+            <m:t>×</m:t>
+          </m:r>
+          <m:r>
+            <m:rPr>
+              <m:nor/>
+              <m:sty m:val="p"/>
+            </m:rPr>
+            <m:t>area</m:t>
+          </m:r>
+        </m:oMath>
+      </m:oMathPara>
+    </w:p>
+    <w:p>
+      <w:pPr>
+        <w:pStyle w:val="FirstParagraph"/>
+      </w:pPr>
+      <w:r>
+        <w:t xml:space="preserve">We have the</w:t>
+      </w:r>
+      <w:r>
+        <w:t xml:space="preserve"> </w:t>
+      </w:r>
+      <w:r>
+        <w:rPr>
+          <w:b/>
+          <w:bCs/>
+        </w:rPr>
+        <w:t xml:space="preserve">mass</w:t>
+      </w:r>
+      <w:r>
+        <w:t xml:space="preserve"> </w:t>
+      </w:r>
+      <w:r>
+        <w:t xml:space="preserve">and want the</w:t>
+      </w:r>
+      <w:r>
+        <w:t xml:space="preserve"> </w:t>
+      </w:r>
+      <w:r>
+        <w:rPr>
+          <w:b/>
+          <w:bCs/>
+        </w:rPr>
+        <w:t xml:space="preserve">area</w:t>
+      </w:r>
+      <w:r>
+        <w:t xml:space="preserve">, so rearrange:</w:t>
+      </w:r>
+    </w:p>
+    <w:p>
+      <w:pPr>
+        <w:pStyle w:val="BodyText"/>
+      </w:pPr>
+      <m:oMathPara>
+        <m:oMathParaPr>
+          <m:jc m:val="center"/>
+        </m:oMathParaPr>
+        <m:oMath>
+          <m:r>
+            <m:rPr>
+              <m:nor/>
+              <m:sty m:val="p"/>
+            </m:rPr>
+            <m:t>area</m:t>
+          </m:r>
+          <m:r>
+            <m:rPr>
+              <m:sty m:val="p"/>
+            </m:rPr>
+            <m:t>=</m:t>
+          </m:r>
+          <m:f>
+            <m:fPr>
+              <m:type m:val="bar"/>
+            </m:fPr>
+            <m:num>
+              <m:r>
+                <m:rPr>
+                  <m:nor/>
+                  <m:sty m:val="p"/>
+                </m:rPr>
+                <m:t>mass</m:t>
+              </m:r>
+              <m:r>
+                <m:rPr>
+                  <m:sty m:val="p"/>
+                </m:rPr>
+                <m:t>−</m:t>
+              </m:r>
+              <m:r>
+                <m:t>a</m:t>
+              </m:r>
+            </m:num>
+            <m:den>
+              <m:r>
+                <m:t>b</m:t>
+              </m:r>
+            </m:den>
+          </m:f>
+        </m:oMath>
+      </m:oMathPara>
     </w:p>
     <w:p>
       <w:pPr>
@@ -9415,16 +9995,52 @@
         <w:rPr>
           <w:rStyle w:val="CommentTok"/>
         </w:rPr>
-        <w:t xml:space="preserve"># Predict the area of one leaf tracing ----------------</w:t>
+        <w:t xml:space="preserve"># Typed off the summary(), out of sci notation --------</w:t>
       </w:r>
       <w:r>
         <w:br/>
       </w:r>
       <w:r>
         <w:rPr>
+          <w:rStyle w:val="NormalTok"/>
+        </w:rPr>
+        <w:t xml:space="preserve">intercept </w:t>
+      </w:r>
+      <w:r>
+        <w:rPr>
+          <w:rStyle w:val="OtherTok"/>
+        </w:rPr>
+        <w:t xml:space="preserve">&lt;-</w:t>
+      </w:r>
+      <w:r>
+        <w:rPr>
+          <w:rStyle w:val="NormalTok"/>
+        </w:rPr>
+        <w:t xml:space="preserve"> </w:t>
+      </w:r>
+      <w:r>
+        <w:rPr>
+          <w:rStyle w:val="SpecialCharTok"/>
+        </w:rPr>
+        <w:t xml:space="preserve">-</w:t>
+      </w:r>
+      <w:r>
+        <w:rPr>
+          <w:rStyle w:val="FloatTok"/>
+        </w:rPr>
+        <w:t xml:space="preserve">0.002058</w:t>
+      </w:r>
+      <w:r>
+        <w:rPr>
+          <w:rStyle w:val="NormalTok"/>
+        </w:rPr>
+        <w:t xml:space="preserve">   </w:t>
+      </w:r>
+      <w:r>
+        <w:rPr>
           <w:rStyle w:val="CommentTok"/>
         </w:rPr>
-        <w:t xml:space="preserve"># The tracing weighed 0.138 g</w:t>
+        <w:t xml:space="preserve"># from -2.058e-03</w:t>
       </w:r>
       <w:r>
         <w:br/>
@@ -9433,7 +10049,7 @@
         <w:rPr>
           <w:rStyle w:val="NormalTok"/>
         </w:rPr>
-        <w:t xml:space="preserve">one_tracing </w:t>
+        <w:t xml:space="preserve">slope     </w:t>
       </w:r>
       <w:r>
         <w:rPr>
@@ -9445,73 +10061,64 @@
         <w:rPr>
           <w:rStyle w:val="NormalTok"/>
         </w:rPr>
-        <w:t xml:space="preserve"> </w:t>
-      </w:r>
-      <w:r>
-        <w:rPr>
-          <w:rStyle w:val="FunctionTok"/>
-        </w:rPr>
-        <w:t xml:space="preserve">tibble</w:t>
+        <w:t xml:space="preserve">  </w:t>
+      </w:r>
+      <w:r>
+        <w:rPr>
+          <w:rStyle w:val="FloatTok"/>
+        </w:rPr>
+        <w:t xml:space="preserve">0.007660</w:t>
       </w:r>
       <w:r>
         <w:rPr>
           <w:rStyle w:val="NormalTok"/>
         </w:rPr>
-        <w:t xml:space="preserve">(</w:t>
-      </w:r>
-      <w:r>
-        <w:rPr>
-          <w:rStyle w:val="AttributeTok"/>
-        </w:rPr>
-        <w:t xml:space="preserve">mass_g =</w:t>
+        <w:t xml:space="preserve">   </w:t>
+      </w:r>
+      <w:r>
+        <w:rPr>
+          <w:rStyle w:val="CommentTok"/>
+        </w:rPr>
+        <w:t xml:space="preserve"># from  7.660e-03</w:t>
+      </w:r>
+      <w:r>
+        <w:br/>
+      </w:r>
+      <w:r>
+        <w:br/>
+      </w:r>
+      <w:r>
+        <w:rPr>
+          <w:rStyle w:val="CommentTok"/>
+        </w:rPr>
+        <w:t xml:space="preserve"># 1 m2 = 10000 cm2</w:t>
+      </w:r>
+      <w:r>
+        <w:br/>
       </w:r>
       <w:r>
         <w:rPr>
           <w:rStyle w:val="NormalTok"/>
         </w:rPr>
-        <w:t xml:space="preserve"> </w:t>
-      </w:r>
-      <w:r>
-        <w:rPr>
-          <w:rStyle w:val="FloatTok"/>
-        </w:rPr>
-        <w:t xml:space="preserve">0.138</w:t>
+        <w:t xml:space="preserve">slope </w:t>
+      </w:r>
+      <w:r>
+        <w:rPr>
+          <w:rStyle w:val="SpecialCharTok"/>
+        </w:rPr>
+        <w:t xml:space="preserve">*</w:t>
       </w:r>
       <w:r>
         <w:rPr>
           <w:rStyle w:val="NormalTok"/>
         </w:rPr>
-        <w:t xml:space="preserve">)</w:t>
-      </w:r>
-      <w:r>
-        <w:br/>
-      </w:r>
-      <w:r>
-        <w:br/>
-      </w:r>
-      <w:r>
-        <w:rPr>
-          <w:rStyle w:val="FunctionTok"/>
-        </w:rPr>
-        <w:t xml:space="preserve">predict</w:t>
-      </w:r>
-      <w:r>
-        <w:rPr>
-          <w:rStyle w:val="NormalTok"/>
-        </w:rPr>
-        <w:t xml:space="preserve">(paper_lm_model, </w:t>
-      </w:r>
-      <w:r>
-        <w:rPr>
-          <w:rStyle w:val="AttributeTok"/>
-        </w:rPr>
-        <w:t xml:space="preserve">newdata =</w:t>
-      </w:r>
-      <w:r>
-        <w:rPr>
-          <w:rStyle w:val="NormalTok"/>
-        </w:rPr>
-        <w:t xml:space="preserve"> one_tracing)</w:t>
+        <w:t xml:space="preserve"> </w:t>
+      </w:r>
+      <w:r>
+        <w:rPr>
+          <w:rStyle w:val="DecValTok"/>
+        </w:rPr>
+        <w:t xml:space="preserve">10000</w:t>
       </w:r>
     </w:p>
     <w:p>
@@ -9522,67 +10129,7 @@
         <w:rPr>
           <w:rStyle w:val="VerbatimChar"/>
         </w:rPr>
-        <w:t xml:space="preserve">       1 </w:t>
-      </w:r>
-      <w:r>
-        <w:br/>
-      </w:r>
-      <w:r>
-        <w:rPr>
-          <w:rStyle w:val="VerbatimChar"/>
-        </w:rPr>
-        <w:t xml:space="preserve">18.29144 </w:t>
-      </w:r>
-    </w:p>
-    <w:p>
-      <w:pPr>
-        <w:pStyle w:val="FirstParagraph"/>
-      </w:pPr>
-      <w:r>
-        <w:t xml:space="preserve">An 0.138 g tracing is about</w:t>
-      </w:r>
-      <w:r>
-        <w:t xml:space="preserve"> </w:t>
-      </w:r>
-      <w:r>
-        <w:rPr>
-          <w:b/>
-          <w:bCs/>
-        </w:rPr>
-        <w:t xml:space="preserve">18.3 cm²</w:t>
-      </w:r>
-      <w:r>
-        <w:t xml:space="preserve"> </w:t>
-      </w:r>
-      <w:r>
-        <w:t xml:space="preserve">of leaf.</w:t>
-      </w:r>
-    </w:p>
-    <w:p>
-      <w:pPr>
-        <w:pStyle w:val="BodyText"/>
-      </w:pPr>
-      <w:r>
-        <w:rPr>
-          <w:rStyle w:val="VerbatimChar"/>
-          <w:b/>
-          <w:bCs/>
-        </w:rPr>
-        <w:t xml:space="preserve">predict()</w:t>
-      </w:r>
-      <w:r>
-        <w:rPr>
-          <w:b/>
-          <w:bCs/>
-        </w:rPr>
-        <w:t xml:space="preserve"> </w:t>
-      </w:r>
-      <w:r>
-        <w:rPr>
-          <w:b/>
-          <w:bCs/>
-        </w:rPr>
-        <w:t xml:space="preserve">takes two things:</w:t>
+        <w:t xml:space="preserve">[1] 76.6</w:t>
       </w:r>
     </w:p>
     <w:p>
@@ -9594,23 +10141,17 @@
         </w:numPr>
       </w:pPr>
       <w:r>
-        <w:t xml:space="preserve">the</w:t>
-      </w:r>
-      <w:r>
-        <w:t xml:space="preserve"> </w:t>
-      </w:r>
-      <w:r>
-        <w:rPr>
-          <w:b/>
-          <w:bCs/>
-        </w:rPr>
-        <w:t xml:space="preserve">model</w:t>
-      </w:r>
-      <w:r>
-        <w:t xml:space="preserve"> </w:t>
-      </w:r>
-      <w:r>
-        <w:t xml:space="preserve">you fitted</w:t>
+        <w:rPr>
+          <w:b/>
+          <w:bCs/>
+        </w:rPr>
+        <w:t xml:space="preserve">Type the two numbers in.</w:t>
+      </w:r>
+      <w:r>
+        <w:t xml:space="preserve"> </w:t>
+      </w:r>
+      <w:r>
+        <w:t xml:space="preserve">They are right there in the Coefficients table, and the arithmetic stays in plain sight</w:t>
       </w:r>
     </w:p>
     <w:p>
@@ -9622,507 +10163,52 @@
         </w:numPr>
       </w:pPr>
       <w:r>
-        <w:rPr>
-          <w:rStyle w:val="VerbatimChar"/>
-        </w:rPr>
-        <w:t xml:space="preserve">newdata =</w:t>
-      </w:r>
-      <w:r>
-        <w:t xml:space="preserve"> </w:t>
-      </w:r>
-      <w:r>
-        <w:t xml:space="preserve">— a small data frame of the X values you want predictions for</w:t>
-      </w:r>
-    </w:p>
-    <w:tbl>
-      <w:tblPr>
-        <w:tblStyle w:val="Table"/>
-        <w:tblLook w:firstRow="0" w:lastRow="0" w:firstColumn="0" w:lastColumn="0" w:noHBand="0" w:noVBand="0" w:val="0000"/>
-        <w:tblBorders>
-          <w:top w:val="single" w:sz="4" w:space="0" w:color="EB9113"/>
-          <w:left w:val="single" w:sz="24" w:space="0" w:color="EB9113"/>
-          <w:bottom w:val="single" w:sz="4" w:space="0" w:color="EB9113"/>
-          <w:right w:val="single" w:sz="4" w:space="0" w:color="EB9113"/>
-        </w:tblBorders>
-        <w:tblCellMar>
-          <w:left w:w="144" w:type="dxa"/>
-          <w:right w:w="144" w:type="dxa"/>
-        </w:tblCellMar>
-        <w:tblLook w:firstRow="0" w:lastRow="0" w:firstColumn="0" w:lastColumn="0" w:noHBand="0" w:noVBand="0" w:val="0000"/>
-      </w:tblPr>
-      <w:tr>
-        <w:trPr>
-          <w:cantSplit/>
-        </w:trPr>
-        <w:tc>
-          <w:tcPr>
-            <w:shd w:color="auto" w:fill="fcefdc" w:val="clear"/>
-            <w:tcMar>
-              <w:top w:w="92" w:type="dxa"/>
-              <w:bottom w:w="92" w:type="dxa"/>
-            </w:tcMar>
-          </w:tcPr>
-          <w:p>
-            <w:pPr>
-              <w:pStyle w:val="FirstParagraph"/>
-            </w:pPr>
-            <w:pPr>
-              <w:spacing w:before="0" w:after="0"/>
-              <w:textAlignment w:val="center"/>
-            </w:pPr>
-            <w:r>
-              <w:drawing>
-                <wp:inline>
-                  <wp:extent cx="152400" cy="152400"/>
-                  <wp:effectExtent b="0" l="0" r="0" t="0"/>
-                  <wp:docPr descr="" title="" id="81" name="Picture"/>
-                  <a:graphic>
-                    <a:graphicData uri="http://schemas.openxmlformats.org/drawingml/2006/picture">
-                      <pic:pic>
-                        <pic:nvPicPr>
-                          <pic:cNvPr descr="/Applications/Positron.app/Contents/Resources/app/quarto/share/formats/docx/warning.png" id="82" name="Picture"/>
-                          <pic:cNvPicPr>
-                            <a:picLocks noChangeArrowheads="1" noChangeAspect="1"/>
-                          </pic:cNvPicPr>
-                        </pic:nvPicPr>
-                        <pic:blipFill>
-                          <a:blip r:embed="rId45"/>
-                          <a:stretch>
-                            <a:fillRect/>
-                          </a:stretch>
-                        </pic:blipFill>
-                        <pic:spPr bwMode="auto">
-                          <a:xfrm>
-                            <a:off x="0" y="0"/>
-                            <a:ext cx="152400" cy="152400"/>
-                          </a:xfrm>
-                          <a:prstGeom prst="rect">
-                            <a:avLst/>
-                          </a:prstGeom>
-                          <a:noFill/>
-                          <a:ln w="9525">
-                            <a:noFill/>
-                            <a:headEnd/>
-                            <a:tailEnd/>
-                          </a:ln>
-                        </pic:spPr>
-                      </pic:pic>
-                    </a:graphicData>
-                  </a:graphic>
-                </wp:inline>
-              </w:drawing>
-            </w:r>
-            <w:r>
-              <w:t xml:space="preserve"> </w:t>
-            </w:r>
-            <w:r>
-              <w:t xml:space="preserve"> </w:t>
-            </w:r>
-            <w:r>
-              <w:t xml:space="preserve">Warning</w:t>
-            </w:r>
-          </w:p>
-        </w:tc>
-      </w:tr>
-      <w:tr>
-        <w:trPr>
-          <w:cantSplit/>
-        </w:trPr>
-        <w:tc>
-          <w:tcPr>
-            <w:tcMar>
-              <w:top w:w="108" w:type="dxa"/>
-              <w:bottom w:w="108" w:type="dxa"/>
-            </w:tcMar>
-          </w:tcPr>
-          <w:p>
-            <w:pPr>
-              <w:pStyle w:val="BodyText"/>
-            </w:pPr>
-            <w:pPr>
-              <w:spacing w:before="16" w:after="16"/>
-            </w:pPr>
-            <w:r>
-              <w:rPr>
-                <w:b/>
-                <w:bCs/>
-              </w:rPr>
-              <w:t xml:space="preserve">⚠️ The column in</w:t>
-            </w:r>
-            <w:r>
-              <w:rPr>
-                <w:b/>
-                <w:bCs/>
-              </w:rPr>
-              <w:t xml:space="preserve"> </w:t>
-            </w:r>
-            <w:r>
-              <w:rPr>
-                <w:rStyle w:val="VerbatimChar"/>
-                <w:b/>
-                <w:bCs/>
-              </w:rPr>
-              <w:t xml:space="preserve">newdata</w:t>
-            </w:r>
-            <w:r>
-              <w:rPr>
-                <w:b/>
-                <w:bCs/>
-              </w:rPr>
-              <w:t xml:space="preserve"> </w:t>
-            </w:r>
-            <w:r>
-              <w:rPr>
-                <w:b/>
-                <w:bCs/>
-              </w:rPr>
-              <w:t xml:space="preserve">must have the same name as in the model.</w:t>
-            </w:r>
-            <w:r>
-              <w:t xml:space="preserve"> </w:t>
-            </w:r>
-            <w:r>
-              <w:t xml:space="preserve">The model was built on</w:t>
-            </w:r>
-            <w:r>
-              <w:t xml:space="preserve"> </w:t>
-            </w:r>
-            <w:r>
-              <w:rPr>
-                <w:rStyle w:val="VerbatimChar"/>
-              </w:rPr>
-              <w:t xml:space="preserve">mass_g</w:t>
-            </w:r>
-            <w:r>
-              <w:t xml:space="preserve">, so</w:t>
-            </w:r>
-            <w:r>
-              <w:t xml:space="preserve"> </w:t>
-            </w:r>
-            <w:r>
-              <w:rPr>
-                <w:rStyle w:val="VerbatimChar"/>
-              </w:rPr>
-              <w:t xml:space="preserve">newdata</w:t>
-            </w:r>
-            <w:r>
-              <w:t xml:space="preserve"> </w:t>
-            </w:r>
-            <w:r>
-              <w:t xml:space="preserve">needs a column called</w:t>
-            </w:r>
-            <w:r>
-              <w:t xml:space="preserve"> </w:t>
-            </w:r>
-            <w:r>
-              <w:rPr>
-                <w:rStyle w:val="VerbatimChar"/>
-              </w:rPr>
-              <w:t xml:space="preserve">mass_g</w:t>
-            </w:r>
-            <w:r>
-              <w:t xml:space="preserve">. Call it</w:t>
-            </w:r>
-            <w:r>
-              <w:t xml:space="preserve"> </w:t>
-            </w:r>
-            <w:r>
-              <w:rPr>
-                <w:rStyle w:val="VerbatimChar"/>
-              </w:rPr>
-              <w:t xml:space="preserve">mass</w:t>
-            </w:r>
-            <w:r>
-              <w:t xml:space="preserve"> </w:t>
-            </w:r>
-            <w:r>
-              <w:t xml:space="preserve">and R stops with</w:t>
-            </w:r>
-            <w:r>
-              <w:t xml:space="preserve"> </w:t>
-            </w:r>
-            <w:r>
-              <w:rPr>
-                <w:i/>
-                <w:iCs/>
-              </w:rPr>
-              <w:t xml:space="preserve">“object</w:t>
-            </w:r>
-            <w:r>
-              <w:rPr>
-                <w:i/>
-                <w:iCs/>
-              </w:rPr>
-              <w:t xml:space="preserve"> </w:t>
-            </w:r>
-            <w:r>
-              <w:rPr>
-                <w:i/>
-                <w:iCs/>
-              </w:rPr>
-              <w:t xml:space="preserve">‘mass_g’</w:t>
-            </w:r>
-            <w:r>
-              <w:rPr>
-                <w:i/>
-                <w:iCs/>
-              </w:rPr>
-              <w:t xml:space="preserve"> </w:t>
-            </w:r>
-            <w:r>
-              <w:rPr>
-                <w:i/>
-                <w:iCs/>
-              </w:rPr>
-              <w:t xml:space="preserve">not found.”</w:t>
-            </w:r>
-          </w:p>
-          <w:p/>
-        </w:tc>
-      </w:tr>
-    </w:tbl>
-    <w:p>
-      <w:pPr>
-        <w:pStyle w:val="BodyText"/>
-      </w:pPr>
-      <w:r>
-        <w:t xml:space="preserve">This beats doing the arithmetic yourself — no copying the slope, nothing to mistype.</w:t>
-      </w:r>
-    </w:p>
-    <w:bookmarkEnd w:id="83"/>
-    <w:bookmarkStart w:id="84" w:name="predict-with-an-interval"/>
-    <w:p>
-      <w:pPr>
-        <w:pStyle w:val="Heading1"/>
-      </w:pPr>
-      <w:r>
-        <w:t xml:space="preserve">Predict with an Interval</w:t>
-      </w:r>
-    </w:p>
-    <w:p>
-      <w:pPr>
-        <w:pStyle w:val="SourceCode"/>
-      </w:pPr>
-      <w:r>
-        <w:rPr>
-          <w:rStyle w:val="CommentTok"/>
-        </w:rPr>
-        <w:t xml:space="preserve"># Two tracings, with 95% prediction intervals ---------</w:t>
-      </w:r>
-      <w:r>
-        <w:br/>
-      </w:r>
-      <w:r>
-        <w:rPr>
-          <w:rStyle w:val="NormalTok"/>
-        </w:rPr>
-        <w:t xml:space="preserve">two_tracings </w:t>
-      </w:r>
-      <w:r>
-        <w:rPr>
-          <w:rStyle w:val="OtherTok"/>
-        </w:rPr>
-        <w:t xml:space="preserve">&lt;-</w:t>
-      </w:r>
-      <w:r>
-        <w:rPr>
-          <w:rStyle w:val="NormalTok"/>
-        </w:rPr>
-        <w:t xml:space="preserve"> </w:t>
-      </w:r>
-      <w:r>
-        <w:rPr>
-          <w:rStyle w:val="FunctionTok"/>
-        </w:rPr>
-        <w:t xml:space="preserve">tibble</w:t>
-      </w:r>
-      <w:r>
-        <w:rPr>
-          <w:rStyle w:val="NormalTok"/>
-        </w:rPr>
-        <w:t xml:space="preserve">(</w:t>
-      </w:r>
-      <w:r>
-        <w:rPr>
-          <w:rStyle w:val="AttributeTok"/>
-        </w:rPr>
-        <w:t xml:space="preserve">mass_g =</w:t>
-      </w:r>
-      <w:r>
-        <w:rPr>
-          <w:rStyle w:val="NormalTok"/>
-        </w:rPr>
-        <w:t xml:space="preserve"> </w:t>
-      </w:r>
-      <w:r>
-        <w:rPr>
-          <w:rStyle w:val="FunctionTok"/>
-        </w:rPr>
-        <w:t xml:space="preserve">c</w:t>
-      </w:r>
-      <w:r>
-        <w:rPr>
-          <w:rStyle w:val="NormalTok"/>
-        </w:rPr>
-        <w:t xml:space="preserve">(</w:t>
-      </w:r>
-      <w:r>
-        <w:rPr>
-          <w:rStyle w:val="FloatTok"/>
-        </w:rPr>
-        <w:t xml:space="preserve">0.092</w:t>
-      </w:r>
-      <w:r>
-        <w:rPr>
-          <w:rStyle w:val="NormalTok"/>
-        </w:rPr>
-        <w:t xml:space="preserve">, </w:t>
-      </w:r>
-      <w:r>
-        <w:rPr>
-          <w:rStyle w:val="FloatTok"/>
-        </w:rPr>
-        <w:t xml:space="preserve">0.138</w:t>
-      </w:r>
-      <w:r>
-        <w:rPr>
-          <w:rStyle w:val="NormalTok"/>
-        </w:rPr>
-        <w:t xml:space="preserve">))</w:t>
-      </w:r>
-      <w:r>
-        <w:br/>
-      </w:r>
-      <w:r>
-        <w:br/>
-      </w:r>
-      <w:r>
-        <w:rPr>
-          <w:rStyle w:val="FunctionTok"/>
-        </w:rPr>
-        <w:t xml:space="preserve">predict</w:t>
-      </w:r>
-      <w:r>
-        <w:rPr>
-          <w:rStyle w:val="NormalTok"/>
-        </w:rPr>
-        <w:t xml:space="preserve">(paper_lm_model, </w:t>
-      </w:r>
-      <w:r>
-        <w:rPr>
-          <w:rStyle w:val="AttributeTok"/>
-        </w:rPr>
-        <w:t xml:space="preserve">newdata =</w:t>
-      </w:r>
-      <w:r>
-        <w:rPr>
-          <w:rStyle w:val="NormalTok"/>
-        </w:rPr>
-        <w:t xml:space="preserve"> two_tracings, </w:t>
-      </w:r>
-      <w:r>
-        <w:rPr>
-          <w:rStyle w:val="AttributeTok"/>
-        </w:rPr>
-        <w:t xml:space="preserve">interval =</w:t>
-      </w:r>
-      <w:r>
-        <w:rPr>
-          <w:rStyle w:val="NormalTok"/>
-        </w:rPr>
-        <w:t xml:space="preserve"> </w:t>
-      </w:r>
-      <w:r>
-        <w:rPr>
-          <w:rStyle w:val="StringTok"/>
-        </w:rPr>
-        <w:t xml:space="preserve">"prediction"</w:t>
-      </w:r>
-      <w:r>
-        <w:rPr>
-          <w:rStyle w:val="NormalTok"/>
-        </w:rPr>
-        <w:t xml:space="preserve">)</w:t>
-      </w:r>
-    </w:p>
-    <w:p>
-      <w:pPr>
-        <w:pStyle w:val="SourceCode"/>
-      </w:pPr>
-      <w:r>
-        <w:rPr>
-          <w:rStyle w:val="VerbatimChar"/>
-        </w:rPr>
-        <w:t xml:space="preserve">       fit       lwr      upr</w:t>
-      </w:r>
-      <w:r>
-        <w:br/>
-      </w:r>
-      <w:r>
-        <w:rPr>
-          <w:rStyle w:val="VerbatimChar"/>
-        </w:rPr>
-        <w:t xml:space="preserve">1 12.28736  8.777018 15.79771</w:t>
-      </w:r>
-      <w:r>
-        <w:br/>
-      </w:r>
-      <w:r>
-        <w:rPr>
-          <w:rStyle w:val="VerbatimChar"/>
-        </w:rPr>
-        <w:t xml:space="preserve">2 18.29144 14.781578 21.80131</w:t>
-      </w:r>
-    </w:p>
-    <w:p>
-      <w:pPr>
-        <w:pStyle w:val="FirstParagraph"/>
-      </w:pPr>
-      <w:r>
-        <w:t xml:space="preserve">The 0.138 g tracing is</w:t>
-      </w:r>
-      <w:r>
-        <w:t xml:space="preserve"> </w:t>
-      </w:r>
-      <w:r>
-        <w:rPr>
-          <w:b/>
-          <w:bCs/>
-        </w:rPr>
-        <w:t xml:space="preserve">18.3 cm²</w:t>
-      </w:r>
-      <w:r>
-        <w:t xml:space="preserve">, somewhere between about</w:t>
-      </w:r>
-      <w:r>
-        <w:t xml:space="preserve"> </w:t>
-      </w:r>
-      <w:r>
-        <w:rPr>
-          <w:b/>
-          <w:bCs/>
-        </w:rPr>
-        <w:t xml:space="preserve">14.8 and 21.8 cm²</w:t>
-      </w:r>
-      <w:r>
-        <w:t xml:space="preserve">.</w:t>
-      </w:r>
-    </w:p>
-    <w:p>
-      <w:pPr>
-        <w:pStyle w:val="BodyText"/>
-      </w:pPr>
-      <w:r>
-        <w:rPr>
-          <w:rStyle w:val="VerbatimChar"/>
-        </w:rPr>
-        <w:t xml:space="preserve">interval = "prediction"</w:t>
-      </w:r>
-      <w:r>
-        <w:t xml:space="preserve"> </w:t>
-      </w:r>
-      <w:r>
-        <w:t xml:space="preserve">adds two columns:</w:t>
+        <w:t xml:space="preserve">Rounding to six decimals changes</w:t>
+      </w:r>
+      <w:r>
+        <w:t xml:space="preserve"> </w:t>
+      </w:r>
+      <w:r>
+        <w:rPr>
+          <w:b/>
+          <w:bCs/>
+        </w:rPr>
+        <w:t xml:space="preserve">nothing</w:t>
+      </w:r>
+      <w:r>
+        <w:t xml:space="preserve"> </w:t>
+      </w:r>
+      <w:r>
+        <w:t xml:space="preserve">— same</w:t>
+      </w:r>
+      <w:r>
+        <w:t xml:space="preserve"> </w:t>
+      </w:r>
+      <w:r>
+        <w:rPr>
+          <w:i/>
+          <w:iCs/>
+        </w:rPr>
+        <w:t xml:space="preserve">t</w:t>
+      </w:r>
+      <w:r>
+        <w:t xml:space="preserve">, df and</w:t>
+      </w:r>
+      <w:r>
+        <w:t xml:space="preserve"> </w:t>
+      </w:r>
+      <w:r>
+        <w:rPr>
+          <w:i/>
+          <w:iCs/>
+        </w:rPr>
+        <w:t xml:space="preserve">p</w:t>
+      </w:r>
+      <w:r>
+        <w:t xml:space="preserve"> </w:t>
+      </w:r>
+      <w:r>
+        <w:t xml:space="preserve">at the end</w:t>
       </w:r>
     </w:p>
     <w:p>
@@ -10130,35 +10216,34 @@
         <w:pStyle w:val="Compact"/>
         <w:numPr>
           <w:ilvl w:val="0"/>
-          <w:numId w:val="1027"/>
+          <w:numId w:val="1026"/>
         </w:numPr>
       </w:pPr>
       <w:r>
+        <w:t xml:space="preserve">Or let R hand them to you:</w:t>
+      </w:r>
+      <w:r>
+        <w:t xml:space="preserve"> </w:t>
+      </w:r>
+      <w:r>
         <w:rPr>
           <w:rStyle w:val="VerbatimChar"/>
-        </w:rPr>
-        <w:t xml:space="preserve">fit</w:t>
-      </w:r>
-      <w:r>
-        <w:t xml:space="preserve"> </w:t>
-      </w:r>
-      <w:r>
-        <w:t xml:space="preserve">— the prediction</w:t>
-      </w:r>
-    </w:p>
-    <w:p>
-      <w:pPr>
-        <w:pStyle w:val="Compact"/>
-        <w:numPr>
-          <w:ilvl w:val="0"/>
-          <w:numId w:val="1027"/>
-        </w:numPr>
-      </w:pPr>
+          <w:b/>
+          <w:bCs/>
+        </w:rPr>
+        <w:t xml:space="preserve">coef(paper_model)</w:t>
+      </w:r>
+      <w:r>
+        <w:t xml:space="preserve">, then</w:t>
+      </w:r>
+      <w:r>
+        <w:t xml:space="preserve"> </w:t>
+      </w:r>
       <w:r>
         <w:rPr>
           <w:rStyle w:val="VerbatimChar"/>
         </w:rPr>
-        <w:t xml:space="preserve">lwr</w:t>
+        <w:t xml:space="preserve">[1]</w:t>
       </w:r>
       <w:r>
         <w:t xml:space="preserve"> </w:t>
@@ -10173,740 +10258,13 @@
         <w:rPr>
           <w:rStyle w:val="VerbatimChar"/>
         </w:rPr>
-        <w:t xml:space="preserve">upr</w:t>
-      </w:r>
-      <w:r>
-        <w:t xml:space="preserve"> </w:t>
-      </w:r>
-      <w:r>
-        <w:t xml:space="preserve">— the 95% range</w:t>
-      </w:r>
-    </w:p>
-    <w:p>
-      <w:pPr>
-        <w:pStyle w:val="FirstParagraph"/>
-      </w:pPr>
-      <w:r>
-        <w:rPr>
-          <w:b/>
-          <w:bCs/>
-        </w:rPr>
-        <w:t xml:space="preserve">Two kinds of interval:</w:t>
-      </w:r>
-    </w:p>
-    <w:tbl>
-      <w:tblPr>
-        <w:tblStyle w:val="Table"/>
-        <w:tblW w:type="pct" w:w="5000"/>
-        <w:tblLayout w:type="fixed"/>
-        <w:tblLook w:firstRow="1" w:lastRow="0" w:firstColumn="0" w:lastColumn="0" w:noHBand="0" w:noVBand="0" w:val="0020"/>
-      </w:tblPr>
-      <w:tblGrid>
-        <w:gridCol w:w="2310"/>
-        <w:gridCol w:w="3630"/>
-        <w:gridCol w:w="1980"/>
-      </w:tblGrid>
-      <w:tr>
-        <w:trPr>
-          <w:tblHeader w:val="on"/>
-        </w:trPr>
-        <w:tc>
-          <w:tcPr/>
-          <w:p>
-            <w:pPr>
-              <w:pStyle w:val="Compact"/>
-            </w:pPr>
-            <w:r>
-              <w:rPr>
-                <w:rStyle w:val="VerbatimChar"/>
-              </w:rPr>
-              <w:t xml:space="preserve">interval =</w:t>
-            </w:r>
-          </w:p>
-        </w:tc>
-        <w:tc>
-          <w:tcPr/>
-          <w:p>
-            <w:pPr>
-              <w:pStyle w:val="Compact"/>
-            </w:pPr>
-            <w:r>
-              <w:t xml:space="preserve">Range for</w:t>
-            </w:r>
-          </w:p>
-        </w:tc>
-        <w:tc>
-          <w:tcPr/>
-          <w:p>
-            <w:pPr>
-              <w:pStyle w:val="Compact"/>
-            </w:pPr>
-            <w:r>
-              <w:t xml:space="preserve">Width</w:t>
-            </w:r>
-          </w:p>
-        </w:tc>
-      </w:tr>
-      <w:tr>
-        <w:tc>
-          <w:tcPr/>
-          <w:p>
-            <w:pPr>
-              <w:pStyle w:val="Compact"/>
-            </w:pPr>
-            <w:r>
-              <w:rPr>
-                <w:rStyle w:val="VerbatimChar"/>
-              </w:rPr>
-              <w:t xml:space="preserve">"confidence"</w:t>
-            </w:r>
-          </w:p>
-        </w:tc>
-        <w:tc>
-          <w:tcPr/>
-          <w:p>
-            <w:pPr>
-              <w:pStyle w:val="Compact"/>
-            </w:pPr>
-            <w:r>
-              <w:t xml:space="preserve">the</w:t>
-            </w:r>
-            <w:r>
-              <w:t xml:space="preserve"> </w:t>
-            </w:r>
-            <w:r>
-              <w:rPr>
-                <w:b/>
-                <w:bCs/>
-              </w:rPr>
-              <w:t xml:space="preserve">average</w:t>
-            </w:r>
-            <w:r>
-              <w:t xml:space="preserve"> </w:t>
-            </w:r>
-            <w:r>
-              <w:t xml:space="preserve">area of all tracings this heavy</w:t>
-            </w:r>
-          </w:p>
-        </w:tc>
-        <w:tc>
-          <w:tcPr/>
-          <w:p>
-            <w:pPr>
-              <w:pStyle w:val="Compact"/>
-            </w:pPr>
-            <w:r>
-              <w:t xml:space="preserve">narrower</w:t>
-            </w:r>
-          </w:p>
-        </w:tc>
-      </w:tr>
-      <w:tr>
-        <w:tc>
-          <w:tcPr/>
-          <w:p>
-            <w:pPr>
-              <w:pStyle w:val="Compact"/>
-            </w:pPr>
-            <w:r>
-              <w:rPr>
-                <w:rStyle w:val="VerbatimChar"/>
-              </w:rPr>
-              <w:t xml:space="preserve">"prediction"</w:t>
-            </w:r>
-          </w:p>
-        </w:tc>
-        <w:tc>
-          <w:tcPr/>
-          <w:p>
-            <w:pPr>
-              <w:pStyle w:val="Compact"/>
-            </w:pPr>
-            <w:r>
-              <w:rPr>
-                <w:b/>
-                <w:bCs/>
-              </w:rPr>
-              <w:t xml:space="preserve">one particular</w:t>
-            </w:r>
-            <w:r>
-              <w:t xml:space="preserve"> </w:t>
-            </w:r>
-            <w:r>
-              <w:t xml:space="preserve">tracing</w:t>
-            </w:r>
-          </w:p>
-        </w:tc>
-        <w:tc>
-          <w:tcPr/>
-          <w:p>
-            <w:pPr>
-              <w:pStyle w:val="Compact"/>
-            </w:pPr>
-            <w:r>
-              <w:t xml:space="preserve">wider</w:t>
-            </w:r>
-          </w:p>
-        </w:tc>
-      </w:tr>
-    </w:tbl>
-    <w:p>
-      <w:pPr>
-        <w:pStyle w:val="BodyText"/>
-      </w:pPr>
-      <w:r>
-        <w:t xml:space="preserve">For a single real leaf, use</w:t>
-      </w:r>
-      <w:r>
-        <w:t xml:space="preserve"> </w:t>
-      </w:r>
-      <w:r>
-        <w:rPr>
-          <w:rStyle w:val="VerbatimChar"/>
-          <w:b/>
-          <w:bCs/>
-        </w:rPr>
-        <w:t xml:space="preserve">"prediction"</w:t>
-      </w:r>
-      <w:r>
-        <w:t xml:space="preserve">.</w:t>
-      </w:r>
-    </w:p>
-    <w:p>
-      <w:pPr>
-        <w:pStyle w:val="BodyText"/>
-      </w:pPr>
-      <w:r>
-        <w:t xml:space="preserve">📖 W&amp;S §17.2 pp. 548–550</w:t>
-      </w:r>
-    </w:p>
-    <w:bookmarkEnd w:id="84"/>
-    <w:bookmarkStart w:id="87" w:name="convert-a-whole-column-of-tracings"/>
-    <w:p>
-      <w:pPr>
-        <w:pStyle w:val="Heading1"/>
-      </w:pPr>
-      <w:r>
-        <w:t xml:space="preserve">Convert a Whole Column of Tracings</w:t>
-      </w:r>
-    </w:p>
-    <w:p>
-      <w:pPr>
-        <w:pStyle w:val="SourceCode"/>
-      </w:pPr>
-      <w:r>
-        <w:rPr>
-          <w:rStyle w:val="CommentTok"/>
-        </w:rPr>
-        <w:t xml:space="preserve"># Load our leaf data ----------------------------------</w:t>
-      </w:r>
-      <w:r>
-        <w:br/>
-      </w:r>
-      <w:r>
-        <w:rPr>
-          <w:rStyle w:val="NormalTok"/>
-        </w:rPr>
-        <w:t xml:space="preserve">leaf_df </w:t>
-      </w:r>
-      <w:r>
-        <w:rPr>
-          <w:rStyle w:val="OtherTok"/>
-        </w:rPr>
-        <w:t xml:space="preserve">&lt;-</w:t>
-      </w:r>
-      <w:r>
-        <w:br/>
-      </w:r>
-      <w:r>
-        <w:rPr>
-          <w:rStyle w:val="NormalTok"/>
-        </w:rPr>
-        <w:t xml:space="preserve">  </w:t>
-      </w:r>
-      <w:r>
-        <w:rPr>
-          <w:rStyle w:val="FunctionTok"/>
-        </w:rPr>
-        <w:t xml:space="preserve">read_excel</w:t>
-      </w:r>
-      <w:r>
-        <w:rPr>
-          <w:rStyle w:val="NormalTok"/>
-        </w:rPr>
-        <w:t xml:space="preserve">(</w:t>
-      </w:r>
-      <w:r>
-        <w:rPr>
-          <w:rStyle w:val="StringTok"/>
-        </w:rPr>
-        <w:t xml:space="preserve">"data/2026_09_03_data_sci_leaf_area.xlsx"</w:t>
-      </w:r>
-      <w:r>
-        <w:rPr>
-          <w:rStyle w:val="NormalTok"/>
-        </w:rPr>
-        <w:t xml:space="preserve">) </w:t>
-      </w:r>
-      <w:r>
-        <w:rPr>
-          <w:rStyle w:val="SpecialCharTok"/>
-        </w:rPr>
-        <w:t xml:space="preserve">%&gt;%</w:t>
-      </w:r>
-      <w:r>
-        <w:br/>
-      </w:r>
-      <w:r>
-        <w:rPr>
-          <w:rStyle w:val="NormalTok"/>
-        </w:rPr>
-        <w:t xml:space="preserve">  </w:t>
-      </w:r>
-      <w:r>
-        <w:rPr>
-          <w:rStyle w:val="FunctionTok"/>
-        </w:rPr>
-        <w:t xml:space="preserve">clean_names</w:t>
-      </w:r>
-      <w:r>
-        <w:rPr>
-          <w:rStyle w:val="NormalTok"/>
-        </w:rPr>
-        <w:t xml:space="preserve">()</w:t>
-      </w:r>
-      <w:r>
-        <w:br/>
-      </w:r>
-      <w:r>
-        <w:br/>
-      </w:r>
-      <w:r>
-        <w:rPr>
-          <w:rStyle w:val="CommentTok"/>
-        </w:rPr>
-        <w:t xml:space="preserve"># Turn every tracing mass into an area ----------------</w:t>
-      </w:r>
-      <w:r>
-        <w:br/>
-      </w:r>
-      <w:r>
-        <w:rPr>
-          <w:rStyle w:val="NormalTok"/>
-        </w:rPr>
-        <w:t xml:space="preserve">leaf_df </w:t>
-      </w:r>
-      <w:r>
-        <w:rPr>
-          <w:rStyle w:val="OtherTok"/>
-        </w:rPr>
-        <w:t xml:space="preserve">&lt;-</w:t>
-      </w:r>
-      <w:r>
-        <w:rPr>
-          <w:rStyle w:val="NormalTok"/>
-        </w:rPr>
-        <w:t xml:space="preserve"> leaf_df </w:t>
-      </w:r>
-      <w:r>
-        <w:rPr>
-          <w:rStyle w:val="SpecialCharTok"/>
-        </w:rPr>
-        <w:t xml:space="preserve">%&gt;%</w:t>
-      </w:r>
-      <w:r>
-        <w:br/>
-      </w:r>
-      <w:r>
-        <w:rPr>
-          <w:rStyle w:val="NormalTok"/>
-        </w:rPr>
-        <w:t xml:space="preserve">  </w:t>
-      </w:r>
-      <w:r>
-        <w:rPr>
-          <w:rStyle w:val="FunctionTok"/>
-        </w:rPr>
-        <w:t xml:space="preserve">mutate</w:t>
-      </w:r>
-      <w:r>
-        <w:rPr>
-          <w:rStyle w:val="NormalTok"/>
-        </w:rPr>
-        <w:t xml:space="preserve">(</w:t>
-      </w:r>
-      <w:r>
-        <w:br/>
-      </w:r>
-      <w:r>
-        <w:rPr>
-          <w:rStyle w:val="NormalTok"/>
-        </w:rPr>
-        <w:t xml:space="preserve">    </w:t>
-      </w:r>
-      <w:r>
-        <w:rPr>
-          <w:rStyle w:val="AttributeTok"/>
-        </w:rPr>
-        <w:t xml:space="preserve">leaf_area_cm2 =</w:t>
-      </w:r>
-      <w:r>
-        <w:rPr>
-          <w:rStyle w:val="NormalTok"/>
-        </w:rPr>
-        <w:t xml:space="preserve"> </w:t>
-      </w:r>
-      <w:r>
-        <w:rPr>
-          <w:rStyle w:val="FunctionTok"/>
-        </w:rPr>
-        <w:t xml:space="preserve">predict</w:t>
-      </w:r>
-      <w:r>
-        <w:rPr>
-          <w:rStyle w:val="NormalTok"/>
-        </w:rPr>
-        <w:t xml:space="preserve">(</w:t>
-      </w:r>
-      <w:r>
-        <w:br/>
-      </w:r>
-      <w:r>
-        <w:rPr>
-          <w:rStyle w:val="NormalTok"/>
-        </w:rPr>
-        <w:t xml:space="preserve">      paper_lm_model,</w:t>
-      </w:r>
-      <w:r>
-        <w:br/>
-      </w:r>
-      <w:r>
-        <w:rPr>
-          <w:rStyle w:val="NormalTok"/>
-        </w:rPr>
-        <w:t xml:space="preserve">      </w:t>
-      </w:r>
-      <w:r>
-        <w:rPr>
-          <w:rStyle w:val="AttributeTok"/>
-        </w:rPr>
-        <w:t xml:space="preserve">newdata =</w:t>
-      </w:r>
-      <w:r>
-        <w:rPr>
-          <w:rStyle w:val="NormalTok"/>
-        </w:rPr>
-        <w:t xml:space="preserve"> </w:t>
-      </w:r>
-      <w:r>
-        <w:rPr>
-          <w:rStyle w:val="FunctionTok"/>
-        </w:rPr>
-        <w:t xml:space="preserve">tibble</w:t>
-      </w:r>
-      <w:r>
-        <w:rPr>
-          <w:rStyle w:val="NormalTok"/>
-        </w:rPr>
-        <w:t xml:space="preserve">(</w:t>
-      </w:r>
-      <w:r>
-        <w:rPr>
-          <w:rStyle w:val="AttributeTok"/>
-        </w:rPr>
-        <w:t xml:space="preserve">mass_g =</w:t>
-      </w:r>
-      <w:r>
-        <w:rPr>
-          <w:rStyle w:val="NormalTok"/>
-        </w:rPr>
-        <w:t xml:space="preserve"> paper_mass_g)</w:t>
-      </w:r>
-      <w:r>
-        <w:br/>
-      </w:r>
-      <w:r>
-        <w:rPr>
-          <w:rStyle w:val="NormalTok"/>
-        </w:rPr>
-        <w:t xml:space="preserve">    )</w:t>
-      </w:r>
-      <w:r>
-        <w:br/>
-      </w:r>
-      <w:r>
-        <w:rPr>
-          <w:rStyle w:val="NormalTok"/>
-        </w:rPr>
-        <w:t xml:space="preserve">  )</w:t>
-      </w:r>
-      <w:r>
-        <w:br/>
-      </w:r>
-      <w:r>
-        <w:br/>
-      </w:r>
-      <w:r>
-        <w:rPr>
-          <w:rStyle w:val="NormalTok"/>
-        </w:rPr>
-        <w:t xml:space="preserve">leaf_df </w:t>
-      </w:r>
-      <w:r>
-        <w:rPr>
-          <w:rStyle w:val="SpecialCharTok"/>
-        </w:rPr>
-        <w:t xml:space="preserve">%&gt;%</w:t>
-      </w:r>
-      <w:r>
-        <w:br/>
-      </w:r>
-      <w:r>
-        <w:rPr>
-          <w:rStyle w:val="NormalTok"/>
-        </w:rPr>
-        <w:t xml:space="preserve">  </w:t>
-      </w:r>
-      <w:r>
-        <w:rPr>
-          <w:rStyle w:val="FunctionTok"/>
-        </w:rPr>
-        <w:t xml:space="preserve">select</w:t>
-      </w:r>
-      <w:r>
-        <w:rPr>
-          <w:rStyle w:val="NormalTok"/>
-        </w:rPr>
-        <w:t xml:space="preserve">(teams, shade, mass_g, paper_mass_g, leaf_area_cm2)</w:t>
-      </w:r>
-    </w:p>
-    <w:p>
-      <w:pPr>
-        <w:pStyle w:val="SourceCode"/>
-      </w:pPr>
-      <w:r>
-        <w:rPr>
-          <w:rStyle w:val="VerbatimChar"/>
-        </w:rPr>
-        <w:t xml:space="preserve"># A tibble: 53 × 5</w:t>
-      </w:r>
-      <w:r>
-        <w:br/>
-      </w:r>
-      <w:r>
-        <w:rPr>
-          <w:rStyle w:val="VerbatimChar"/>
-        </w:rPr>
-        <w:t xml:space="preserve">   teams shade mass_g paper_mass_g leaf_area_cm2</w:t>
-      </w:r>
-      <w:r>
-        <w:br/>
-      </w:r>
-      <w:r>
-        <w:rPr>
-          <w:rStyle w:val="VerbatimChar"/>
-        </w:rPr>
-        <w:t xml:space="preserve">   &lt;chr&gt; &lt;chr&gt;  &lt;dbl&gt;        &lt;dbl&gt;         &lt;dbl&gt;</w:t>
-      </w:r>
-      <w:r>
-        <w:br/>
-      </w:r>
-      <w:r>
-        <w:rPr>
-          <w:rStyle w:val="VerbatimChar"/>
-        </w:rPr>
-        <w:t xml:space="preserve"> 1 12345 sunny   0.4          0.21          27.7</w:t>
-      </w:r>
-      <w:r>
-        <w:br/>
-      </w:r>
-      <w:r>
-        <w:rPr>
-          <w:rStyle w:val="VerbatimChar"/>
-        </w:rPr>
-        <w:t xml:space="preserve"> 2 12345 sunny   0.48         0.21          27.7</w:t>
-      </w:r>
-      <w:r>
-        <w:br/>
-      </w:r>
-      <w:r>
-        <w:rPr>
-          <w:rStyle w:val="VerbatimChar"/>
-        </w:rPr>
-        <w:t xml:space="preserve"> 3 12345 sunny   0.34         0.21          27.7</w:t>
-      </w:r>
-      <w:r>
-        <w:br/>
-      </w:r>
-      <w:r>
-        <w:rPr>
-          <w:rStyle w:val="VerbatimChar"/>
-        </w:rPr>
-        <w:t xml:space="preserve"> 4 12345 sunny   0.65         0.24          31.6</w:t>
-      </w:r>
-      <w:r>
-        <w:br/>
-      </w:r>
-      <w:r>
-        <w:rPr>
-          <w:rStyle w:val="VerbatimChar"/>
-        </w:rPr>
-        <w:t xml:space="preserve"> 5 12345 sunny   0.27         0.15          19.9</w:t>
-      </w:r>
-      <w:r>
-        <w:br/>
-      </w:r>
-      <w:r>
-        <w:rPr>
-          <w:rStyle w:val="VerbatimChar"/>
-        </w:rPr>
-        <w:t xml:space="preserve"> 6 12345 sunny   0.43         0.34          44.7</w:t>
-      </w:r>
-      <w:r>
-        <w:br/>
-      </w:r>
-      <w:r>
-        <w:rPr>
-          <w:rStyle w:val="VerbatimChar"/>
-        </w:rPr>
-        <w:t xml:space="preserve"> 7 12345 shady   0.39         0.29          38.1</w:t>
-      </w:r>
-      <w:r>
-        <w:br/>
-      </w:r>
-      <w:r>
-        <w:rPr>
-          <w:rStyle w:val="VerbatimChar"/>
-        </w:rPr>
-        <w:t xml:space="preserve"> 8 12345 shady   0.45         0.25          32.9</w:t>
-      </w:r>
-      <w:r>
-        <w:br/>
-      </w:r>
-      <w:r>
-        <w:rPr>
-          <w:rStyle w:val="VerbatimChar"/>
-        </w:rPr>
-        <w:t xml:space="preserve"> 9 12345 shady   0.6          0.23          30.3</w:t>
-      </w:r>
-      <w:r>
-        <w:br/>
-      </w:r>
-      <w:r>
-        <w:rPr>
-          <w:rStyle w:val="VerbatimChar"/>
-        </w:rPr>
-        <w:t xml:space="preserve">10 12345 shady   0.57         0.28          36.8</w:t>
-      </w:r>
-      <w:r>
-        <w:br/>
-      </w:r>
-      <w:r>
-        <w:rPr>
-          <w:rStyle w:val="VerbatimChar"/>
-        </w:rPr>
-        <w:t xml:space="preserve"># ℹ 43 more rows</w:t>
-      </w:r>
-    </w:p>
-    <w:p>
-      <w:pPr>
-        <w:pStyle w:val="FirstParagraph"/>
-      </w:pPr>
-      <w:r>
-        <w:rPr>
-          <w:b/>
-          <w:bCs/>
-        </w:rPr>
-        <w:t xml:space="preserve">This is the payoff.</w:t>
-      </w:r>
-      <w:r>
-        <w:t xml:space="preserve"> </w:t>
-      </w:r>
-      <w:r>
-        <w:rPr>
-          <w:rStyle w:val="VerbatimChar"/>
-        </w:rPr>
-        <w:t xml:space="preserve">paper_mass_g</w:t>
-      </w:r>
-      <w:r>
-        <w:t xml:space="preserve"> </w:t>
-      </w:r>
-      <w:r>
-        <w:t xml:space="preserve">was the mass of each leaf’s tracing. Now every leaf has a</w:t>
-      </w:r>
-      <w:r>
-        <w:t xml:space="preserve"> </w:t>
-      </w:r>
-      <w:r>
-        <w:rPr>
-          <w:rStyle w:val="VerbatimChar"/>
-          <w:b/>
-          <w:bCs/>
-        </w:rPr>
-        <w:t xml:space="preserve">leaf_area_cm2</w:t>
-      </w:r>
-      <w:r>
-        <w:t xml:space="preserve">.</w:t>
-      </w:r>
-    </w:p>
-    <w:p>
-      <w:pPr>
-        <w:pStyle w:val="BodyText"/>
-      </w:pPr>
-      <w:r>
-        <w:rPr>
-          <w:b/>
-          <w:bCs/>
-        </w:rPr>
-        <w:t xml:space="preserve">The one fiddly bit</w:t>
-      </w:r>
-      <w:r>
-        <w:t xml:space="preserve"> </w:t>
-      </w:r>
-      <w:r>
-        <w:t xml:space="preserve">is the same rule as before:</w:t>
-      </w:r>
-      <w:r>
-        <w:t xml:space="preserve"> </w:t>
-      </w:r>
-      <w:r>
-        <w:rPr>
-          <w:rStyle w:val="VerbatimChar"/>
-        </w:rPr>
-        <w:t xml:space="preserve">predict()</w:t>
-      </w:r>
-      <w:r>
-        <w:t xml:space="preserve"> </w:t>
-      </w:r>
-      <w:r>
-        <w:t xml:space="preserve">wants a column called</w:t>
-      </w:r>
-      <w:r>
-        <w:t xml:space="preserve"> </w:t>
-      </w:r>
-      <w:r>
-        <w:rPr>
-          <w:rStyle w:val="VerbatimChar"/>
-        </w:rPr>
-        <w:t xml:space="preserve">mass_g</w:t>
-      </w:r>
-      <w:r>
-        <w:t xml:space="preserve">, so we hand it</w:t>
-      </w:r>
-      <w:r>
-        <w:t xml:space="preserve"> </w:t>
-      </w:r>
-      <w:r>
-        <w:rPr>
-          <w:rStyle w:val="VerbatimChar"/>
-        </w:rPr>
-        <w:t xml:space="preserve">tibble(mass_g = paper_mass_g)</w:t>
-      </w:r>
-      <w:r>
-        <w:t xml:space="preserve"> </w:t>
-      </w:r>
-      <w:r>
-        <w:t xml:space="preserve">— our tracing masses, under the name the model knows.</w:t>
+        <w:t xml:space="preserve">[2]</w:t>
+      </w:r>
+      <w:r>
+        <w:t xml:space="preserve"> </w:t>
+      </w:r>
+      <w:r>
+        <w:t xml:space="preserve">— and it prints plain decimals</w:t>
       </w:r>
     </w:p>
     <w:tbl>
@@ -10939,7 +10297,7 @@
           </w:tcPr>
           <w:p>
             <w:pPr>
-              <w:pStyle w:val="BodyText"/>
+              <w:pStyle w:val="FirstParagraph"/>
             </w:pPr>
             <w:pPr>
               <w:spacing w:before="0" w:after="0"/>
@@ -11022,64 +10380,140 @@
                 <w:b/>
                 <w:bCs/>
               </w:rPr>
-              <w:t xml:space="preserve">The</w:t>
+              <w:t xml:space="preserve">×10,000 → 76.6 g/m²</w:t>
+            </w:r>
+            <w:r>
+              <w:t xml:space="preserve"> </w:t>
+            </w:r>
+            <w:r>
+              <w:t xml:space="preserve">— the paper’s</w:t>
+            </w:r>
+            <w:r>
+              <w:t xml:space="preserve"> </w:t>
             </w:r>
             <w:r>
               <w:rPr>
                 <w:b/>
                 <w:bCs/>
               </w:rPr>
+              <w:t xml:space="preserve">grammage</w:t>
+            </w:r>
+            <w:r>
+              <w:t xml:space="preserve">, the number on the side of the ream. Copy paper is sold at 75–80 g/m², so the slope is a property you can</w:t>
+            </w:r>
+            <w:r>
               <w:t xml:space="preserve"> </w:t>
-            </w:r>
-            <w:r>
-              <w:rPr>
-                <w:rStyle w:val="VerbatimChar"/>
-                <w:b/>
-                <w:bCs/>
-              </w:rPr>
-              <w:t xml:space="preserve">NA</w:t>
             </w:r>
             <w:r>
               <w:rPr>
                 <w:b/>
                 <w:bCs/>
               </w:rPr>
-              <w:t xml:space="preserve">s are honest.</w:t>
-            </w:r>
-            <w:r>
-              <w:t xml:space="preserve"> </w:t>
-            </w:r>
-            <w:r>
-              <w:t xml:space="preserve">One team never weighed their tracings, so those leaves have no area.</w:t>
-            </w:r>
-            <w:r>
-              <w:t xml:space="preserve"> </w:t>
-            </w:r>
-            <w:r>
-              <w:rPr>
-                <w:rStyle w:val="VerbatimChar"/>
-              </w:rPr>
-              <w:t xml:space="preserve">predict()</w:t>
-            </w:r>
-            <w:r>
-              <w:t xml:space="preserve"> </w:t>
-            </w:r>
-            <w:r>
-              <w:t xml:space="preserve">passes the missing value straight through instead of inventing a number.</w:t>
+              <w:t xml:space="preserve">check against the label</w:t>
+            </w:r>
+            <w:r>
+              <w:t xml:space="preserve">.</w:t>
             </w:r>
           </w:p>
           <w:p/>
         </w:tc>
       </w:tr>
     </w:tbl>
+    <w:p>
+      <w:pPr>
+        <w:pStyle w:val="BodyText"/>
+      </w:pPr>
+      <w:r>
+        <w:t xml:space="preserve">A tracing weighing 0.138 g is</w:t>
+      </w:r>
+    </w:p>
+    <w:p>
+      <w:pPr>
+        <w:pStyle w:val="BodyText"/>
+      </w:pPr>
+      <m:oMathPara>
+        <m:oMathParaPr>
+          <m:jc m:val="center"/>
+        </m:oMathParaPr>
+        <m:oMath>
+          <m:f>
+            <m:fPr>
+              <m:type m:val="bar"/>
+            </m:fPr>
+            <m:num>
+              <m:r>
+                <m:t>0.138</m:t>
+              </m:r>
+              <m:r>
+                <m:rPr>
+                  <m:sty m:val="p"/>
+                </m:rPr>
+                <m:t>−</m:t>
+              </m:r>
+              <m:r>
+                <m:rPr>
+                  <m:sty m:val="p"/>
+                </m:rPr>
+                <m:t>(</m:t>
+              </m:r>
+              <m:r>
+                <m:rPr>
+                  <m:sty m:val="p"/>
+                </m:rPr>
+                <m:t>−</m:t>
+              </m:r>
+              <m:r>
+                <m:t>0.002058</m:t>
+              </m:r>
+              <m:r>
+                <m:rPr>
+                  <m:sty m:val="p"/>
+                </m:rPr>
+                <m:t>)</m:t>
+              </m:r>
+            </m:num>
+            <m:den>
+              <m:r>
+                <m:t>0.007660</m:t>
+              </m:r>
+            </m:den>
+          </m:f>
+          <m:r>
+            <m:rPr>
+              <m:sty m:val="p"/>
+            </m:rPr>
+            <m:t>=</m:t>
+          </m:r>
+          <m:r>
+            <m:t>18.3</m:t>
+          </m:r>
+          <m:sSup>
+            <m:e>
+              <m:r>
+                <m:rPr>
+                  <m:nor/>
+                  <m:sty m:val="p"/>
+                </m:rPr>
+                <m:t> cm</m:t>
+              </m:r>
+            </m:e>
+            <m:sup>
+              <m:r>
+                <m:t>2</m:t>
+              </m:r>
+            </m:sup>
+          </m:sSup>
+        </m:oMath>
+      </m:oMathPara>
+    </w:p>
     <w:bookmarkEnd w:id="87"/>
-    <w:bookmarkStart w:id="93" w:name="was-the-area-different-between-sides"/>
+    <w:bookmarkStart w:id="90" w:name="convert-a-whole-column-of-tracings"/>
     <w:p>
       <w:pPr>
         <w:pStyle w:val="Heading1"/>
       </w:pPr>
       <w:r>
-        <w:t xml:space="preserve">Was the Area Different Between Sides?</w:t>
+        <w:t xml:space="preserve">Convert a Whole Column of Tracings</w:t>
       </w:r>
     </w:p>
     <w:p>
@@ -11090,7 +10524,7 @@
         <w:rPr>
           <w:rStyle w:val="CommentTok"/>
         </w:rPr>
-        <w:t xml:space="preserve"># Predicted leaf area by side -------------------------</w:t>
+        <w:t xml:space="preserve"># Load our leaf data ----------------------------------</w:t>
       </w:r>
       <w:r>
         <w:br/>
@@ -11099,7 +10533,7 @@
         <w:rPr>
           <w:rStyle w:val="NormalTok"/>
         </w:rPr>
-        <w:t xml:space="preserve">leaf_area_plot </w:t>
+        <w:t xml:space="preserve">leaf_df </w:t>
       </w:r>
       <w:r>
         <w:rPr>
@@ -11108,9 +10542,96 @@
         <w:t xml:space="preserve">&lt;-</w:t>
       </w:r>
       <w:r>
+        <w:br/>
+      </w:r>
+      <w:r>
         <w:rPr>
           <w:rStyle w:val="NormalTok"/>
         </w:rPr>
+        <w:t xml:space="preserve">  </w:t>
+      </w:r>
+      <w:r>
+        <w:rPr>
+          <w:rStyle w:val="FunctionTok"/>
+        </w:rPr>
+        <w:t xml:space="preserve">read_excel</w:t>
+      </w:r>
+      <w:r>
+        <w:rPr>
+          <w:rStyle w:val="NormalTok"/>
+        </w:rPr>
+        <w:t xml:space="preserve">(</w:t>
+      </w:r>
+      <w:r>
+        <w:rPr>
+          <w:rStyle w:val="StringTok"/>
+        </w:rPr>
+        <w:t xml:space="preserve">"data/2026_09_03_data_sci_leaf_area.xlsx"</w:t>
+      </w:r>
+      <w:r>
+        <w:rPr>
+          <w:rStyle w:val="NormalTok"/>
+        </w:rPr>
+        <w:t xml:space="preserve">) </w:t>
+      </w:r>
+      <w:r>
+        <w:rPr>
+          <w:rStyle w:val="SpecialCharTok"/>
+        </w:rPr>
+        <w:t xml:space="preserve">%&gt;%</w:t>
+      </w:r>
+      <w:r>
+        <w:br/>
+      </w:r>
+      <w:r>
+        <w:rPr>
+          <w:rStyle w:val="NormalTok"/>
+        </w:rPr>
+        <w:t xml:space="preserve">  </w:t>
+      </w:r>
+      <w:r>
+        <w:rPr>
+          <w:rStyle w:val="FunctionTok"/>
+        </w:rPr>
+        <w:t xml:space="preserve">clean_names</w:t>
+      </w:r>
+      <w:r>
+        <w:rPr>
+          <w:rStyle w:val="NormalTok"/>
+        </w:rPr>
+        <w:t xml:space="preserve">()</w:t>
+      </w:r>
+      <w:r>
+        <w:br/>
+      </w:r>
+      <w:r>
+        <w:br/>
+      </w:r>
+      <w:r>
+        <w:rPr>
+          <w:rStyle w:val="CommentTok"/>
+        </w:rPr>
+        <w:t xml:space="preserve"># Every tracing mass becomes an area ------------------</w:t>
+      </w:r>
+      <w:r>
+        <w:br/>
+      </w:r>
+      <w:r>
+        <w:rPr>
+          <w:rStyle w:val="NormalTok"/>
+        </w:rPr>
+        <w:t xml:space="preserve">leaf_df </w:t>
+      </w:r>
+      <w:r>
+        <w:rPr>
+          <w:rStyle w:val="OtherTok"/>
+        </w:rPr>
+        <w:t xml:space="preserve">&lt;-</w:t>
+      </w:r>
+      <w:r>
+        <w:rPr>
+          <w:rStyle w:val="NormalTok"/>
+        </w:rPr>
         <w:t xml:space="preserve"> leaf_df </w:t>
       </w:r>
       <w:r>
@@ -11132,7 +10653,7 @@
         <w:rPr>
           <w:rStyle w:val="FunctionTok"/>
         </w:rPr>
-        <w:t xml:space="preserve">ggplot</w:t>
+        <w:t xml:space="preserve">mutate</w:t>
       </w:r>
       <w:r>
         <w:rPr>
@@ -11142,126 +10663,206 @@
       </w:r>
       <w:r>
         <w:rPr>
+          <w:rStyle w:val="AttributeTok"/>
+        </w:rPr>
+        <w:t xml:space="preserve">area_cm2 =</w:t>
+      </w:r>
+      <w:r>
+        <w:rPr>
+          <w:rStyle w:val="NormalTok"/>
+        </w:rPr>
+        <w:t xml:space="preserve"> (paper_mass_g </w:t>
+      </w:r>
+      <w:r>
+        <w:rPr>
+          <w:rStyle w:val="SpecialCharTok"/>
+        </w:rPr>
+        <w:t xml:space="preserve">-</w:t>
+      </w:r>
+      <w:r>
+        <w:rPr>
+          <w:rStyle w:val="NormalTok"/>
+        </w:rPr>
+        <w:t xml:space="preserve"> intercept) </w:t>
+      </w:r>
+      <w:r>
+        <w:rPr>
+          <w:rStyle w:val="SpecialCharTok"/>
+        </w:rPr>
+        <w:t xml:space="preserve">/</w:t>
+      </w:r>
+      <w:r>
+        <w:rPr>
+          <w:rStyle w:val="NormalTok"/>
+        </w:rPr>
+        <w:t xml:space="preserve"> slope)</w:t>
+      </w:r>
+      <w:r>
+        <w:br/>
+      </w:r>
+      <w:r>
+        <w:br/>
+      </w:r>
+      <w:r>
+        <w:rPr>
+          <w:rStyle w:val="NormalTok"/>
+        </w:rPr>
+        <w:t xml:space="preserve">leaf_df </w:t>
+      </w:r>
+      <w:r>
+        <w:rPr>
+          <w:rStyle w:val="SpecialCharTok"/>
+        </w:rPr>
+        <w:t xml:space="preserve">%&gt;%</w:t>
+      </w:r>
+      <w:r>
+        <w:br/>
+      </w:r>
+      <w:r>
+        <w:rPr>
+          <w:rStyle w:val="NormalTok"/>
+        </w:rPr>
+        <w:t xml:space="preserve">  </w:t>
+      </w:r>
+      <w:r>
+        <w:rPr>
           <w:rStyle w:val="FunctionTok"/>
         </w:rPr>
-        <w:t xml:space="preserve">aes</w:t>
+        <w:t xml:space="preserve">select</w:t>
       </w:r>
       <w:r>
         <w:rPr>
           <w:rStyle w:val="NormalTok"/>
         </w:rPr>
-        <w:t xml:space="preserve">(</w:t>
-      </w:r>
-      <w:r>
-        <w:rPr>
-          <w:rStyle w:val="AttributeTok"/>
-        </w:rPr>
-        <w:t xml:space="preserve">x =</w:t>
-      </w:r>
-      <w:r>
-        <w:rPr>
-          <w:rStyle w:val="NormalTok"/>
-        </w:rPr>
-        <w:t xml:space="preserve"> shade, </w:t>
-      </w:r>
-      <w:r>
-        <w:rPr>
-          <w:rStyle w:val="AttributeTok"/>
-        </w:rPr>
-        <w:t xml:space="preserve">y =</w:t>
-      </w:r>
-      <w:r>
-        <w:rPr>
-          <w:rStyle w:val="NormalTok"/>
-        </w:rPr>
-        <w:t xml:space="preserve"> leaf_area_cm2)) </w:t>
-      </w:r>
-      <w:r>
-        <w:rPr>
-          <w:rStyle w:val="SpecialCharTok"/>
-        </w:rPr>
-        <w:t xml:space="preserve">+</w:t>
+        <w:t xml:space="preserve">(teams, shade, mass_g, paper_mass_g, area_cm2)</w:t>
+      </w:r>
+    </w:p>
+    <w:p>
+      <w:pPr>
+        <w:pStyle w:val="SourceCode"/>
+      </w:pPr>
+      <w:r>
+        <w:rPr>
+          <w:rStyle w:val="VerbatimChar"/>
+        </w:rPr>
+        <w:t xml:space="preserve"># A tibble: 53 × 5</w:t>
       </w:r>
       <w:r>
         <w:br/>
       </w:r>
       <w:r>
         <w:rPr>
-          <w:rStyle w:val="NormalTok"/>
-        </w:rPr>
-        <w:t xml:space="preserve">  </w:t>
-      </w:r>
-      <w:r>
-        <w:rPr>
-          <w:rStyle w:val="FunctionTok"/>
-        </w:rPr>
-        <w:t xml:space="preserve">geom_boxplot</w:t>
-      </w:r>
-      <w:r>
-        <w:rPr>
-          <w:rStyle w:val="NormalTok"/>
-        </w:rPr>
-        <w:t xml:space="preserve">() </w:t>
-      </w:r>
-      <w:r>
-        <w:rPr>
-          <w:rStyle w:val="SpecialCharTok"/>
-        </w:rPr>
-        <w:t xml:space="preserve">+</w:t>
+          <w:rStyle w:val="VerbatimChar"/>
+        </w:rPr>
+        <w:t xml:space="preserve">   teams shade mass_g paper_mass_g area_cm2</w:t>
       </w:r>
       <w:r>
         <w:br/>
       </w:r>
       <w:r>
         <w:rPr>
-          <w:rStyle w:val="NormalTok"/>
-        </w:rPr>
-        <w:t xml:space="preserve">  </w:t>
-      </w:r>
-      <w:r>
-        <w:rPr>
-          <w:rStyle w:val="FunctionTok"/>
-        </w:rPr>
-        <w:t xml:space="preserve">geom_jitter</w:t>
-      </w:r>
-      <w:r>
-        <w:rPr>
-          <w:rStyle w:val="NormalTok"/>
-        </w:rPr>
-        <w:t xml:space="preserve">(</w:t>
-      </w:r>
-      <w:r>
-        <w:rPr>
-          <w:rStyle w:val="AttributeTok"/>
-        </w:rPr>
-        <w:t xml:space="preserve">width =</w:t>
-      </w:r>
-      <w:r>
-        <w:rPr>
-          <w:rStyle w:val="NormalTok"/>
-        </w:rPr>
-        <w:t xml:space="preserve"> </w:t>
-      </w:r>
-      <w:r>
-        <w:rPr>
-          <w:rStyle w:val="FloatTok"/>
-        </w:rPr>
-        <w:t xml:space="preserve">0.15</w:t>
-      </w:r>
-      <w:r>
-        <w:rPr>
-          <w:rStyle w:val="NormalTok"/>
-        </w:rPr>
-        <w:t xml:space="preserve">)</w:t>
+          <w:rStyle w:val="VerbatimChar"/>
+        </w:rPr>
+        <w:t xml:space="preserve">   &lt;chr&gt; &lt;chr&gt;  &lt;dbl&gt;        &lt;dbl&gt;    &lt;dbl&gt;</w:t>
       </w:r>
       <w:r>
         <w:br/>
       </w:r>
       <w:r>
         <w:rPr>
-          <w:rStyle w:val="NormalTok"/>
-        </w:rPr>
-        <w:t xml:space="preserve">leaf_area_plot</w:t>
+          <w:rStyle w:val="VerbatimChar"/>
+        </w:rPr>
+        <w:t xml:space="preserve"> 1 12345 sunny   0.4          0.21     27.7</w:t>
+      </w:r>
+      <w:r>
+        <w:br/>
+      </w:r>
+      <w:r>
+        <w:rPr>
+          <w:rStyle w:val="VerbatimChar"/>
+        </w:rPr>
+        <w:t xml:space="preserve"> 2 12345 sunny   0.48         0.21     27.7</w:t>
+      </w:r>
+      <w:r>
+        <w:br/>
+      </w:r>
+      <w:r>
+        <w:rPr>
+          <w:rStyle w:val="VerbatimChar"/>
+        </w:rPr>
+        <w:t xml:space="preserve"> 3 12345 sunny   0.34         0.21     27.7</w:t>
+      </w:r>
+      <w:r>
+        <w:br/>
+      </w:r>
+      <w:r>
+        <w:rPr>
+          <w:rStyle w:val="VerbatimChar"/>
+        </w:rPr>
+        <w:t xml:space="preserve"> 4 12345 sunny   0.65         0.24     31.6</w:t>
+      </w:r>
+      <w:r>
+        <w:br/>
+      </w:r>
+      <w:r>
+        <w:rPr>
+          <w:rStyle w:val="VerbatimChar"/>
+        </w:rPr>
+        <w:t xml:space="preserve"> 5 12345 sunny   0.27         0.15     19.9</w:t>
+      </w:r>
+      <w:r>
+        <w:br/>
+      </w:r>
+      <w:r>
+        <w:rPr>
+          <w:rStyle w:val="VerbatimChar"/>
+        </w:rPr>
+        <w:t xml:space="preserve"> 6 12345 sunny   0.43         0.34     44.7</w:t>
+      </w:r>
+      <w:r>
+        <w:br/>
+      </w:r>
+      <w:r>
+        <w:rPr>
+          <w:rStyle w:val="VerbatimChar"/>
+        </w:rPr>
+        <w:t xml:space="preserve"> 7 12345 shady   0.39         0.29     38.1</w:t>
+      </w:r>
+      <w:r>
+        <w:br/>
+      </w:r>
+      <w:r>
+        <w:rPr>
+          <w:rStyle w:val="VerbatimChar"/>
+        </w:rPr>
+        <w:t xml:space="preserve"> 8 12345 shady   0.45         0.25     32.9</w:t>
+      </w:r>
+      <w:r>
+        <w:br/>
+      </w:r>
+      <w:r>
+        <w:rPr>
+          <w:rStyle w:val="VerbatimChar"/>
+        </w:rPr>
+        <w:t xml:space="preserve"> 9 12345 shady   0.6          0.23     30.3</w:t>
+      </w:r>
+      <w:r>
+        <w:br/>
+      </w:r>
+      <w:r>
+        <w:rPr>
+          <w:rStyle w:val="VerbatimChar"/>
+        </w:rPr>
+        <w:t xml:space="preserve">10 12345 shady   0.57         0.28     36.8</w:t>
+      </w:r>
+      <w:r>
+        <w:br/>
+      </w:r>
+      <w:r>
+        <w:rPr>
+          <w:rStyle w:val="VerbatimChar"/>
+        </w:rPr>
+        <w:t xml:space="preserve"># ℹ 43 more rows</w:t>
       </w:r>
     </w:p>
     <w:p>
@@ -11269,324 +10870,64 @@
         <w:pStyle w:val="FirstParagraph"/>
       </w:pPr>
       <w:r>
-        <w:drawing>
-          <wp:inline>
-            <wp:extent cx="2286000" cy="2590800"/>
-            <wp:effectExtent b="0" l="0" r="0" t="0"/>
-            <wp:docPr descr="" title="" id="89" name="Picture"/>
-            <a:graphic>
-              <a:graphicData uri="http://schemas.openxmlformats.org/drawingml/2006/picture">
-                <pic:pic>
-                  <pic:nvPicPr>
-                    <pic:cNvPr descr="regression_lecture_files/figure-docx/leaf-area-plot-11-1.png" id="90" name="Picture"/>
-                    <pic:cNvPicPr>
-                      <a:picLocks noChangeArrowheads="1" noChangeAspect="1"/>
-                    </pic:cNvPicPr>
-                  </pic:nvPicPr>
-                  <pic:blipFill>
-                    <a:blip r:embed="rId88"/>
-                    <a:stretch>
-                      <a:fillRect/>
-                    </a:stretch>
-                  </pic:blipFill>
-                  <pic:spPr bwMode="auto">
-                    <a:xfrm>
-                      <a:off x="0" y="0"/>
-                      <a:ext cx="2286000" cy="2590800"/>
-                    </a:xfrm>
-                    <a:prstGeom prst="rect">
-                      <a:avLst/>
-                    </a:prstGeom>
-                    <a:noFill/>
-                    <a:ln w="9525">
-                      <a:noFill/>
-                      <a:headEnd/>
-                      <a:tailEnd/>
-                    </a:ln>
-                  </pic:spPr>
-                </pic:pic>
-              </a:graphicData>
-            </a:graphic>
-          </wp:inline>
-        </w:drawing>
-      </w:r>
-    </w:p>
-    <w:p>
-      <w:pPr>
-        <w:pStyle w:val="SourceCode"/>
-      </w:pPr>
-      <w:r>
-        <w:rPr>
-          <w:rStyle w:val="CommentTok"/>
-        </w:rPr>
-        <w:t xml:space="preserve"># Mean predicted area per side ------------------------</w:t>
-      </w:r>
-      <w:r>
-        <w:br/>
-      </w:r>
-      <w:r>
-        <w:rPr>
-          <w:rStyle w:val="NormalTok"/>
-        </w:rPr>
-        <w:t xml:space="preserve">leaf_df </w:t>
-      </w:r>
-      <w:r>
-        <w:rPr>
-          <w:rStyle w:val="SpecialCharTok"/>
-        </w:rPr>
-        <w:t xml:space="preserve">%&gt;%</w:t>
-      </w:r>
-      <w:r>
-        <w:br/>
-      </w:r>
-      <w:r>
-        <w:rPr>
-          <w:rStyle w:val="NormalTok"/>
-        </w:rPr>
-        <w:t xml:space="preserve">  </w:t>
-      </w:r>
-      <w:r>
-        <w:rPr>
-          <w:rStyle w:val="FunctionTok"/>
-        </w:rPr>
-        <w:t xml:space="preserve">group_by</w:t>
-      </w:r>
-      <w:r>
-        <w:rPr>
-          <w:rStyle w:val="NormalTok"/>
-        </w:rPr>
-        <w:t xml:space="preserve">(shade) </w:t>
-      </w:r>
-      <w:r>
-        <w:rPr>
-          <w:rStyle w:val="SpecialCharTok"/>
-        </w:rPr>
-        <w:t xml:space="preserve">%&gt;%</w:t>
-      </w:r>
-      <w:r>
-        <w:br/>
-      </w:r>
-      <w:r>
-        <w:rPr>
-          <w:rStyle w:val="NormalTok"/>
-        </w:rPr>
-        <w:t xml:space="preserve">  </w:t>
-      </w:r>
-      <w:r>
-        <w:rPr>
-          <w:rStyle w:val="FunctionTok"/>
-        </w:rPr>
-        <w:t xml:space="preserve">summarize</w:t>
-      </w:r>
-      <w:r>
-        <w:rPr>
-          <w:rStyle w:val="NormalTok"/>
-        </w:rPr>
-        <w:t xml:space="preserve">(</w:t>
-      </w:r>
-      <w:r>
-        <w:br/>
-      </w:r>
-      <w:r>
-        <w:rPr>
-          <w:rStyle w:val="NormalTok"/>
-        </w:rPr>
-        <w:t xml:space="preserve">    </w:t>
-      </w:r>
-      <w:r>
-        <w:rPr>
-          <w:rStyle w:val="AttributeTok"/>
-        </w:rPr>
-        <w:t xml:space="preserve">n =</w:t>
-      </w:r>
-      <w:r>
-        <w:rPr>
-          <w:rStyle w:val="NormalTok"/>
-        </w:rPr>
-        <w:t xml:space="preserve"> </w:t>
-      </w:r>
-      <w:r>
-        <w:rPr>
-          <w:rStyle w:val="FunctionTok"/>
-        </w:rPr>
-        <w:t xml:space="preserve">sum</w:t>
-      </w:r>
-      <w:r>
-        <w:rPr>
-          <w:rStyle w:val="NormalTok"/>
-        </w:rPr>
-        <w:t xml:space="preserve">(</w:t>
-      </w:r>
-      <w:r>
-        <w:rPr>
-          <w:rStyle w:val="SpecialCharTok"/>
-        </w:rPr>
-        <w:t xml:space="preserve">!</w:t>
-      </w:r>
-      <w:r>
-        <w:rPr>
-          <w:rStyle w:val="FunctionTok"/>
-        </w:rPr>
-        <w:t xml:space="preserve">is.na</w:t>
-      </w:r>
-      <w:r>
-        <w:rPr>
-          <w:rStyle w:val="NormalTok"/>
-        </w:rPr>
-        <w:t xml:space="preserve">(leaf_area_cm2)),</w:t>
-      </w:r>
-      <w:r>
-        <w:br/>
-      </w:r>
-      <w:r>
-        <w:rPr>
-          <w:rStyle w:val="NormalTok"/>
-        </w:rPr>
-        <w:t xml:space="preserve">    </w:t>
-      </w:r>
-      <w:r>
-        <w:rPr>
-          <w:rStyle w:val="AttributeTok"/>
-        </w:rPr>
-        <w:t xml:space="preserve">mean_area =</w:t>
-      </w:r>
-      <w:r>
-        <w:rPr>
-          <w:rStyle w:val="NormalTok"/>
-        </w:rPr>
-        <w:t xml:space="preserve"> </w:t>
-      </w:r>
-      <w:r>
-        <w:rPr>
-          <w:rStyle w:val="FunctionTok"/>
-        </w:rPr>
-        <w:t xml:space="preserve">mean</w:t>
-      </w:r>
-      <w:r>
-        <w:rPr>
-          <w:rStyle w:val="NormalTok"/>
-        </w:rPr>
-        <w:t xml:space="preserve">(leaf_area_cm2, </w:t>
-      </w:r>
-      <w:r>
-        <w:rPr>
-          <w:rStyle w:val="AttributeTok"/>
-        </w:rPr>
-        <w:t xml:space="preserve">na.rm =</w:t>
-      </w:r>
-      <w:r>
-        <w:rPr>
-          <w:rStyle w:val="NormalTok"/>
-        </w:rPr>
-        <w:t xml:space="preserve"> </w:t>
-      </w:r>
-      <w:r>
-        <w:rPr>
-          <w:rStyle w:val="ConstantTok"/>
-        </w:rPr>
-        <w:t xml:space="preserve">TRUE</w:t>
-      </w:r>
-      <w:r>
-        <w:rPr>
-          <w:rStyle w:val="NormalTok"/>
-        </w:rPr>
-        <w:t xml:space="preserve">)</w:t>
-      </w:r>
-      <w:r>
-        <w:br/>
-      </w:r>
-      <w:r>
-        <w:rPr>
-          <w:rStyle w:val="NormalTok"/>
-        </w:rPr>
-        <w:t xml:space="preserve">  )</w:t>
-      </w:r>
-    </w:p>
-    <w:p>
-      <w:pPr>
-        <w:pStyle w:val="SourceCode"/>
-      </w:pPr>
+        <w:rPr>
+          <w:b/>
+          <w:bCs/>
+        </w:rPr>
+        <w:t xml:space="preserve">This is the payoff.</w:t>
+      </w:r>
+      <w:r>
+        <w:t xml:space="preserve"> </w:t>
+      </w:r>
       <w:r>
         <w:rPr>
           <w:rStyle w:val="VerbatimChar"/>
         </w:rPr>
-        <w:t xml:space="preserve"># A tibble: 2 × 3</w:t>
-      </w:r>
-      <w:r>
-        <w:br/>
+        <w:t xml:space="preserve">paper_mass_g</w:t>
+      </w:r>
+      <w:r>
+        <w:t xml:space="preserve"> </w:t>
+      </w:r>
+      <w:r>
+        <w:t xml:space="preserve">was the mass of each leaf’s tracing — now every leaf has an</w:t>
+      </w:r>
+      <w:r>
+        <w:t xml:space="preserve"> </w:t>
       </w:r>
       <w:r>
         <w:rPr>
           <w:rStyle w:val="VerbatimChar"/>
-        </w:rPr>
-        <w:t xml:space="preserve">  shade     n mean_area</w:t>
-      </w:r>
-      <w:r>
-        <w:br/>
-      </w:r>
-      <w:r>
-        <w:rPr>
-          <w:rStyle w:val="VerbatimChar"/>
-        </w:rPr>
-        <w:t xml:space="preserve">  &lt;chr&gt; &lt;int&gt;     &lt;dbl&gt;</w:t>
-      </w:r>
-      <w:r>
-        <w:br/>
-      </w:r>
-      <w:r>
-        <w:rPr>
-          <w:rStyle w:val="VerbatimChar"/>
-        </w:rPr>
-        <w:t xml:space="preserve">1 shady    21      36.7</w:t>
-      </w:r>
-      <w:r>
-        <w:br/>
-      </w:r>
-      <w:r>
-        <w:rPr>
-          <w:rStyle w:val="VerbatimChar"/>
-        </w:rPr>
-        <w:t xml:space="preserve">2 sunny    19      36.0</w:t>
-      </w:r>
-    </w:p>
-    <w:p>
-      <w:pPr>
-        <w:pStyle w:val="FirstParagraph"/>
-      </w:pPr>
-      <w:r>
-        <w:t xml:space="preserve">About</w:t>
-      </w:r>
-      <w:r>
-        <w:t xml:space="preserve"> </w:t>
-      </w:r>
-      <w:r>
-        <w:rPr>
-          <w:b/>
-          <w:bCs/>
-        </w:rPr>
-        <w:t xml:space="preserve">37 cm²</w:t>
-      </w:r>
-      <w:r>
-        <w:t xml:space="preserve"> </w:t>
-      </w:r>
-      <w:r>
-        <w:t xml:space="preserve">on the shady side and</w:t>
-      </w:r>
-      <w:r>
-        <w:t xml:space="preserve"> </w:t>
-      </w:r>
-      <w:r>
-        <w:rPr>
-          <w:b/>
-          <w:bCs/>
-        </w:rPr>
-        <w:t xml:space="preserve">36 cm²</w:t>
-      </w:r>
-      <w:r>
-        <w:t xml:space="preserve"> </w:t>
-      </w:r>
-      <w:r>
-        <w:t xml:space="preserve">on the sunny side — the same story the t-test told us about mass, now in the units we actually wanted.</w:t>
+          <w:b/>
+          <w:bCs/>
+        </w:rPr>
+        <w:t xml:space="preserve">area_cm2</w:t>
+      </w:r>
+      <w:r>
+        <w:t xml:space="preserve">.</w:t>
+      </w:r>
+    </w:p>
+    <w:p>
+      <w:pPr>
+        <w:pStyle w:val="Compact"/>
+        <w:numPr>
+          <w:ilvl w:val="0"/>
+          <w:numId w:val="1027"/>
+        </w:numPr>
+      </w:pPr>
+      <w:r>
+        <w:t xml:space="preserve">One line of arithmetic, all 53 rows at once</w:t>
+      </w:r>
+    </w:p>
+    <w:p>
+      <w:pPr>
+        <w:pStyle w:val="Compact"/>
+        <w:numPr>
+          <w:ilvl w:val="0"/>
+          <w:numId w:val="1027"/>
+        </w:numPr>
+      </w:pPr>
+      <w:r>
+        <w:t xml:space="preserve">No new function to learn</w:t>
       </w:r>
     </w:p>
     <w:tbl>
@@ -11619,7 +10960,630 @@
           </w:tcPr>
           <w:p>
             <w:pPr>
+              <w:pStyle w:val="FirstParagraph"/>
+            </w:pPr>
+            <w:pPr>
+              <w:spacing w:before="0" w:after="0"/>
+              <w:textAlignment w:val="center"/>
+            </w:pPr>
+            <w:r>
+              <w:drawing>
+                <wp:inline>
+                  <wp:extent cx="152400" cy="152400"/>
+                  <wp:effectExtent b="0" l="0" r="0" t="0"/>
+                  <wp:docPr descr="" title="" id="88" name="Picture"/>
+                  <a:graphic>
+                    <a:graphicData uri="http://schemas.openxmlformats.org/drawingml/2006/picture">
+                      <pic:pic>
+                        <pic:nvPicPr>
+                          <pic:cNvPr descr="/Applications/Positron.app/Contents/Resources/app/quarto/share/formats/docx/note.png" id="89" name="Picture"/>
+                          <pic:cNvPicPr>
+                            <a:picLocks noChangeArrowheads="1" noChangeAspect="1"/>
+                          </pic:cNvPicPr>
+                        </pic:nvPicPr>
+                        <pic:blipFill>
+                          <a:blip r:embed="rId9"/>
+                          <a:stretch>
+                            <a:fillRect/>
+                          </a:stretch>
+                        </pic:blipFill>
+                        <pic:spPr bwMode="auto">
+                          <a:xfrm>
+                            <a:off x="0" y="0"/>
+                            <a:ext cx="152400" cy="152400"/>
+                          </a:xfrm>
+                          <a:prstGeom prst="rect">
+                            <a:avLst/>
+                          </a:prstGeom>
+                          <a:noFill/>
+                          <a:ln w="9525">
+                            <a:noFill/>
+                            <a:headEnd/>
+                            <a:tailEnd/>
+                          </a:ln>
+                        </pic:spPr>
+                      </pic:pic>
+                    </a:graphicData>
+                  </a:graphic>
+                </wp:inline>
+              </w:drawing>
+            </w:r>
+            <w:r>
+              <w:t xml:space="preserve"> </w:t>
+            </w:r>
+            <w:r>
+              <w:t xml:space="preserve"> </w:t>
+            </w:r>
+            <w:r>
+              <w:t xml:space="preserve">Note</w:t>
+            </w:r>
+          </w:p>
+        </w:tc>
+      </w:tr>
+      <w:tr>
+        <w:trPr>
+          <w:cantSplit/>
+        </w:trPr>
+        <w:tc>
+          <w:tcPr>
+            <w:tcMar>
+              <w:top w:w="108" w:type="dxa"/>
+              <w:bottom w:w="108" w:type="dxa"/>
+            </w:tcMar>
+          </w:tcPr>
+          <w:p>
+            <w:pPr>
               <w:pStyle w:val="BodyText"/>
+            </w:pPr>
+            <w:pPr>
+              <w:spacing w:before="16" w:after="16"/>
+            </w:pPr>
+            <w:r>
+              <w:rPr>
+                <w:b/>
+                <w:bCs/>
+              </w:rPr>
+              <w:t xml:space="preserve">The</w:t>
+            </w:r>
+            <w:r>
+              <w:rPr>
+                <w:b/>
+                <w:bCs/>
+              </w:rPr>
+              <w:t xml:space="preserve"> </w:t>
+            </w:r>
+            <w:r>
+              <w:rPr>
+                <w:rStyle w:val="VerbatimChar"/>
+                <w:b/>
+                <w:bCs/>
+              </w:rPr>
+              <w:t xml:space="preserve">NA</w:t>
+            </w:r>
+            <w:r>
+              <w:rPr>
+                <w:b/>
+                <w:bCs/>
+              </w:rPr>
+              <w:t xml:space="preserve">s are honest.</w:t>
+            </w:r>
+            <w:r>
+              <w:t xml:space="preserve"> </w:t>
+            </w:r>
+            <w:r>
+              <w:t xml:space="preserve">One team never weighed their tracings, so those leaves have no area. R keeps the gap instead of inventing a number.</w:t>
+            </w:r>
+          </w:p>
+          <w:p/>
+        </w:tc>
+      </w:tr>
+    </w:tbl>
+    <w:bookmarkEnd w:id="90"/>
+    <w:bookmarkStart w:id="93" w:name="one-value-per-team-per-side"/>
+    <w:p>
+      <w:pPr>
+        <w:pStyle w:val="Heading1"/>
+      </w:pPr>
+      <w:r>
+        <w:t xml:space="preserve">One Value per Team per Side</w:t>
+      </w:r>
+    </w:p>
+    <w:p>
+      <w:pPr>
+        <w:pStyle w:val="SourceCode"/>
+      </w:pPr>
+      <w:r>
+        <w:rPr>
+          <w:rStyle w:val="CommentTok"/>
+        </w:rPr>
+        <w:t xml:space="preserve"># Average away the pseudoreplication ------------------</w:t>
+      </w:r>
+      <w:r>
+        <w:br/>
+      </w:r>
+      <w:r>
+        <w:rPr>
+          <w:rStyle w:val="NormalTok"/>
+        </w:rPr>
+        <w:t xml:space="preserve">team_df </w:t>
+      </w:r>
+      <w:r>
+        <w:rPr>
+          <w:rStyle w:val="OtherTok"/>
+        </w:rPr>
+        <w:t xml:space="preserve">&lt;-</w:t>
+      </w:r>
+      <w:r>
+        <w:rPr>
+          <w:rStyle w:val="NormalTok"/>
+        </w:rPr>
+        <w:t xml:space="preserve"> leaf_df </w:t>
+      </w:r>
+      <w:r>
+        <w:rPr>
+          <w:rStyle w:val="SpecialCharTok"/>
+        </w:rPr>
+        <w:t xml:space="preserve">%&gt;%</w:t>
+      </w:r>
+      <w:r>
+        <w:br/>
+      </w:r>
+      <w:r>
+        <w:rPr>
+          <w:rStyle w:val="NormalTok"/>
+        </w:rPr>
+        <w:t xml:space="preserve">  </w:t>
+      </w:r>
+      <w:r>
+        <w:rPr>
+          <w:rStyle w:val="FunctionTok"/>
+        </w:rPr>
+        <w:t xml:space="preserve">group_by</w:t>
+      </w:r>
+      <w:r>
+        <w:rPr>
+          <w:rStyle w:val="NormalTok"/>
+        </w:rPr>
+        <w:t xml:space="preserve">(teams, shade) </w:t>
+      </w:r>
+      <w:r>
+        <w:rPr>
+          <w:rStyle w:val="SpecialCharTok"/>
+        </w:rPr>
+        <w:t xml:space="preserve">%&gt;%</w:t>
+      </w:r>
+      <w:r>
+        <w:br/>
+      </w:r>
+      <w:r>
+        <w:rPr>
+          <w:rStyle w:val="NormalTok"/>
+        </w:rPr>
+        <w:t xml:space="preserve">  </w:t>
+      </w:r>
+      <w:r>
+        <w:rPr>
+          <w:rStyle w:val="FunctionTok"/>
+        </w:rPr>
+        <w:t xml:space="preserve">summarize</w:t>
+      </w:r>
+      <w:r>
+        <w:rPr>
+          <w:rStyle w:val="NormalTok"/>
+        </w:rPr>
+        <w:t xml:space="preserve">(</w:t>
+      </w:r>
+      <w:r>
+        <w:rPr>
+          <w:rStyle w:val="AttributeTok"/>
+        </w:rPr>
+        <w:t xml:space="preserve">area_cm2 =</w:t>
+      </w:r>
+      <w:r>
+        <w:rPr>
+          <w:rStyle w:val="NormalTok"/>
+        </w:rPr>
+        <w:t xml:space="preserve"> </w:t>
+      </w:r>
+      <w:r>
+        <w:rPr>
+          <w:rStyle w:val="FunctionTok"/>
+        </w:rPr>
+        <w:t xml:space="preserve">mean</w:t>
+      </w:r>
+      <w:r>
+        <w:rPr>
+          <w:rStyle w:val="NormalTok"/>
+        </w:rPr>
+        <w:t xml:space="preserve">(area_cm2, </w:t>
+      </w:r>
+      <w:r>
+        <w:rPr>
+          <w:rStyle w:val="AttributeTok"/>
+        </w:rPr>
+        <w:t xml:space="preserve">na.rm =</w:t>
+      </w:r>
+      <w:r>
+        <w:rPr>
+          <w:rStyle w:val="NormalTok"/>
+        </w:rPr>
+        <w:t xml:space="preserve"> </w:t>
+      </w:r>
+      <w:r>
+        <w:rPr>
+          <w:rStyle w:val="ConstantTok"/>
+        </w:rPr>
+        <w:t xml:space="preserve">TRUE</w:t>
+      </w:r>
+      <w:r>
+        <w:rPr>
+          <w:rStyle w:val="NormalTok"/>
+        </w:rPr>
+        <w:t xml:space="preserve">),</w:t>
+      </w:r>
+      <w:r>
+        <w:br/>
+      </w:r>
+      <w:r>
+        <w:rPr>
+          <w:rStyle w:val="NormalTok"/>
+        </w:rPr>
+        <w:t xml:space="preserve">            </w:t>
+      </w:r>
+      <w:r>
+        <w:rPr>
+          <w:rStyle w:val="AttributeTok"/>
+        </w:rPr>
+        <w:t xml:space="preserve">mass_g   =</w:t>
+      </w:r>
+      <w:r>
+        <w:rPr>
+          <w:rStyle w:val="NormalTok"/>
+        </w:rPr>
+        <w:t xml:space="preserve"> </w:t>
+      </w:r>
+      <w:r>
+        <w:rPr>
+          <w:rStyle w:val="FunctionTok"/>
+        </w:rPr>
+        <w:t xml:space="preserve">mean</w:t>
+      </w:r>
+      <w:r>
+        <w:rPr>
+          <w:rStyle w:val="NormalTok"/>
+        </w:rPr>
+        <w:t xml:space="preserve">(mass_g,   </w:t>
+      </w:r>
+      <w:r>
+        <w:rPr>
+          <w:rStyle w:val="AttributeTok"/>
+        </w:rPr>
+        <w:t xml:space="preserve">na.rm =</w:t>
+      </w:r>
+      <w:r>
+        <w:rPr>
+          <w:rStyle w:val="NormalTok"/>
+        </w:rPr>
+        <w:t xml:space="preserve"> </w:t>
+      </w:r>
+      <w:r>
+        <w:rPr>
+          <w:rStyle w:val="ConstantTok"/>
+        </w:rPr>
+        <w:t xml:space="preserve">TRUE</w:t>
+      </w:r>
+      <w:r>
+        <w:rPr>
+          <w:rStyle w:val="NormalTok"/>
+        </w:rPr>
+        <w:t xml:space="preserve">),</w:t>
+      </w:r>
+      <w:r>
+        <w:br/>
+      </w:r>
+      <w:r>
+        <w:rPr>
+          <w:rStyle w:val="NormalTok"/>
+        </w:rPr>
+        <w:t xml:space="preserve">            </w:t>
+      </w:r>
+      <w:r>
+        <w:rPr>
+          <w:rStyle w:val="AttributeTok"/>
+        </w:rPr>
+        <w:t xml:space="preserve">.groups  =</w:t>
+      </w:r>
+      <w:r>
+        <w:rPr>
+          <w:rStyle w:val="NormalTok"/>
+        </w:rPr>
+        <w:t xml:space="preserve"> </w:t>
+      </w:r>
+      <w:r>
+        <w:rPr>
+          <w:rStyle w:val="StringTok"/>
+        </w:rPr>
+        <w:t xml:space="preserve">"drop"</w:t>
+      </w:r>
+      <w:r>
+        <w:rPr>
+          <w:rStyle w:val="NormalTok"/>
+        </w:rPr>
+        <w:t xml:space="preserve">)</w:t>
+      </w:r>
+      <w:r>
+        <w:br/>
+      </w:r>
+      <w:r>
+        <w:br/>
+      </w:r>
+      <w:r>
+        <w:rPr>
+          <w:rStyle w:val="NormalTok"/>
+        </w:rPr>
+        <w:t xml:space="preserve">team_df</w:t>
+      </w:r>
+    </w:p>
+    <w:p>
+      <w:pPr>
+        <w:pStyle w:val="SourceCode"/>
+      </w:pPr>
+      <w:r>
+        <w:rPr>
+          <w:rStyle w:val="VerbatimChar"/>
+        </w:rPr>
+        <w:t xml:space="preserve"># A tibble: 10 × 4</w:t>
+      </w:r>
+      <w:r>
+        <w:br/>
+      </w:r>
+      <w:r>
+        <w:rPr>
+          <w:rStyle w:val="VerbatimChar"/>
+        </w:rPr>
+        <w:t xml:space="preserve">   teams              shade area_cm2 mass_g</w:t>
+      </w:r>
+      <w:r>
+        <w:br/>
+      </w:r>
+      <w:r>
+        <w:rPr>
+          <w:rStyle w:val="VerbatimChar"/>
+        </w:rPr>
+        <w:t xml:space="preserve">   &lt;chr&gt;              &lt;chr&gt;    &lt;dbl&gt;  &lt;dbl&gt;</w:t>
+      </w:r>
+      <w:r>
+        <w:br/>
+      </w:r>
+      <w:r>
+        <w:rPr>
+          <w:rStyle w:val="VerbatimChar"/>
+        </w:rPr>
+        <w:t xml:space="preserve"> 1 12345              shady     34.0  0.448</w:t>
+      </w:r>
+      <w:r>
+        <w:br/>
+      </w:r>
+      <w:r>
+        <w:rPr>
+          <w:rStyle w:val="VerbatimChar"/>
+        </w:rPr>
+        <w:t xml:space="preserve"> 2 12345              sunny     29.9  0.428</w:t>
+      </w:r>
+      <w:r>
+        <w:br/>
+      </w:r>
+      <w:r>
+        <w:rPr>
+          <w:rStyle w:val="VerbatimChar"/>
+        </w:rPr>
+        <w:t xml:space="preserve"> 3 Oscar_Karl         shady    NaN    0.400</w:t>
+      </w:r>
+      <w:r>
+        <w:br/>
+      </w:r>
+      <w:r>
+        <w:rPr>
+          <w:rStyle w:val="VerbatimChar"/>
+        </w:rPr>
+        <w:t xml:space="preserve"> 4 Oscar_Karl         sunny    NaN    0.339</w:t>
+      </w:r>
+      <w:r>
+        <w:br/>
+      </w:r>
+      <w:r>
+        <w:rPr>
+          <w:rStyle w:val="VerbatimChar"/>
+        </w:rPr>
+        <w:t xml:space="preserve"> 5 fighting_mongooses shady     35.7  0.653</w:t>
+      </w:r>
+      <w:r>
+        <w:br/>
+      </w:r>
+      <w:r>
+        <w:rPr>
+          <w:rStyle w:val="VerbatimChar"/>
+        </w:rPr>
+        <w:t xml:space="preserve"> 6 fighting_mongooses sunny     32.2  0.544</w:t>
+      </w:r>
+      <w:r>
+        <w:br/>
+      </w:r>
+      <w:r>
+        <w:rPr>
+          <w:rStyle w:val="VerbatimChar"/>
+        </w:rPr>
+        <w:t xml:space="preserve"> 7 leaf_oglers        shady     36.3  0.588</w:t>
+      </w:r>
+      <w:r>
+        <w:br/>
+      </w:r>
+      <w:r>
+        <w:rPr>
+          <w:rStyle w:val="VerbatimChar"/>
+        </w:rPr>
+        <w:t xml:space="preserve"> 8 leaf_oglers        sunny     37.4  0.599</w:t>
+      </w:r>
+      <w:r>
+        <w:br/>
+      </w:r>
+      <w:r>
+        <w:rPr>
+          <w:rStyle w:val="VerbatimChar"/>
+        </w:rPr>
+        <w:t xml:space="preserve"> 9 still_loading      shady     42.5  0.526</w:t>
+      </w:r>
+      <w:r>
+        <w:br/>
+      </w:r>
+      <w:r>
+        <w:rPr>
+          <w:rStyle w:val="VerbatimChar"/>
+        </w:rPr>
+        <w:t xml:space="preserve">10 still_loading      sunny     53.7  0.789</w:t>
+      </w:r>
+    </w:p>
+    <w:p>
+      <w:pPr>
+        <w:pStyle w:val="Compact"/>
+        <w:numPr>
+          <w:ilvl w:val="0"/>
+          <w:numId w:val="1028"/>
+        </w:numPr>
+      </w:pPr>
+      <w:r>
+        <w:t xml:space="preserve">Six leaves off one branch are</w:t>
+      </w:r>
+      <w:r>
+        <w:t xml:space="preserve"> </w:t>
+      </w:r>
+      <w:r>
+        <w:rPr>
+          <w:b/>
+          <w:bCs/>
+        </w:rPr>
+        <w:t xml:space="preserve">not six independent measurements</w:t>
+      </w:r>
+    </w:p>
+    <w:p>
+      <w:pPr>
+        <w:pStyle w:val="Compact"/>
+        <w:numPr>
+          <w:ilvl w:val="0"/>
+          <w:numId w:val="1028"/>
+        </w:numPr>
+      </w:pPr>
+      <w:r>
+        <w:t xml:space="preserve">Using all 53 is</w:t>
+      </w:r>
+      <w:r>
+        <w:t xml:space="preserve"> </w:t>
+      </w:r>
+      <w:r>
+        <w:rPr>
+          <w:b/>
+          <w:bCs/>
+        </w:rPr>
+        <w:t xml:space="preserve">pseudoreplication</w:t>
+      </w:r>
+      <w:r>
+        <w:t xml:space="preserve"> </w:t>
+      </w:r>
+      <w:r>
+        <w:t xml:space="preserve">— it makes</w:t>
+      </w:r>
+      <w:r>
+        <w:t xml:space="preserve"> </w:t>
+      </w:r>
+      <w:r>
+        <w:rPr>
+          <w:i/>
+          <w:iCs/>
+        </w:rPr>
+        <w:t xml:space="preserve">p</w:t>
+      </w:r>
+      <w:r>
+        <w:t xml:space="preserve"> </w:t>
+      </w:r>
+      <w:r>
+        <w:t xml:space="preserve">look better than the study earned</w:t>
+      </w:r>
+    </w:p>
+    <w:p>
+      <w:pPr>
+        <w:pStyle w:val="Compact"/>
+        <w:numPr>
+          <w:ilvl w:val="0"/>
+          <w:numId w:val="1028"/>
+        </w:numPr>
+      </w:pPr>
+      <w:r>
+        <w:t xml:space="preserve">Averaging gives each team</w:t>
+      </w:r>
+      <w:r>
+        <w:t xml:space="preserve"> </w:t>
+      </w:r>
+      <w:r>
+        <w:rPr>
+          <w:b/>
+          <w:bCs/>
+        </w:rPr>
+        <w:t xml:space="preserve">one</w:t>
+      </w:r>
+      <w:r>
+        <w:t xml:space="preserve"> </w:t>
+      </w:r>
+      <w:r>
+        <w:t xml:space="preserve">sunny and</w:t>
+      </w:r>
+      <w:r>
+        <w:t xml:space="preserve"> </w:t>
+      </w:r>
+      <w:r>
+        <w:rPr>
+          <w:b/>
+          <w:bCs/>
+        </w:rPr>
+        <w:t xml:space="preserve">one</w:t>
+      </w:r>
+      <w:r>
+        <w:t xml:space="preserve"> </w:t>
+      </w:r>
+      <w:r>
+        <w:t xml:space="preserve">shady value</w:t>
+      </w:r>
+    </w:p>
+    <w:tbl>
+      <w:tblPr>
+        <w:tblStyle w:val="Table"/>
+        <w:tblLook w:firstRow="0" w:lastRow="0" w:firstColumn="0" w:lastColumn="0" w:noHBand="0" w:noVBand="0" w:val="0000"/>
+        <w:tblBorders>
+          <w:top w:val="single" w:sz="4" w:space="0" w:color="0758E5"/>
+          <w:left w:val="single" w:sz="24" w:space="0" w:color="0758E5"/>
+          <w:bottom w:val="single" w:sz="4" w:space="0" w:color="0758E5"/>
+          <w:right w:val="single" w:sz="4" w:space="0" w:color="0758E5"/>
+        </w:tblBorders>
+        <w:tblCellMar>
+          <w:left w:w="144" w:type="dxa"/>
+          <w:right w:w="144" w:type="dxa"/>
+        </w:tblCellMar>
+        <w:tblLook w:firstRow="0" w:lastRow="0" w:firstColumn="0" w:lastColumn="0" w:noHBand="0" w:noVBand="0" w:val="0000"/>
+      </w:tblPr>
+      <w:tr>
+        <w:trPr>
+          <w:cantSplit/>
+        </w:trPr>
+        <w:tc>
+          <w:tcPr>
+            <w:shd w:color="auto" w:fill="dae6fb" w:val="clear"/>
+            <w:tcMar>
+              <w:top w:w="92" w:type="dxa"/>
+              <w:bottom w:w="92" w:type="dxa"/>
+            </w:tcMar>
+          </w:tcPr>
+          <w:p>
+            <w:pPr>
+              <w:pStyle w:val="FirstParagraph"/>
             </w:pPr>
             <w:pPr>
               <w:spacing w:before="0" w:after="0"/>
@@ -11698,35 +11662,23 @@
               <w:spacing w:before="16" w:after="16"/>
             </w:pPr>
             <w:r>
+              <w:t xml:space="preserve">You met this in T-Tests II. Same tree, same pairing — now in</w:t>
+            </w:r>
+            <w:r>
+              <w:t xml:space="preserve"> </w:t>
+            </w:r>
+            <w:r>
               <w:rPr>
                 <w:b/>
                 <w:bCs/>
               </w:rPr>
-              <w:t xml:space="preserve">✅ Why this matters.</w:t>
+              <w:t xml:space="preserve">cm²</w:t>
             </w:r>
             <w:r>
               <w:t xml:space="preserve"> </w:t>
             </w:r>
             <w:r>
-              <w:t xml:space="preserve">“Shady leaves weigh 0.02 g more”</w:t>
-            </w:r>
-            <w:r>
-              <w:t xml:space="preserve"> </w:t>
-            </w:r>
-            <w:r>
-              <w:t xml:space="preserve">means little to a reader.</w:t>
-            </w:r>
-            <w:r>
-              <w:t xml:space="preserve"> </w:t>
-            </w:r>
-            <w:r>
-              <w:t xml:space="preserve">“Shady leaves are about 1 cm² bigger”</w:t>
-            </w:r>
-            <w:r>
-              <w:t xml:space="preserve"> </w:t>
-            </w:r>
-            <w:r>
-              <w:t xml:space="preserve">is a sentence an ecologist can use.</w:t>
+              <w:t xml:space="preserve">instead of grams.</w:t>
             </w:r>
           </w:p>
           <w:p/>
@@ -11734,66 +11686,280 @@
       </w:tr>
     </w:tbl>
     <w:bookmarkEnd w:id="93"/>
-    <w:bookmarkStart w:id="94" w:name="how-to-report-a-regression"/>
+    <w:bookmarkStart w:id="96" w:name="paired-t-tests-on-area-and-mass"/>
     <w:p>
       <w:pPr>
         <w:pStyle w:val="Heading1"/>
       </w:pPr>
       <w:r>
-        <w:t xml:space="preserve">How to Report a Regression</w:t>
-      </w:r>
-    </w:p>
-    <w:p>
-      <w:pPr>
-        <w:pStyle w:val="FirstParagraph"/>
-      </w:pPr>
-      <w:r>
-        <w:rPr>
-          <w:b/>
-          <w:bCs/>
-        </w:rPr>
-        <w:t xml:space="preserve">The template — fill in from your</w:t>
-      </w:r>
-      <w:r>
-        <w:rPr>
-          <w:b/>
-          <w:bCs/>
-        </w:rPr>
-        <w:t xml:space="preserve"> </w:t>
-      </w:r>
-      <w:r>
-        <w:rPr>
-          <w:rStyle w:val="VerbatimChar"/>
-          <w:b/>
-          <w:bCs/>
-        </w:rPr>
-        <w:t xml:space="preserve">summary()</w:t>
-      </w:r>
-      <w:r>
-        <w:rPr>
-          <w:b/>
-          <w:bCs/>
-        </w:rPr>
-        <w:t xml:space="preserve"> </w:t>
-      </w:r>
-      <w:r>
-        <w:rPr>
-          <w:b/>
-          <w:bCs/>
-        </w:rPr>
-        <w:t xml:space="preserve">output:</w:t>
-      </w:r>
-    </w:p>
-    <w:p>
-      <w:pPr>
-        <w:pStyle w:val="BlockText"/>
-      </w:pPr>
+        <w:t xml:space="preserve">Paired</w:t>
+      </w:r>
+      <w:r>
+        <w:t xml:space="preserve"> </w:t>
+      </w:r>
       <w:r>
         <w:rPr>
           <w:i/>
           <w:iCs/>
         </w:rPr>
-        <w:t xml:space="preserve">[What predicted what] (linear regression: F(df₁, df₂) = ___, p ___, R² = ___). The fitted equation was Y = ___ + ___ × X.</w:t>
+        <w:t xml:space="preserve">t</w:t>
+      </w:r>
+      <w:r>
+        <w:t xml:space="preserve">-Tests on Area and Mass</w:t>
+      </w:r>
+    </w:p>
+    <w:p>
+      <w:pPr>
+        <w:pStyle w:val="SourceCode"/>
+      </w:pPr>
+      <w:r>
+        <w:rPr>
+          <w:rStyle w:val="CommentTok"/>
+        </w:rPr>
+        <w:t xml:space="preserve"># One row per team ------------------------------------</w:t>
+      </w:r>
+      <w:r>
+        <w:br/>
+      </w:r>
+      <w:r>
+        <w:rPr>
+          <w:rStyle w:val="NormalTok"/>
+        </w:rPr>
+        <w:t xml:space="preserve">wide_df </w:t>
+      </w:r>
+      <w:r>
+        <w:rPr>
+          <w:rStyle w:val="OtherTok"/>
+        </w:rPr>
+        <w:t xml:space="preserve">&lt;-</w:t>
+      </w:r>
+      <w:r>
+        <w:rPr>
+          <w:rStyle w:val="NormalTok"/>
+        </w:rPr>
+        <w:t xml:space="preserve"> team_df </w:t>
+      </w:r>
+      <w:r>
+        <w:rPr>
+          <w:rStyle w:val="SpecialCharTok"/>
+        </w:rPr>
+        <w:t xml:space="preserve">%&gt;%</w:t>
+      </w:r>
+      <w:r>
+        <w:br/>
+      </w:r>
+      <w:r>
+        <w:rPr>
+          <w:rStyle w:val="NormalTok"/>
+        </w:rPr>
+        <w:t xml:space="preserve">  </w:t>
+      </w:r>
+      <w:r>
+        <w:rPr>
+          <w:rStyle w:val="FunctionTok"/>
+        </w:rPr>
+        <w:t xml:space="preserve">pivot_wider</w:t>
+      </w:r>
+      <w:r>
+        <w:rPr>
+          <w:rStyle w:val="NormalTok"/>
+        </w:rPr>
+        <w:t xml:space="preserve">(</w:t>
+      </w:r>
+      <w:r>
+        <w:rPr>
+          <w:rStyle w:val="AttributeTok"/>
+        </w:rPr>
+        <w:t xml:space="preserve">names_from =</w:t>
+      </w:r>
+      <w:r>
+        <w:rPr>
+          <w:rStyle w:val="NormalTok"/>
+        </w:rPr>
+        <w:t xml:space="preserve"> shade,</w:t>
+      </w:r>
+      <w:r>
+        <w:br/>
+      </w:r>
+      <w:r>
+        <w:rPr>
+          <w:rStyle w:val="NormalTok"/>
+        </w:rPr>
+        <w:t xml:space="preserve">              </w:t>
+      </w:r>
+      <w:r>
+        <w:rPr>
+          <w:rStyle w:val="AttributeTok"/>
+        </w:rPr>
+        <w:t xml:space="preserve">values_from =</w:t>
+      </w:r>
+      <w:r>
+        <w:rPr>
+          <w:rStyle w:val="NormalTok"/>
+        </w:rPr>
+        <w:t xml:space="preserve"> </w:t>
+      </w:r>
+      <w:r>
+        <w:rPr>
+          <w:rStyle w:val="FunctionTok"/>
+        </w:rPr>
+        <w:t xml:space="preserve">c</w:t>
+      </w:r>
+      <w:r>
+        <w:rPr>
+          <w:rStyle w:val="NormalTok"/>
+        </w:rPr>
+        <w:t xml:space="preserve">(area_cm2, mass_g))</w:t>
+      </w:r>
+      <w:r>
+        <w:br/>
+      </w:r>
+      <w:r>
+        <w:br/>
+      </w:r>
+      <w:r>
+        <w:rPr>
+          <w:rStyle w:val="FunctionTok"/>
+        </w:rPr>
+        <w:t xml:space="preserve">t.test</w:t>
+      </w:r>
+      <w:r>
+        <w:rPr>
+          <w:rStyle w:val="NormalTok"/>
+        </w:rPr>
+        <w:t xml:space="preserve">(wide_df</w:t>
+      </w:r>
+      <w:r>
+        <w:rPr>
+          <w:rStyle w:val="SpecialCharTok"/>
+        </w:rPr>
+        <w:t xml:space="preserve">$</w:t>
+      </w:r>
+      <w:r>
+        <w:rPr>
+          <w:rStyle w:val="NormalTok"/>
+        </w:rPr>
+        <w:t xml:space="preserve">area_cm2_shady,</w:t>
+      </w:r>
+      <w:r>
+        <w:br/>
+      </w:r>
+      <w:r>
+        <w:rPr>
+          <w:rStyle w:val="NormalTok"/>
+        </w:rPr>
+        <w:t xml:space="preserve">       wide_df</w:t>
+      </w:r>
+      <w:r>
+        <w:rPr>
+          <w:rStyle w:val="SpecialCharTok"/>
+        </w:rPr>
+        <w:t xml:space="preserve">$</w:t>
+      </w:r>
+      <w:r>
+        <w:rPr>
+          <w:rStyle w:val="NormalTok"/>
+        </w:rPr>
+        <w:t xml:space="preserve">area_cm2_sunny, </w:t>
+      </w:r>
+      <w:r>
+        <w:rPr>
+          <w:rStyle w:val="AttributeTok"/>
+        </w:rPr>
+        <w:t xml:space="preserve">paired =</w:t>
+      </w:r>
+      <w:r>
+        <w:rPr>
+          <w:rStyle w:val="NormalTok"/>
+        </w:rPr>
+        <w:t xml:space="preserve"> </w:t>
+      </w:r>
+      <w:r>
+        <w:rPr>
+          <w:rStyle w:val="ConstantTok"/>
+        </w:rPr>
+        <w:t xml:space="preserve">TRUE</w:t>
+      </w:r>
+      <w:r>
+        <w:rPr>
+          <w:rStyle w:val="NormalTok"/>
+        </w:rPr>
+        <w:t xml:space="preserve">)</w:t>
+      </w:r>
+      <w:r>
+        <w:br/>
+      </w:r>
+      <w:r>
+        <w:br/>
+      </w:r>
+      <w:r>
+        <w:rPr>
+          <w:rStyle w:val="FunctionTok"/>
+        </w:rPr>
+        <w:t xml:space="preserve">t.test</w:t>
+      </w:r>
+      <w:r>
+        <w:rPr>
+          <w:rStyle w:val="NormalTok"/>
+        </w:rPr>
+        <w:t xml:space="preserve">(wide_df</w:t>
+      </w:r>
+      <w:r>
+        <w:rPr>
+          <w:rStyle w:val="SpecialCharTok"/>
+        </w:rPr>
+        <w:t xml:space="preserve">$</w:t>
+      </w:r>
+      <w:r>
+        <w:rPr>
+          <w:rStyle w:val="NormalTok"/>
+        </w:rPr>
+        <w:t xml:space="preserve">mass_g_shady,</w:t>
+      </w:r>
+      <w:r>
+        <w:br/>
+      </w:r>
+      <w:r>
+        <w:rPr>
+          <w:rStyle w:val="NormalTok"/>
+        </w:rPr>
+        <w:t xml:space="preserve">       wide_df</w:t>
+      </w:r>
+      <w:r>
+        <w:rPr>
+          <w:rStyle w:val="SpecialCharTok"/>
+        </w:rPr>
+        <w:t xml:space="preserve">$</w:t>
+      </w:r>
+      <w:r>
+        <w:rPr>
+          <w:rStyle w:val="NormalTok"/>
+        </w:rPr>
+        <w:t xml:space="preserve">mass_g_sunny, </w:t>
+      </w:r>
+      <w:r>
+        <w:rPr>
+          <w:rStyle w:val="AttributeTok"/>
+        </w:rPr>
+        <w:t xml:space="preserve">paired =</w:t>
+      </w:r>
+      <w:r>
+        <w:rPr>
+          <w:rStyle w:val="NormalTok"/>
+        </w:rPr>
+        <w:t xml:space="preserve"> </w:t>
+      </w:r>
+      <w:r>
+        <w:rPr>
+          <w:rStyle w:val="ConstantTok"/>
+        </w:rPr>
+        <w:t xml:space="preserve">TRUE</w:t>
+      </w:r>
+      <w:r>
+        <w:rPr>
+          <w:rStyle w:val="NormalTok"/>
+        </w:rPr>
+        <w:t xml:space="preserve">)</w:t>
       </w:r>
     </w:p>
     <w:p>
@@ -11801,11 +11967,458 @@
         <w:pStyle w:val="FirstParagraph"/>
       </w:pPr>
       <w:r>
-        <w:rPr>
-          <w:b/>
-          <w:bCs/>
-        </w:rPr>
-        <w:t xml:space="preserve">Ours:</w:t>
+        <w:t xml:space="preserve">Each team measured</w:t>
+      </w:r>
+      <w:r>
+        <w:t xml:space="preserve"> </w:t>
+      </w:r>
+      <w:r>
+        <w:rPr>
+          <w:b/>
+          <w:bCs/>
+        </w:rPr>
+        <w:t xml:space="preserve">both</w:t>
+      </w:r>
+      <w:r>
+        <w:t xml:space="preserve"> </w:t>
+      </w:r>
+      <w:r>
+        <w:t xml:space="preserve">sides, so the team is the</w:t>
+      </w:r>
+      <w:r>
+        <w:t xml:space="preserve"> </w:t>
+      </w:r>
+      <w:r>
+        <w:rPr>
+          <w:b/>
+          <w:bCs/>
+        </w:rPr>
+        <w:t xml:space="preserve">pair</w:t>
+      </w:r>
+      <w:r>
+        <w:t xml:space="preserve">.</w:t>
+      </w:r>
+    </w:p>
+    <w:tbl>
+      <w:tblPr>
+        <w:tblStyle w:val="Table"/>
+        <w:tblW w:type="auto" w:w="0"/>
+        <w:tblLook w:firstRow="1" w:lastRow="0" w:firstColumn="0" w:lastColumn="0" w:noHBand="0" w:noVBand="0" w:val="0020"/>
+      </w:tblPr>
+      <w:tblGrid>
+        <w:gridCol w:w="1584"/>
+        <w:gridCol w:w="1584"/>
+        <w:gridCol w:w="1584"/>
+        <w:gridCol w:w="1584"/>
+        <w:gridCol w:w="1584"/>
+      </w:tblGrid>
+      <w:tr>
+        <w:trPr>
+          <w:tblHeader w:val="on"/>
+        </w:trPr>
+        <w:tc>
+          <w:tcPr/>
+          <w:p>
+            <w:pPr>
+              <w:pStyle w:val="Compact"/>
+            </w:pPr>
+          </w:p>
+        </w:tc>
+        <w:tc>
+          <w:tcPr/>
+          <w:p>
+            <w:pPr>
+              <w:pStyle w:val="Compact"/>
+            </w:pPr>
+            <w:r>
+              <w:t xml:space="preserve">mean diff</w:t>
+            </w:r>
+          </w:p>
+        </w:tc>
+        <w:tc>
+          <w:tcPr/>
+          <w:p>
+            <w:pPr>
+              <w:pStyle w:val="Compact"/>
+            </w:pPr>
+            <w:r>
+              <w:rPr>
+                <w:i/>
+                <w:iCs/>
+              </w:rPr>
+              <w:t xml:space="preserve">t</w:t>
+            </w:r>
+          </w:p>
+        </w:tc>
+        <w:tc>
+          <w:tcPr/>
+          <w:p>
+            <w:pPr>
+              <w:pStyle w:val="Compact"/>
+            </w:pPr>
+            <w:r>
+              <w:t xml:space="preserve">df</w:t>
+            </w:r>
+          </w:p>
+        </w:tc>
+        <w:tc>
+          <w:tcPr/>
+          <w:p>
+            <w:pPr>
+              <w:pStyle w:val="Compact"/>
+            </w:pPr>
+            <w:r>
+              <w:rPr>
+                <w:i/>
+                <w:iCs/>
+              </w:rPr>
+              <w:t xml:space="preserve">p</w:t>
+            </w:r>
+          </w:p>
+        </w:tc>
+      </w:tr>
+      <w:tr>
+        <w:tc>
+          <w:tcPr/>
+          <w:p>
+            <w:pPr>
+              <w:pStyle w:val="Compact"/>
+            </w:pPr>
+            <w:r>
+              <w:t xml:space="preserve">area</w:t>
+            </w:r>
+          </w:p>
+        </w:tc>
+        <w:tc>
+          <w:tcPr/>
+          <w:p>
+            <w:pPr>
+              <w:pStyle w:val="Compact"/>
+            </w:pPr>
+            <w:r>
+              <w:t xml:space="preserve">−1.2 cm²</w:t>
+            </w:r>
+          </w:p>
+        </w:tc>
+        <w:tc>
+          <w:tcPr/>
+          <w:p>
+            <w:pPr>
+              <w:pStyle w:val="Compact"/>
+            </w:pPr>
+            <w:r>
+              <w:t xml:space="preserve">−0.34</w:t>
+            </w:r>
+          </w:p>
+        </w:tc>
+        <w:tc>
+          <w:tcPr/>
+          <w:p>
+            <w:pPr>
+              <w:pStyle w:val="Compact"/>
+            </w:pPr>
+            <w:r>
+              <w:t xml:space="preserve">3</w:t>
+            </w:r>
+          </w:p>
+        </w:tc>
+        <w:tc>
+          <w:tcPr/>
+          <w:p>
+            <w:pPr>
+              <w:pStyle w:val="Compact"/>
+            </w:pPr>
+            <w:r>
+              <w:t xml:space="preserve">0.76</w:t>
+            </w:r>
+          </w:p>
+        </w:tc>
+      </w:tr>
+      <w:tr>
+        <w:tc>
+          <w:tcPr/>
+          <w:p>
+            <w:pPr>
+              <w:pStyle w:val="Compact"/>
+            </w:pPr>
+            <w:r>
+              <w:t xml:space="preserve">mass</w:t>
+            </w:r>
+          </w:p>
+        </w:tc>
+        <w:tc>
+          <w:tcPr/>
+          <w:p>
+            <w:pPr>
+              <w:pStyle w:val="Compact"/>
+            </w:pPr>
+            <w:r>
+              <w:t xml:space="preserve">−0.016 g</w:t>
+            </w:r>
+          </w:p>
+        </w:tc>
+        <w:tc>
+          <w:tcPr/>
+          <w:p>
+            <w:pPr>
+              <w:pStyle w:val="Compact"/>
+            </w:pPr>
+            <w:r>
+              <w:t xml:space="preserve">−0.25</w:t>
+            </w:r>
+          </w:p>
+        </w:tc>
+        <w:tc>
+          <w:tcPr/>
+          <w:p>
+            <w:pPr>
+              <w:pStyle w:val="Compact"/>
+            </w:pPr>
+            <w:r>
+              <w:t xml:space="preserve">4</w:t>
+            </w:r>
+          </w:p>
+        </w:tc>
+        <w:tc>
+          <w:tcPr/>
+          <w:p>
+            <w:pPr>
+              <w:pStyle w:val="Compact"/>
+            </w:pPr>
+            <w:r>
+              <w:t xml:space="preserve">0.81</w:t>
+            </w:r>
+          </w:p>
+        </w:tc>
+      </w:tr>
+    </w:tbl>
+    <w:p>
+      <w:pPr>
+        <w:pStyle w:val="Compact"/>
+        <w:numPr>
+          <w:ilvl w:val="0"/>
+          <w:numId w:val="1029"/>
+        </w:numPr>
+      </w:pPr>
+      <w:r>
+        <w:rPr>
+          <w:b/>
+          <w:bCs/>
+        </w:rPr>
+        <w:t xml:space="preserve">Neither is significant</w:t>
+      </w:r>
+      <w:r>
+        <w:t xml:space="preserve"> </w:t>
+      </w:r>
+      <w:r>
+        <w:t xml:space="preserve">— with 5 teams there is not much power</w:t>
+      </w:r>
+    </w:p>
+    <w:p>
+      <w:pPr>
+        <w:pStyle w:val="Compact"/>
+        <w:numPr>
+          <w:ilvl w:val="0"/>
+          <w:numId w:val="1029"/>
+        </w:numPr>
+      </w:pPr>
+      <w:r>
+        <w:t xml:space="preserve">The</w:t>
+      </w:r>
+      <w:r>
+        <w:t xml:space="preserve"> </w:t>
+      </w:r>
+      <w:r>
+        <w:rPr>
+          <w:b/>
+          <w:bCs/>
+        </w:rPr>
+        <w:t xml:space="preserve">area</w:t>
+      </w:r>
+      <w:r>
+        <w:t xml:space="preserve"> </w:t>
+      </w:r>
+      <w:r>
+        <w:t xml:space="preserve">test has df = 3: one team never traced their leaves</w:t>
+      </w:r>
+    </w:p>
+    <w:tbl>
+      <w:tblPr>
+        <w:tblStyle w:val="Table"/>
+        <w:tblLook w:firstRow="0" w:lastRow="0" w:firstColumn="0" w:lastColumn="0" w:noHBand="0" w:noVBand="0" w:val="0000"/>
+        <w:tblBorders>
+          <w:top w:val="single" w:sz="4" w:space="0" w:color="0758E5"/>
+          <w:left w:val="single" w:sz="24" w:space="0" w:color="0758E5"/>
+          <w:bottom w:val="single" w:sz="4" w:space="0" w:color="0758E5"/>
+          <w:right w:val="single" w:sz="4" w:space="0" w:color="0758E5"/>
+        </w:tblBorders>
+        <w:tblCellMar>
+          <w:left w:w="144" w:type="dxa"/>
+          <w:right w:w="144" w:type="dxa"/>
+        </w:tblCellMar>
+        <w:tblLook w:firstRow="0" w:lastRow="0" w:firstColumn="0" w:lastColumn="0" w:noHBand="0" w:noVBand="0" w:val="0000"/>
+      </w:tblPr>
+      <w:tr>
+        <w:trPr>
+          <w:cantSplit/>
+        </w:trPr>
+        <w:tc>
+          <w:tcPr>
+            <w:shd w:color="auto" w:fill="dae6fb" w:val="clear"/>
+            <w:tcMar>
+              <w:top w:w="92" w:type="dxa"/>
+              <w:bottom w:w="92" w:type="dxa"/>
+            </w:tcMar>
+          </w:tcPr>
+          <w:p>
+            <w:pPr>
+              <w:pStyle w:val="FirstParagraph"/>
+            </w:pPr>
+            <w:pPr>
+              <w:spacing w:before="0" w:after="0"/>
+              <w:textAlignment w:val="center"/>
+            </w:pPr>
+            <w:r>
+              <w:drawing>
+                <wp:inline>
+                  <wp:extent cx="152400" cy="152400"/>
+                  <wp:effectExtent b="0" l="0" r="0" t="0"/>
+                  <wp:docPr descr="" title="" id="94" name="Picture"/>
+                  <a:graphic>
+                    <a:graphicData uri="http://schemas.openxmlformats.org/drawingml/2006/picture">
+                      <pic:pic>
+                        <pic:nvPicPr>
+                          <pic:cNvPr descr="/Applications/Positron.app/Contents/Resources/app/quarto/share/formats/docx/note.png" id="95" name="Picture"/>
+                          <pic:cNvPicPr>
+                            <a:picLocks noChangeArrowheads="1" noChangeAspect="1"/>
+                          </pic:cNvPicPr>
+                        </pic:nvPicPr>
+                        <pic:blipFill>
+                          <a:blip r:embed="rId9"/>
+                          <a:stretch>
+                            <a:fillRect/>
+                          </a:stretch>
+                        </pic:blipFill>
+                        <pic:spPr bwMode="auto">
+                          <a:xfrm>
+                            <a:off x="0" y="0"/>
+                            <a:ext cx="152400" cy="152400"/>
+                          </a:xfrm>
+                          <a:prstGeom prst="rect">
+                            <a:avLst/>
+                          </a:prstGeom>
+                          <a:noFill/>
+                          <a:ln w="9525">
+                            <a:noFill/>
+                            <a:headEnd/>
+                            <a:tailEnd/>
+                          </a:ln>
+                        </pic:spPr>
+                      </pic:pic>
+                    </a:graphicData>
+                  </a:graphic>
+                </wp:inline>
+              </w:drawing>
+            </w:r>
+            <w:r>
+              <w:t xml:space="preserve"> </w:t>
+            </w:r>
+            <w:r>
+              <w:t xml:space="preserve"> </w:t>
+            </w:r>
+            <w:r>
+              <w:t xml:space="preserve">Note</w:t>
+            </w:r>
+          </w:p>
+        </w:tc>
+      </w:tr>
+      <w:tr>
+        <w:trPr>
+          <w:cantSplit/>
+        </w:trPr>
+        <w:tc>
+          <w:tcPr>
+            <w:tcMar>
+              <w:top w:w="108" w:type="dxa"/>
+              <w:bottom w:w="108" w:type="dxa"/>
+            </w:tcMar>
+          </w:tcPr>
+          <w:p>
+            <w:pPr>
+              <w:pStyle w:val="BodyText"/>
+            </w:pPr>
+            <w:pPr>
+              <w:spacing w:before="16" w:after="16"/>
+            </w:pPr>
+            <w:r>
+              <w:t xml:space="preserve">A real answer of</w:t>
+            </w:r>
+            <w:r>
+              <w:t xml:space="preserve"> </w:t>
+            </w:r>
+            <w:r>
+              <w:t xml:space="preserve">“we could not detect a difference”</w:t>
+            </w:r>
+            <w:r>
+              <w:t xml:space="preserve"> </w:t>
+            </w:r>
+            <w:r>
+              <w:t xml:space="preserve">is still an answer.</w:t>
+            </w:r>
+          </w:p>
+          <w:p/>
+        </w:tc>
+      </w:tr>
+    </w:tbl>
+    <w:bookmarkEnd w:id="96"/>
+    <w:bookmarkStart w:id="97" w:name="how-to-report-a-regression"/>
+    <w:p>
+      <w:pPr>
+        <w:pStyle w:val="Heading1"/>
+      </w:pPr>
+      <w:r>
+        <w:t xml:space="preserve">How to Report a Regression</w:t>
+      </w:r>
+    </w:p>
+    <w:p>
+      <w:pPr>
+        <w:pStyle w:val="FirstParagraph"/>
+      </w:pPr>
+      <w:r>
+        <w:rPr>
+          <w:b/>
+          <w:bCs/>
+        </w:rPr>
+        <w:t xml:space="preserve">The template — fill in from your</w:t>
+      </w:r>
+      <w:r>
+        <w:rPr>
+          <w:b/>
+          <w:bCs/>
+        </w:rPr>
+        <w:t xml:space="preserve"> </w:t>
+      </w:r>
+      <w:r>
+        <w:rPr>
+          <w:rStyle w:val="VerbatimChar"/>
+          <w:b/>
+          <w:bCs/>
+        </w:rPr>
+        <w:t xml:space="preserve">summary()</w:t>
+      </w:r>
+      <w:r>
+        <w:rPr>
+          <w:b/>
+          <w:bCs/>
+        </w:rPr>
+        <w:t xml:space="preserve"> </w:t>
+      </w:r>
+      <w:r>
+        <w:rPr>
+          <w:b/>
+          <w:bCs/>
+        </w:rPr>
+        <w:t xml:space="preserve">output:</w:t>
       </w:r>
     </w:p>
     <w:p>
@@ -11817,7 +12430,31 @@
           <w:i/>
           <w:iCs/>
         </w:rPr>
-        <w:t xml:space="preserve">Paper mass was a very strong predictor of paper area (linear regression: F(1, 116) = 784,900, p &lt; 0.001, R² = 0.9999). The calibration equation was area = 0.28 + 130.52 × mass. Residual scatter increased with square size, so intervals for the largest squares should be treated with caution.</w:t>
+        <w:t xml:space="preserve">[What predicted what] (linear regression: F(df₁, df₂) = ___, p ___, R² = ___). The fitted equation was Y = ___ + ___ × X.</w:t>
+      </w:r>
+    </w:p>
+    <w:p>
+      <w:pPr>
+        <w:pStyle w:val="FirstParagraph"/>
+      </w:pPr>
+      <w:r>
+        <w:rPr>
+          <w:b/>
+          <w:bCs/>
+        </w:rPr>
+        <w:t xml:space="preserve">Ours:</w:t>
+      </w:r>
+    </w:p>
+    <w:p>
+      <w:pPr>
+        <w:pStyle w:val="BlockText"/>
+      </w:pPr>
+      <w:r>
+        <w:rPr>
+          <w:i/>
+          <w:iCs/>
+        </w:rPr>
+        <w:t xml:space="preserve">Paper area was a very strong predictor of paper mass (linear regression: F(1, 116) = 784,900, p &lt; 0.001, R² = 0.9999). The calibration equation was mass = −0.0021 + 0.00766 × area, equivalent to 76.6 g/m². Residual scatter increased with square size, so the largest squares are the least well described.</w:t>
       </w:r>
     </w:p>
     <w:p>
@@ -12036,7 +12673,7 @@
               <w:rPr>
                 <w:rStyle w:val="VerbatimChar"/>
               </w:rPr>
-              <w:t xml:space="preserve">mass_g</w:t>
+              <w:t xml:space="preserve">area_cm2</w:t>
             </w:r>
             <w:r>
               <w:t xml:space="preserve"> </w:t>
@@ -12109,14 +12746,14 @@
         <w:t xml:space="preserve">📖 W&amp;S §17.3 p. 553</w:t>
       </w:r>
     </w:p>
-    <w:bookmarkEnd w:id="94"/>
-    <w:bookmarkStart w:id="95" w:name="activity-11-parts-59-now"/>
+    <w:bookmarkEnd w:id="97"/>
+    <w:bookmarkStart w:id="98" w:name="activity-11-parts-47-now"/>
     <w:p>
       <w:pPr>
         <w:pStyle w:val="Heading1"/>
       </w:pPr>
       <w:r>
-        <w:t xml:space="preserve">→ ACTIVITY 11 Parts 5–9 now</w:t>
+        <w:t xml:space="preserve">→ ACTIVITY 11 Parts 4–7 now</w:t>
       </w:r>
     </w:p>
     <w:p>
@@ -12128,7 +12765,7 @@
           <w:b/>
           <w:bCs/>
         </w:rPr>
-        <w:t xml:space="preserve">🛑 Do Activity Parts 5–9 now</w:t>
+        <w:t xml:space="preserve">🛑 Do Activity Parts 4–7 now</w:t>
       </w:r>
     </w:p>
     <w:p>
@@ -12136,11 +12773,11 @@
         <w:pStyle w:val="Compact"/>
         <w:numPr>
           <w:ilvl w:val="0"/>
-          <w:numId w:val="1028"/>
+          <w:numId w:val="1030"/>
         </w:numPr>
       </w:pPr>
       <w:r>
-        <w:t xml:space="preserve">Draw the line and run</w:t>
+        <w:t xml:space="preserve">Run</w:t>
       </w:r>
       <w:r>
         <w:t xml:space="preserve"> </w:t>
@@ -12150,6 +12787,12 @@
           <w:rStyle w:val="VerbatimChar"/>
         </w:rPr>
         <w:t xml:space="preserve">plot(model)</w:t>
+      </w:r>
+      <w:r>
+        <w:t xml:space="preserve"> </w:t>
+      </w:r>
+      <w:r>
+        <w:t xml:space="preserve">and say whether the assumptions are met</w:t>
       </w:r>
     </w:p>
     <w:p>
@@ -12157,11 +12800,11 @@
         <w:pStyle w:val="Compact"/>
         <w:numPr>
           <w:ilvl w:val="0"/>
-          <w:numId w:val="1028"/>
+          <w:numId w:val="1030"/>
         </w:numPr>
       </w:pPr>
       <w:r>
-        <w:t xml:space="preserve">Predict one tracing, then convert the whole</w:t>
+        <w:t xml:space="preserve">Convert the whole</w:t>
       </w:r>
       <w:r>
         <w:t xml:space="preserve"> </w:t>
@@ -12184,11 +12827,24 @@
         <w:pStyle w:val="Compact"/>
         <w:numPr>
           <w:ilvl w:val="0"/>
-          <w:numId w:val="1028"/>
+          <w:numId w:val="1030"/>
         </w:numPr>
       </w:pPr>
       <w:r>
-        <w:t xml:space="preserve">Write your results sentence</w:t>
+        <w:t xml:space="preserve">Average to one value per team per side, then run both paired</w:t>
+      </w:r>
+      <w:r>
+        <w:t xml:space="preserve"> </w:t>
+      </w:r>
+      <w:r>
+        <w:rPr>
+          <w:i/>
+          <w:iCs/>
+        </w:rPr>
+        <w:t xml:space="preserve">t</w:t>
+      </w:r>
+      <w:r>
+        <w:t xml:space="preserve">-tests</w:t>
       </w:r>
     </w:p>
     <w:p>
@@ -12196,7 +12852,7 @@
         <w:pStyle w:val="Compact"/>
         <w:numPr>
           <w:ilvl w:val="0"/>
-          <w:numId w:val="1028"/>
+          <w:numId w:val="1030"/>
         </w:numPr>
       </w:pPr>
       <w:r>
@@ -12210,7 +12866,7 @@
           <w:b/>
           <w:bCs/>
         </w:rPr>
-        <w:t xml:space="preserve">answers</w:t>
+        <w:t xml:space="preserve">four answers</w:t>
       </w:r>
       <w:r>
         <w:t xml:space="preserve"> </w:t>
@@ -12219,8 +12875,8 @@
         <w:t xml:space="preserve">in the script are what you hand in</w:t>
       </w:r>
     </w:p>
-    <w:bookmarkEnd w:id="95"/>
-    <w:bookmarkStart w:id="96" w:name="what-we-learned-today"/>
+    <w:bookmarkEnd w:id="98"/>
+    <w:bookmarkStart w:id="99" w:name="what-we-learned-today"/>
     <w:p>
       <w:pPr>
         <w:pStyle w:val="Heading1"/>
@@ -12246,7 +12902,7 @@
         <w:pStyle w:val="Compact"/>
         <w:numPr>
           <w:ilvl w:val="0"/>
-          <w:numId w:val="1029"/>
+          <w:numId w:val="1031"/>
         </w:numPr>
       </w:pPr>
       <w:r>
@@ -12268,7 +12924,7 @@
         <w:pStyle w:val="Compact"/>
         <w:numPr>
           <w:ilvl w:val="0"/>
-          <w:numId w:val="1029"/>
+          <w:numId w:val="1031"/>
         </w:numPr>
       </w:pPr>
       <m:oMath>
@@ -12332,7 +12988,7 @@
         <w:pStyle w:val="Compact"/>
         <w:numPr>
           <w:ilvl w:val="0"/>
-          <w:numId w:val="1029"/>
+          <w:numId w:val="1031"/>
         </w:numPr>
       </w:pPr>
       <w:r>
@@ -12353,204 +13009,6 @@
       </w:r>
       <w:r>
         <w:t xml:space="preserve">is one point’s miss: observed − predicted</w:t>
-      </w:r>
-    </w:p>
-    <w:p>
-      <w:pPr>
-        <w:pStyle w:val="Compact"/>
-        <w:numPr>
-          <w:ilvl w:val="0"/>
-          <w:numId w:val="1029"/>
-        </w:numPr>
-      </w:pPr>
-      <w:r>
-        <w:rPr>
-          <w:b/>
-          <w:bCs/>
-        </w:rPr>
-        <w:t xml:space="preserve">R²</w:t>
-      </w:r>
-      <w:r>
-        <w:t xml:space="preserve"> </w:t>
-      </w:r>
-      <w:r>
-        <w:t xml:space="preserve">= how tight the fit is;</w:t>
-      </w:r>
-      <w:r>
-        <w:t xml:space="preserve"> </w:t>
-      </w:r>
-      <w:r>
-        <w:rPr>
-          <w:b/>
-          <w:bCs/>
-          <w:i/>
-          <w:iCs/>
-        </w:rPr>
-        <w:t xml:space="preserve">p</w:t>
-      </w:r>
-      <w:r>
-        <w:t xml:space="preserve"> </w:t>
-      </w:r>
-      <w:r>
-        <w:t xml:space="preserve">= whether the slope is real</w:t>
-      </w:r>
-    </w:p>
-    <w:p>
-      <w:pPr>
-        <w:pStyle w:val="Compact"/>
-        <w:numPr>
-          <w:ilvl w:val="0"/>
-          <w:numId w:val="1029"/>
-        </w:numPr>
-      </w:pPr>
-      <w:r>
-        <w:t xml:space="preserve">Check the</w:t>
-      </w:r>
-      <w:r>
-        <w:t xml:space="preserve"> </w:t>
-      </w:r>
-      <w:r>
-        <w:rPr>
-          <w:b/>
-          <w:bCs/>
-        </w:rPr>
-        <w:t xml:space="preserve">residuals</w:t>
-      </w:r>
-      <w:r>
-        <w:t xml:space="preserve"> </w:t>
-      </w:r>
-      <w:r>
-        <w:t xml:space="preserve">— and say what you saw</w:t>
-      </w:r>
-    </w:p>
-    <w:p>
-      <w:pPr>
-        <w:pStyle w:val="FirstParagraph"/>
-      </w:pPr>
-      <w:r>
-        <w:rPr>
-          <w:b/>
-          <w:bCs/>
-        </w:rPr>
-        <w:t xml:space="preserve">The code:</w:t>
-      </w:r>
-    </w:p>
-    <w:p>
-      <w:pPr>
-        <w:pStyle w:val="Compact"/>
-        <w:numPr>
-          <w:ilvl w:val="0"/>
-          <w:numId w:val="1030"/>
-        </w:numPr>
-      </w:pPr>
-      <w:r>
-        <w:rPr>
-          <w:rStyle w:val="VerbatimChar"/>
-        </w:rPr>
-        <w:t xml:space="preserve">lm(Y ~ X, data = df)</w:t>
-      </w:r>
-      <w:r>
-        <w:t xml:space="preserve"> </w:t>
-      </w:r>
-      <w:r>
-        <w:t xml:space="preserve">— fit it</w:t>
-      </w:r>
-    </w:p>
-    <w:p>
-      <w:pPr>
-        <w:pStyle w:val="Compact"/>
-        <w:numPr>
-          <w:ilvl w:val="0"/>
-          <w:numId w:val="1030"/>
-        </w:numPr>
-      </w:pPr>
-      <w:r>
-        <w:rPr>
-          <w:rStyle w:val="VerbatimChar"/>
-        </w:rPr>
-        <w:t xml:space="preserve">summary(model)</w:t>
-      </w:r>
-      <w:r>
-        <w:t xml:space="preserve"> </w:t>
-      </w:r>
-      <w:r>
-        <w:t xml:space="preserve">— slope, intercept,</w:t>
-      </w:r>
-      <w:r>
-        <w:t xml:space="preserve"> </w:t>
-      </w:r>
-      <w:r>
-        <w:rPr>
-          <w:i/>
-          <w:iCs/>
-        </w:rPr>
-        <w:t xml:space="preserve">p</w:t>
-      </w:r>
-      <w:r>
-        <w:t xml:space="preserve">, R²</w:t>
-      </w:r>
-    </w:p>
-    <w:p>
-      <w:pPr>
-        <w:pStyle w:val="Compact"/>
-        <w:numPr>
-          <w:ilvl w:val="0"/>
-          <w:numId w:val="1030"/>
-        </w:numPr>
-      </w:pPr>
-      <w:r>
-        <w:rPr>
-          <w:rStyle w:val="VerbatimChar"/>
-        </w:rPr>
-        <w:t xml:space="preserve">geom_smooth(method = "lm")</w:t>
-      </w:r>
-      <w:r>
-        <w:t xml:space="preserve"> </w:t>
-      </w:r>
-      <w:r>
-        <w:t xml:space="preserve">— draw it</w:t>
-      </w:r>
-    </w:p>
-    <w:p>
-      <w:pPr>
-        <w:pStyle w:val="Compact"/>
-        <w:numPr>
-          <w:ilvl w:val="0"/>
-          <w:numId w:val="1030"/>
-        </w:numPr>
-      </w:pPr>
-      <w:r>
-        <w:rPr>
-          <w:rStyle w:val="VerbatimChar"/>
-        </w:rPr>
-        <w:t xml:space="preserve">plot(model)</w:t>
-      </w:r>
-      <w:r>
-        <w:t xml:space="preserve"> </w:t>
-      </w:r>
-      <w:r>
-        <w:t xml:space="preserve">— check it</w:t>
-      </w:r>
-    </w:p>
-    <w:p>
-      <w:pPr>
-        <w:pStyle w:val="Compact"/>
-        <w:numPr>
-          <w:ilvl w:val="0"/>
-          <w:numId w:val="1030"/>
-        </w:numPr>
-      </w:pPr>
-      <w:r>
-        <w:rPr>
-          <w:rStyle w:val="VerbatimChar"/>
-        </w:rPr>
-        <w:t xml:space="preserve">predict(model, newdata = ...)</w:t>
-      </w:r>
-      <w:r>
-        <w:t xml:space="preserve"> </w:t>
-      </w:r>
-      <w:r>
-        <w:t xml:space="preserve">— use it</w:t>
       </w:r>
     </w:p>
     <w:p>
@@ -12566,44 +13024,59 @@
           <w:b/>
           <w:bCs/>
         </w:rPr>
-        <w:t xml:space="preserve">Hand in:</w:t>
-      </w:r>
-      <w:r>
-        <w:t xml:space="preserve"> </w:t>
-      </w:r>
-      <w:r>
-        <w:t xml:space="preserve">your finished</w:t>
-      </w:r>
-      <w:r>
-        <w:t xml:space="preserve"> </w:t>
-      </w:r>
-      <w:r>
-        <w:rPr>
-          <w:rStyle w:val="VerbatimChar"/>
-        </w:rPr>
-        <w:t xml:space="preserve">scripts/11_regression.R</w:t>
-      </w:r>
-      <w:r>
-        <w:t xml:space="preserve"> </w:t>
-      </w:r>
-      <w:r>
-        <w:t xml:space="preserve">— the code is given; your</w:t>
-      </w:r>
-      <w:r>
-        <w:t xml:space="preserve"> </w:t>
-      </w:r>
-      <w:r>
-        <w:rPr>
-          <w:b/>
-          <w:bCs/>
-        </w:rPr>
-        <w:t xml:space="preserve">answers</w:t>
-      </w:r>
-      <w:r>
-        <w:t xml:space="preserve"> </w:t>
-      </w:r>
-      <w:r>
-        <w:t xml:space="preserve">are graded</w:t>
+        <w:t xml:space="preserve">R²</w:t>
+      </w:r>
+      <w:r>
+        <w:t xml:space="preserve"> </w:t>
+      </w:r>
+      <w:r>
+        <w:t xml:space="preserve">= how tight the fit is;</w:t>
+      </w:r>
+      <w:r>
+        <w:t xml:space="preserve"> </w:t>
+      </w:r>
+      <w:r>
+        <w:rPr>
+          <w:b/>
+          <w:bCs/>
+          <w:i/>
+          <w:iCs/>
+        </w:rPr>
+        <w:t xml:space="preserve">p</w:t>
+      </w:r>
+      <w:r>
+        <w:t xml:space="preserve"> </w:t>
+      </w:r>
+      <w:r>
+        <w:t xml:space="preserve">= whether the slope is real</w:t>
+      </w:r>
+    </w:p>
+    <w:p>
+      <w:pPr>
+        <w:pStyle w:val="Compact"/>
+        <w:numPr>
+          <w:ilvl w:val="0"/>
+          <w:numId w:val="1031"/>
+        </w:numPr>
+      </w:pPr>
+      <w:r>
+        <w:t xml:space="preserve">Check the</w:t>
+      </w:r>
+      <w:r>
+        <w:t xml:space="preserve"> </w:t>
+      </w:r>
+      <w:r>
+        <w:rPr>
+          <w:b/>
+          <w:bCs/>
+        </w:rPr>
+        <w:t xml:space="preserve">residuals</w:t>
+      </w:r>
+      <w:r>
+        <w:t xml:space="preserve"> </w:t>
+      </w:r>
+      <w:r>
+        <w:t xml:space="preserve">— and say what you saw</w:t>
       </w:r>
     </w:p>
     <w:p>
@@ -12615,7 +13088,7 @@
           <w:b/>
           <w:bCs/>
         </w:rPr>
-        <w:t xml:space="preserve">📖 W&amp;S Ch. 17:</w:t>
+        <w:t xml:space="preserve">The code:</w:t>
       </w:r>
     </w:p>
     <w:p>
@@ -12627,7 +13100,16 @@
         </w:numPr>
       </w:pPr>
       <w:r>
-        <w:t xml:space="preserve">§17.1 Linear regression · §17.2 Prediction</w:t>
+        <w:rPr>
+          <w:rStyle w:val="VerbatimChar"/>
+        </w:rPr>
+        <w:t xml:space="preserve">lm(Y ~ X, data = df)</w:t>
+      </w:r>
+      <w:r>
+        <w:t xml:space="preserve"> </w:t>
+      </w:r>
+      <w:r>
+        <w:t xml:space="preserve">— fit it</w:t>
       </w:r>
     </w:p>
     <w:p>
@@ -12639,7 +13121,29 @@
         </w:numPr>
       </w:pPr>
       <w:r>
-        <w:t xml:space="preserve">§17.3 Testing the slope · §17.4 R²</w:t>
+        <w:rPr>
+          <w:rStyle w:val="VerbatimChar"/>
+        </w:rPr>
+        <w:t xml:space="preserve">summary(model)</w:t>
+      </w:r>
+      <w:r>
+        <w:t xml:space="preserve"> </w:t>
+      </w:r>
+      <w:r>
+        <w:t xml:space="preserve">— slope, intercept,</w:t>
+      </w:r>
+      <w:r>
+        <w:t xml:space="preserve"> </w:t>
+      </w:r>
+      <w:r>
+        <w:rPr>
+          <w:i/>
+          <w:iCs/>
+        </w:rPr>
+        <w:t xml:space="preserve">p</w:t>
+      </w:r>
+      <w:r>
+        <w:t xml:space="preserve">, R²</w:t>
       </w:r>
     </w:p>
     <w:p>
@@ -12651,19 +13155,58 @@
         </w:numPr>
       </w:pPr>
       <w:r>
-        <w:t xml:space="preserve">§17.5 Assumptions</w:t>
-      </w:r>
-    </w:p>
-    <w:p>
-      <w:pPr>
-        <w:pStyle w:val="FirstParagraph"/>
-      </w:pPr>
-      <w:r>
-        <w:rPr>
-          <w:b/>
-          <w:bCs/>
-        </w:rPr>
-        <w:t xml:space="preserve">Up next — Lecture 12:</w:t>
+        <w:rPr>
+          <w:rStyle w:val="VerbatimChar"/>
+        </w:rPr>
+        <w:t xml:space="preserve">geom_smooth(method = "lm")</w:t>
+      </w:r>
+      <w:r>
+        <w:t xml:space="preserve"> </w:t>
+      </w:r>
+      <w:r>
+        <w:t xml:space="preserve">— draw it</w:t>
+      </w:r>
+    </w:p>
+    <w:p>
+      <w:pPr>
+        <w:pStyle w:val="Compact"/>
+        <w:numPr>
+          <w:ilvl w:val="0"/>
+          <w:numId w:val="1032"/>
+        </w:numPr>
+      </w:pPr>
+      <w:r>
+        <w:rPr>
+          <w:rStyle w:val="VerbatimChar"/>
+        </w:rPr>
+        <w:t xml:space="preserve">plot(model)</w:t>
+      </w:r>
+      <w:r>
+        <w:t xml:space="preserve"> </w:t>
+      </w:r>
+      <w:r>
+        <w:t xml:space="preserve">— check it</w:t>
+      </w:r>
+    </w:p>
+    <w:p>
+      <w:pPr>
+        <w:pStyle w:val="Compact"/>
+        <w:numPr>
+          <w:ilvl w:val="0"/>
+          <w:numId w:val="1032"/>
+        </w:numPr>
+      </w:pPr>
+      <w:r>
+        <w:rPr>
+          <w:rStyle w:val="VerbatimChar"/>
+        </w:rPr>
+        <w:t xml:space="preserve">7.660e-03</w:t>
+      </w:r>
+      <w:r>
+        <w:t xml:space="preserve"> </w:t>
+      </w:r>
+      <w:r>
+        <w:t xml:space="preserve">= 0.007660 — reading scientific notation</w:t>
       </w:r>
     </w:p>
     <w:p>
@@ -12675,7 +13218,17 @@
         </w:numPr>
       </w:pPr>
       <w:r>
-        <w:t xml:space="preserve">Pulling real climate data into R with</w:t>
+        <w:rPr>
+          <w:b/>
+          <w:bCs/>
+        </w:rPr>
+        <w:t xml:space="preserve">Hand in:</w:t>
+      </w:r>
+      <w:r>
+        <w:t xml:space="preserve"> </w:t>
+      </w:r>
+      <w:r>
+        <w:t xml:space="preserve">your finished</w:t>
       </w:r>
       <w:r>
         <w:t xml:space="preserve"> </w:t>
@@ -12684,7 +13237,41 @@
         <w:rPr>
           <w:rStyle w:val="VerbatimChar"/>
         </w:rPr>
-        <w:t xml:space="preserve">GSODR</w:t>
+        <w:t xml:space="preserve">scripts/11_regression.R</w:t>
+      </w:r>
+      <w:r>
+        <w:t xml:space="preserve"> </w:t>
+      </w:r>
+      <w:r>
+        <w:t xml:space="preserve">— the code is given; your</w:t>
+      </w:r>
+      <w:r>
+        <w:t xml:space="preserve"> </w:t>
+      </w:r>
+      <w:r>
+        <w:rPr>
+          <w:b/>
+          <w:bCs/>
+        </w:rPr>
+        <w:t xml:space="preserve">answers</w:t>
+      </w:r>
+      <w:r>
+        <w:t xml:space="preserve"> </w:t>
+      </w:r>
+      <w:r>
+        <w:t xml:space="preserve">are graded</w:t>
+      </w:r>
+    </w:p>
+    <w:p>
+      <w:pPr>
+        <w:pStyle w:val="FirstParagraph"/>
+      </w:pPr>
+      <w:r>
+        <w:rPr>
+          <w:b/>
+          <w:bCs/>
+        </w:rPr>
+        <w:t xml:space="preserve">📖 W&amp;S Ch. 17:</w:t>
       </w:r>
     </w:p>
     <w:p>
@@ -12692,11 +13279,11 @@
         <w:pStyle w:val="Compact"/>
         <w:numPr>
           <w:ilvl w:val="0"/>
-          <w:numId w:val="1033"/>
+          <w:numId w:val="1034"/>
         </w:numPr>
       </w:pPr>
       <w:r>
-        <w:t xml:space="preserve">Summarizing daily weather into yearly values</w:t>
+        <w:t xml:space="preserve">§17.1 Linear regression · §17.2 Prediction</w:t>
       </w:r>
     </w:p>
     <w:p>
@@ -12704,7 +13291,76 @@
         <w:pStyle w:val="Compact"/>
         <w:numPr>
           <w:ilvl w:val="0"/>
-          <w:numId w:val="1033"/>
+          <w:numId w:val="1034"/>
+        </w:numPr>
+      </w:pPr>
+      <w:r>
+        <w:t xml:space="preserve">§17.3 Testing the slope · §17.4 R²</w:t>
+      </w:r>
+    </w:p>
+    <w:p>
+      <w:pPr>
+        <w:pStyle w:val="Compact"/>
+        <w:numPr>
+          <w:ilvl w:val="0"/>
+          <w:numId w:val="1034"/>
+        </w:numPr>
+      </w:pPr>
+      <w:r>
+        <w:t xml:space="preserve">§17.5 Assumptions</w:t>
+      </w:r>
+    </w:p>
+    <w:p>
+      <w:pPr>
+        <w:pStyle w:val="FirstParagraph"/>
+      </w:pPr>
+      <w:r>
+        <w:rPr>
+          <w:b/>
+          <w:bCs/>
+        </w:rPr>
+        <w:t xml:space="preserve">Up next — Lecture 12:</w:t>
+      </w:r>
+    </w:p>
+    <w:p>
+      <w:pPr>
+        <w:pStyle w:val="Compact"/>
+        <w:numPr>
+          <w:ilvl w:val="0"/>
+          <w:numId w:val="1035"/>
+        </w:numPr>
+      </w:pPr>
+      <w:r>
+        <w:t xml:space="preserve">Pulling real climate data into R with</w:t>
+      </w:r>
+      <w:r>
+        <w:t xml:space="preserve"> </w:t>
+      </w:r>
+      <w:r>
+        <w:rPr>
+          <w:rStyle w:val="VerbatimChar"/>
+        </w:rPr>
+        <w:t xml:space="preserve">GSODR</w:t>
+      </w:r>
+    </w:p>
+    <w:p>
+      <w:pPr>
+        <w:pStyle w:val="Compact"/>
+        <w:numPr>
+          <w:ilvl w:val="0"/>
+          <w:numId w:val="1035"/>
+        </w:numPr>
+      </w:pPr>
+      <w:r>
+        <w:t xml:space="preserve">Summarizing daily weather into yearly values</w:t>
+      </w:r>
+    </w:p>
+    <w:p>
+      <w:pPr>
+        <w:pStyle w:val="Compact"/>
+        <w:numPr>
+          <w:ilvl w:val="0"/>
+          <w:numId w:val="1035"/>
         </w:numPr>
       </w:pPr>
       <w:r>
@@ -12747,7 +13403,7 @@
         <w:pStyle w:val="Compact"/>
         <w:numPr>
           <w:ilvl w:val="1"/>
-          <w:numId w:val="1034"/>
+          <w:numId w:val="1036"/>
         </w:numPr>
       </w:pPr>
       <w:r>
@@ -12759,14 +13415,14 @@
         <w:pStyle w:val="Compact"/>
         <w:numPr>
           <w:ilvl w:val="1"/>
-          <w:numId w:val="1034"/>
+          <w:numId w:val="1036"/>
         </w:numPr>
       </w:pPr>
       <w:r>
         <w:t xml:space="preserve">and you write that regression yourself</w:t>
       </w:r>
     </w:p>
-    <w:bookmarkEnd w:id="96"/>
+    <w:bookmarkEnd w:id="99"/>
     <w:sectPr>
       <w:pgSz w:h="15840" w:w="12240"/>
       <w:pgMar w:bottom="720" w:footer="432" w:gutter="0" w:header="432" w:left="720" w:right="1008" w:top="720"/>
@@ -13223,6 +13879,12 @@
     <w:abstractNumId w:val="991"/>
   </w:num>
   <w:num w:numId="1034">
+    <w:abstractNumId w:val="991"/>
+  </w:num>
+  <w:num w:numId="1035">
+    <w:abstractNumId w:val="991"/>
+  </w:num>
+  <w:num w:numId="1036">
     <w:abstractNumId w:val="991"/>
   </w:num>
 </w:numbering>

--- a/docs/content/regression/regression_lecture.docx
+++ b/docs/content/regression/regression_lecture.docx
@@ -31,7 +31,7 @@
         <w:pStyle w:val="Date"/>
       </w:pPr>
       <w:r>
-        <w:t xml:space="preserve">2026-10-08</w:t>
+        <w:t xml:space="preserve">2026-10-09</w:t>
       </w:r>
     </w:p>
     <w:bookmarkStart w:id="12" w:name="where-we-left-off-lectures-0910"/>

--- a/docs/content/regression/regression_lecture.docx
+++ b/docs/content/regression/regression_lecture.docx
@@ -31,7 +31,7 @@
         <w:pStyle w:val="Date"/>
       </w:pPr>
       <w:r>
-        <w:t xml:space="preserve">2026-10-09</w:t>
+        <w:t xml:space="preserve">2026-10-19</w:t>
       </w:r>
     </w:p>
     <w:bookmarkStart w:id="12" w:name="where-we-left-off-lectures-0910"/>

--- a/docs/content/regression/regression_lecture.docx
+++ b/docs/content/regression/regression_lecture.docx
@@ -31,7 +31,7 @@
         <w:pStyle w:val="Date"/>
       </w:pPr>
       <w:r>
-        <w:t xml:space="preserve">2026-10-19</w:t>
+        <w:t xml:space="preserve">2026-10-22</w:t>
       </w:r>
     </w:p>
     <w:bookmarkStart w:id="12" w:name="where-we-left-off-lectures-0910"/>
